--- a/Memoria proyecto IA (ingles).docx
+++ b/Memoria proyecto IA (ingles).docx
@@ -3,37 +3,16 @@
 <w:document xmlns:wpc="http://schemas.microsoft.com/office/word/2010/wordprocessingCanvas" xmlns:cx="http://schemas.microsoft.com/office/drawing/2014/chartex" xmlns:cx1="http://schemas.microsoft.com/office/drawing/2015/9/8/chartex" xmlns:cx2="http://schemas.microsoft.com/office/drawing/2015/10/21/chartex" xmlns:cx3="http://schemas.microsoft.com/office/drawing/2016/5/9/chartex" xmlns:cx4="http://schemas.microsoft.com/office/drawing/2016/5/10/chartex" xmlns:cx5="http://schemas.microsoft.com/office/drawing/2016/5/11/chartex" xmlns:cx6="http://schemas.microsoft.com/office/drawing/2016/5/12/chartex" xmlns:cx7="http://schemas.microsoft.com/office/drawing/2016/5/13/chartex" xmlns:cx8="http://schemas.microsoft.com/office/drawing/2016/5/14/chartex" xmlns:mc="http://schemas.openxmlformats.org/markup-compatibility/2006" xmlns:aink="http://schemas.microsoft.com/office/drawing/2016/ink" xmlns:am3d="http://schemas.microsoft.com/office/drawing/2017/model3d" xmlns:o="urn:schemas-microsoft-com:office:office" xmlns:oel="http://schemas.microsoft.com/office/2019/extlst" xmlns:r="http://schemas.openxmlformats.org/officeDocument/2006/relationships" xmlns:m="http://schemas.openxmlformats.org/officeDocument/2006/math" xmlns:v="urn:schemas-microsoft-com:vml" xmlns:wp14="http://schemas.microsoft.com/office/word/2010/wordprocessingDrawing" xmlns:wp="http://schemas.openxmlformats.org/drawingml/2006/wordprocessingDrawing" xmlns:w10="urn:schemas-microsoft-com:office:word" xmlns:w="http://schemas.openxmlformats.org/wordprocessingml/2006/main" xmlns:w14="http://schemas.microsoft.com/office/word/2010/wordml" xmlns:w15="http://schemas.microsoft.com/office/word/2012/wordml" xmlns:w16cex="http://schemas.microsoft.com/office/word/2018/wordml/cex" xmlns:w16cid="http://schemas.microsoft.com/office/word/2016/wordml/cid" xmlns:w16="http://schemas.microsoft.com/office/word/2018/wordml" xmlns:w16du="http://schemas.microsoft.com/office/word/2023/wordml/word16du" xmlns:w16sdtdh="http://schemas.microsoft.com/office/word/2020/wordml/sdtdatahash" xmlns:w16sdtfl="http://schemas.microsoft.com/office/word/2024/wordml/sdtformatlock" xmlns:w16se="http://schemas.microsoft.com/office/word/2015/wordml/symex" xmlns:wpg="http://schemas.microsoft.com/office/word/2010/wordprocessingGroup" xmlns:wpi="http://schemas.microsoft.com/office/word/2010/wordprocessingInk" xmlns:wne="http://schemas.microsoft.com/office/word/2006/wordml" xmlns:wps="http://schemas.microsoft.com/office/word/2010/wordprocessingShape" mc:Ignorable="w14 w15 w16se w16cid w16 w16cex w16sdtdh w16sdtfl w16du wp14">
   <w:body>
     <w:p>
-      <w:pPr>
+      <w:r>
         <w:rPr>
           <w:sz w:val="56"/>
           <w:szCs w:val="56"/>
         </w:rPr>
-      </w:pPr>
-      <w:r>
-        <w:rPr>
-          <w:sz w:val="56"/>
-          <w:szCs w:val="56"/>
-        </w:rPr>
-        <w:t>CURSO DE INTE</w:t>
-      </w:r>
-      <w:r>
-        <w:rPr>
-          <w:sz w:val="56"/>
-          <w:szCs w:val="56"/>
-        </w:rPr>
-        <w:t>L</w:t>
-      </w:r>
-      <w:r>
-        <w:rPr>
-          <w:sz w:val="56"/>
-          <w:szCs w:val="56"/>
-        </w:rPr>
-        <w:t>IGENCIA ARTIFICIAL</w:t>
+        <w:t>ARTIFICIAL INTELLIGENCE COURSE</w:t>
       </w:r>
     </w:p>
     <w:p/>
     <w:p/>
-    <w:p/>
     <w:p>
       <w:pPr>
         <w:jc w:val="center"/>
@@ -47,7 +26,7 @@
           <w:sz w:val="28"/>
           <w:szCs w:val="28"/>
         </w:rPr>
-        <w:t>PREDICCIÓN DEL PAÍS DE ORIGEN DE UNA IMAGEN</w:t>
+        <w:t xml:space="preserve">IMAGE-BASED COUNTRY OF ORIGIN </w:t>
       </w:r>
     </w:p>
     <w:p>
@@ -63,7 +42,7 @@
           <w:sz w:val="28"/>
           <w:szCs w:val="28"/>
         </w:rPr>
-        <w:t>MEDIANTE TÉCNICAS DE DEEP LEARNING Y</w:t>
+        <w:t xml:space="preserve">PREDICTION USING DEEP LEARNING </w:t>
       </w:r>
     </w:p>
     <w:p>
@@ -79,11 +58,14 @@
           <w:sz w:val="28"/>
           <w:szCs w:val="28"/>
         </w:rPr>
-        <w:t>TRANSFER LEARNING</w:t>
-      </w:r>
-    </w:p>
-    <w:p>
-      <w:r>
+        <w:t>AND TRANSFER LEARNING TECHNIQUES</w:t>
+      </w:r>
+    </w:p>
+    <w:p>
+      <w:r>
+        <w:rPr>
+          <w:noProof/>
+        </w:rPr>
         <w:drawing>
           <wp:anchor distT="0" distB="0" distL="114300" distR="114300" simplePos="0" relativeHeight="251658240" behindDoc="0" locked="0" layoutInCell="1" allowOverlap="1" wp14:anchorId="6447119D" wp14:editId="1A4AB3C7">
             <wp:simplePos x="0" y="0"/>
@@ -152,13 +134,15 @@
       </w:r>
     </w:p>
     <w:p>
-      <w:r>
-        <w:rPr>
-          <w:b/>
-          <w:bCs/>
-        </w:rPr>
-        <w:t>Autores</w:t>
-      </w:r>
+      <w:proofErr w:type="spellStart"/>
+      <w:r>
+        <w:rPr>
+          <w:b/>
+          <w:bCs/>
+        </w:rPr>
+        <w:t>Authors</w:t>
+      </w:r>
+      <w:proofErr w:type="spellEnd"/>
       <w:r>
         <w:t xml:space="preserve">                                                                                                 </w:t>
       </w:r>
@@ -167,7 +151,7 @@
           <w:b/>
           <w:bCs/>
         </w:rPr>
-        <w:t>Tutor</w:t>
+        <w:t>Supervisor</w:t>
       </w:r>
     </w:p>
     <w:p>
@@ -177,11 +161,22 @@
       <w:r>
         <w:t xml:space="preserve">                                                                        </w:t>
       </w:r>
-      <w:r>
-        <w:t>Jose Carlos Grau Ibanez</w:t>
-      </w:r>
-    </w:p>
-    <w:p>
+      <w:proofErr w:type="spellStart"/>
+      <w:r>
+        <w:t>Jose</w:t>
+      </w:r>
+      <w:proofErr w:type="spellEnd"/>
+      <w:r>
+        <w:t xml:space="preserve"> Carlos Grau Ibanez</w:t>
+      </w:r>
+    </w:p>
+    <w:p>
+      <w:pPr>
+        <w:rPr>
+          <w:b/>
+          <w:bCs/>
+        </w:rPr>
+      </w:pPr>
       <w:r>
         <w:t>Gerardo Castro Prieto</w:t>
       </w:r>
@@ -193,27 +188,19 @@
           <w:b/>
           <w:bCs/>
         </w:rPr>
-        <w:t>Fecha</w:t>
-      </w:r>
-      <w:r>
-        <w:t xml:space="preserve"> </w:t>
-      </w:r>
-    </w:p>
-    <w:p>
-      <w:r>
-        <w:t>Ariadna Vesga Díaz</w:t>
-      </w:r>
-      <w:r>
-        <w:t xml:space="preserve">                                                                              Julio 2026</w:t>
-      </w:r>
-    </w:p>
-    <w:p>
-      <w:pPr>
-        <w:rPr>
-          <w:i/>
-          <w:iCs/>
-          <w:sz w:val="28"/>
-          <w:szCs w:val="28"/>
+        <w:t>Date</w:t>
+      </w:r>
+    </w:p>
+    <w:p>
+      <w:r>
+        <w:t>Ariadna Vesga Díaz                                                                              Julio 2026</w:t>
+      </w:r>
+    </w:p>
+    <w:p>
+      <w:pPr>
+        <w:rPr>
+          <w:i/>
+          <w:iCs/>
         </w:rPr>
       </w:pPr>
       <w:r>
@@ -223,273 +210,851 @@
         <w:rPr>
           <w:i/>
           <w:iCs/>
-          <w:sz w:val="28"/>
-          <w:szCs w:val="28"/>
         </w:rPr>
         <w:lastRenderedPageBreak/>
-        <w:t>ÍNDICE</w:t>
-      </w:r>
-    </w:p>
-    <w:p>
-      <w:pPr>
-        <w:rPr>
-          <w:b/>
-          <w:bCs/>
-        </w:rPr>
-      </w:pPr>
-      <w:r>
-        <w:rPr>
-          <w:b/>
-          <w:bCs/>
-        </w:rPr>
-        <w:t>1. Introducción</w:t>
-      </w:r>
-    </w:p>
-    <w:p>
-      <w:r>
-        <w:t>1.1 Contexto del problema</w:t>
-      </w:r>
+        <w:t>TABLE OF CONTENTS</w:t>
+      </w:r>
+    </w:p>
+    <w:p>
+      <w:bookmarkStart w:id="0" w:name="_Hlk235577748"/>
+      <w:r>
+        <w:rPr>
+          <w:b/>
+          <w:bCs/>
+        </w:rPr>
+        <w:t xml:space="preserve">1. </w:t>
+      </w:r>
+      <w:proofErr w:type="spellStart"/>
+      <w:r>
+        <w:rPr>
+          <w:b/>
+          <w:bCs/>
+        </w:rPr>
+        <w:t>Introduction</w:t>
+      </w:r>
+      <w:proofErr w:type="spellEnd"/>
       <w:r>
         <w:br/>
-        <w:t>1.2 Motivación</w:t>
-      </w:r>
+        <w:t xml:space="preserve">1.1 </w:t>
+      </w:r>
+      <w:proofErr w:type="spellStart"/>
+      <w:r>
+        <w:t>Problem</w:t>
+      </w:r>
+      <w:proofErr w:type="spellEnd"/>
+      <w:r>
+        <w:t xml:space="preserve"> </w:t>
+      </w:r>
+      <w:proofErr w:type="spellStart"/>
+      <w:r>
+        <w:t>context</w:t>
+      </w:r>
+      <w:proofErr w:type="spellEnd"/>
       <w:r>
         <w:br/>
-        <w:t>1.3 Objetivos del proyecto</w:t>
+        <w:t>1.2 Motivation</w:t>
       </w:r>
       <w:r>
         <w:br/>
-        <w:t>1.4 Organización de</w:t>
-      </w:r>
-      <w:r>
-        <w:t>l proyecto</w:t>
-      </w:r>
-    </w:p>
+        <w:t xml:space="preserve">1.3 Project </w:t>
+      </w:r>
+      <w:proofErr w:type="spellStart"/>
+      <w:r>
+        <w:t>objectives</w:t>
+      </w:r>
+      <w:proofErr w:type="spellEnd"/>
+      <w:r>
+        <w:br/>
+        <w:t xml:space="preserve">1.4 Project </w:t>
+      </w:r>
+      <w:proofErr w:type="spellStart"/>
+      <w:r>
+        <w:t>organization</w:t>
+      </w:r>
+      <w:proofErr w:type="spellEnd"/>
+    </w:p>
+    <w:bookmarkEnd w:id="0"/>
     <w:p/>
     <w:p>
-      <w:pPr>
-        <w:rPr>
-          <w:b/>
-          <w:bCs/>
-        </w:rPr>
-      </w:pPr>
-      <w:r>
-        <w:rPr>
-          <w:b/>
-          <w:bCs/>
-        </w:rPr>
-        <w:t>2. Fundamentos teóricos</w:t>
-      </w:r>
-    </w:p>
-    <w:p>
-      <w:r>
-        <w:t>2.1 Inteligencia Artificial y Deep Learning</w:t>
-      </w:r>
+      <w:bookmarkStart w:id="1" w:name="_Hlk235578259"/>
+      <w:r>
+        <w:rPr>
+          <w:b/>
+          <w:bCs/>
+        </w:rPr>
+        <w:t xml:space="preserve">2. </w:t>
+      </w:r>
+      <w:proofErr w:type="spellStart"/>
+      <w:r>
+        <w:rPr>
+          <w:b/>
+          <w:bCs/>
+        </w:rPr>
+        <w:t>Theoretical</w:t>
+      </w:r>
+      <w:proofErr w:type="spellEnd"/>
+      <w:r>
+        <w:rPr>
+          <w:b/>
+          <w:bCs/>
+        </w:rPr>
+        <w:t xml:space="preserve"> </w:t>
+      </w:r>
+      <w:proofErr w:type="spellStart"/>
+      <w:r>
+        <w:rPr>
+          <w:b/>
+          <w:bCs/>
+        </w:rPr>
+        <w:t>background</w:t>
+      </w:r>
+      <w:bookmarkEnd w:id="1"/>
+      <w:proofErr w:type="spellEnd"/>
       <w:r>
         <w:br/>
-        <w:t>2.2 Redes Neuronales Convolucionales (CNN)</w:t>
-      </w:r>
+        <w:t xml:space="preserve">2.1 Artificial </w:t>
+      </w:r>
+      <w:proofErr w:type="spellStart"/>
+      <w:r>
+        <w:t>Intelligence</w:t>
+      </w:r>
+      <w:proofErr w:type="spellEnd"/>
+      <w:r>
+        <w:t xml:space="preserve"> and Deep </w:t>
+      </w:r>
+      <w:proofErr w:type="spellStart"/>
+      <w:r>
+        <w:t>Learning</w:t>
+      </w:r>
+      <w:proofErr w:type="spellEnd"/>
       <w:r>
         <w:br/>
-        <w:t>2.3 Transfer Learning</w:t>
+        <w:t xml:space="preserve">2.2 </w:t>
+      </w:r>
+      <w:proofErr w:type="spellStart"/>
+      <w:r>
+        <w:t>Convolutional</w:t>
+      </w:r>
+      <w:proofErr w:type="spellEnd"/>
+      <w:r>
+        <w:t xml:space="preserve"> Neural Networks (</w:t>
+      </w:r>
+      <w:proofErr w:type="spellStart"/>
+      <w:r>
+        <w:t>CNNs</w:t>
+      </w:r>
+      <w:proofErr w:type="spellEnd"/>
+      <w:r>
+        <w:t>)</w:t>
       </w:r>
       <w:r>
         <w:br/>
-        <w:t>2.4 Modelos preentrenados</w:t>
-      </w:r>
+        <w:t xml:space="preserve">2.3 Transfer </w:t>
+      </w:r>
+      <w:proofErr w:type="spellStart"/>
+      <w:r>
+        <w:t>Learning</w:t>
+      </w:r>
+      <w:proofErr w:type="spellEnd"/>
+      <w:r>
+        <w:br/>
+        <w:t xml:space="preserve">2.4 </w:t>
+      </w:r>
+      <w:proofErr w:type="spellStart"/>
+      <w:r>
+        <w:t>Pre-trained</w:t>
+      </w:r>
+      <w:proofErr w:type="spellEnd"/>
+      <w:r>
+        <w:t xml:space="preserve"> </w:t>
+      </w:r>
+      <w:proofErr w:type="spellStart"/>
+      <w:r>
+        <w:t>models</w:t>
+      </w:r>
+      <w:proofErr w:type="spellEnd"/>
       <w:r>
         <w:br/>
         <w:t>2.5 MobileNetV2</w:t>
       </w:r>
       <w:r>
         <w:br/>
-        <w:t>2.6 Data Augmentation</w:t>
-      </w:r>
+        <w:t xml:space="preserve">2.6 Data </w:t>
+      </w:r>
+      <w:proofErr w:type="spellStart"/>
+      <w:r>
+        <w:t>Augmentation</w:t>
+      </w:r>
+      <w:proofErr w:type="spellEnd"/>
       <w:r>
         <w:br/>
-        <w:t>2.7 Métricas de evaluación</w:t>
+        <w:t xml:space="preserve">2.7 </w:t>
+      </w:r>
+      <w:proofErr w:type="spellStart"/>
+      <w:r>
+        <w:t>Evaluation</w:t>
+      </w:r>
+      <w:proofErr w:type="spellEnd"/>
+      <w:r>
+        <w:t xml:space="preserve"> </w:t>
+      </w:r>
+      <w:proofErr w:type="spellStart"/>
+      <w:r>
+        <w:t>metrics</w:t>
+      </w:r>
+      <w:proofErr w:type="spellEnd"/>
+      <w:r>
+        <w:t xml:space="preserve"> </w:t>
       </w:r>
     </w:p>
     <w:p/>
     <w:p>
-      <w:pPr>
-        <w:rPr>
-          <w:b/>
-          <w:bCs/>
-        </w:rPr>
-      </w:pPr>
-      <w:r>
-        <w:rPr>
-          <w:b/>
-          <w:bCs/>
-        </w:rPr>
-        <w:t>3. Conjunto de datos</w:t>
-      </w:r>
-    </w:p>
-    <w:p>
-      <w:r>
-        <w:t>3.1 Descripción del dataset</w:t>
-      </w:r>
+      <w:r>
+        <w:rPr>
+          <w:b/>
+          <w:bCs/>
+        </w:rPr>
+        <w:t xml:space="preserve">3. </w:t>
+      </w:r>
+      <w:proofErr w:type="spellStart"/>
+      <w:r>
+        <w:rPr>
+          <w:b/>
+          <w:bCs/>
+        </w:rPr>
+        <w:t>Dataset</w:t>
+      </w:r>
+      <w:proofErr w:type="spellEnd"/>
       <w:r>
         <w:br/>
-        <w:t>3.2 Exploración inicial de los datos (EDA)</w:t>
-      </w:r>
+        <w:t xml:space="preserve">3.1 </w:t>
+      </w:r>
+      <w:proofErr w:type="spellStart"/>
+      <w:r>
+        <w:t>Dataset</w:t>
+      </w:r>
+      <w:proofErr w:type="spellEnd"/>
+      <w:r>
+        <w:t xml:space="preserve"> </w:t>
+      </w:r>
+      <w:proofErr w:type="spellStart"/>
+      <w:r>
+        <w:t>description</w:t>
+      </w:r>
+      <w:proofErr w:type="spellEnd"/>
       <w:r>
         <w:br/>
-        <w:t>3.3 Distribución de imágenes por país</w:t>
+        <w:t xml:space="preserve">3.2 </w:t>
+      </w:r>
+      <w:proofErr w:type="spellStart"/>
+      <w:r>
+        <w:t>Initial</w:t>
+      </w:r>
+      <w:proofErr w:type="spellEnd"/>
+      <w:r>
+        <w:t xml:space="preserve"> data </w:t>
+      </w:r>
+      <w:proofErr w:type="spellStart"/>
+      <w:r>
+        <w:t>exploration</w:t>
+      </w:r>
+      <w:proofErr w:type="spellEnd"/>
+      <w:r>
+        <w:t xml:space="preserve"> (EDA)</w:t>
       </w:r>
       <w:r>
         <w:br/>
-        <w:t>3.4 Visualización de ejemplos</w:t>
+        <w:t xml:space="preserve">3.3 </w:t>
+      </w:r>
+      <w:proofErr w:type="spellStart"/>
+      <w:r>
+        <w:t>Image</w:t>
+      </w:r>
+      <w:proofErr w:type="spellEnd"/>
+      <w:r>
+        <w:t xml:space="preserve"> </w:t>
+      </w:r>
+      <w:proofErr w:type="spellStart"/>
+      <w:r>
+        <w:t>distribution</w:t>
+      </w:r>
+      <w:proofErr w:type="spellEnd"/>
+      <w:r>
+        <w:t xml:space="preserve"> </w:t>
+      </w:r>
+      <w:proofErr w:type="spellStart"/>
+      <w:r>
+        <w:t>by</w:t>
+      </w:r>
+      <w:proofErr w:type="spellEnd"/>
+      <w:r>
+        <w:t xml:space="preserve"> country</w:t>
       </w:r>
       <w:r>
         <w:br/>
-        <w:t>3.5 Selección del conjunto de datos para el proyecto</w:t>
+        <w:t xml:space="preserve">3.4 </w:t>
+      </w:r>
+      <w:proofErr w:type="spellStart"/>
+      <w:r>
+        <w:t>Example</w:t>
+      </w:r>
+      <w:proofErr w:type="spellEnd"/>
+      <w:r>
+        <w:t xml:space="preserve"> </w:t>
+      </w:r>
+      <w:proofErr w:type="spellStart"/>
+      <w:r>
+        <w:t>visualization</w:t>
+      </w:r>
+      <w:proofErr w:type="spellEnd"/>
+      <w:r>
+        <w:br/>
+        <w:t xml:space="preserve">3.5 </w:t>
+      </w:r>
+      <w:proofErr w:type="spellStart"/>
+      <w:r>
+        <w:t>Dataset</w:t>
+      </w:r>
+      <w:proofErr w:type="spellEnd"/>
+      <w:r>
+        <w:t xml:space="preserve"> </w:t>
+      </w:r>
+      <w:proofErr w:type="spellStart"/>
+      <w:r>
+        <w:t>selection</w:t>
+      </w:r>
+      <w:proofErr w:type="spellEnd"/>
+      <w:r>
+        <w:t xml:space="preserve"> </w:t>
+      </w:r>
+      <w:proofErr w:type="spellStart"/>
+      <w:r>
+        <w:t>for</w:t>
+      </w:r>
+      <w:proofErr w:type="spellEnd"/>
+      <w:r>
+        <w:t xml:space="preserve"> the project</w:t>
+      </w:r>
+      <w:r>
+        <w:t xml:space="preserve"> </w:t>
       </w:r>
     </w:p>
     <w:p/>
     <w:p>
-      <w:pPr>
-        <w:rPr>
-          <w:b/>
-          <w:bCs/>
-        </w:rPr>
-      </w:pPr>
-      <w:r>
-        <w:rPr>
-          <w:b/>
-          <w:bCs/>
-        </w:rPr>
-        <w:t>4. Preprocesado de los datos</w:t>
-      </w:r>
-    </w:p>
-    <w:p>
-      <w:r>
-        <w:t>4.1 Eliminación de imágenes corruptas</w:t>
-      </w:r>
+      <w:r>
+        <w:rPr>
+          <w:b/>
+          <w:bCs/>
+        </w:rPr>
+        <w:t xml:space="preserve">4. Data </w:t>
+      </w:r>
+      <w:proofErr w:type="spellStart"/>
+      <w:r>
+        <w:rPr>
+          <w:b/>
+          <w:bCs/>
+        </w:rPr>
+        <w:t>preprocessing</w:t>
+      </w:r>
+      <w:proofErr w:type="spellEnd"/>
       <w:r>
         <w:br/>
-        <w:t>4.2 Eliminación de países con pocas imágenes</w:t>
-      </w:r>
+        <w:t xml:space="preserve">4.1 </w:t>
+      </w:r>
+      <w:proofErr w:type="spellStart"/>
+      <w:r>
+        <w:t>Removal</w:t>
+      </w:r>
+      <w:proofErr w:type="spellEnd"/>
+      <w:r>
+        <w:t xml:space="preserve"> of </w:t>
+      </w:r>
+      <w:proofErr w:type="spellStart"/>
+      <w:r>
+        <w:t>corrupted</w:t>
+      </w:r>
+      <w:proofErr w:type="spellEnd"/>
+      <w:r>
+        <w:t xml:space="preserve"> </w:t>
+      </w:r>
+      <w:proofErr w:type="spellStart"/>
+      <w:r>
+        <w:t>images</w:t>
+      </w:r>
+      <w:proofErr w:type="spellEnd"/>
       <w:r>
         <w:br/>
-        <w:t>4.3 Comprobación del tamaño y formato de las imágenes</w:t>
-      </w:r>
+        <w:t xml:space="preserve">4.2 </w:t>
+      </w:r>
+      <w:proofErr w:type="spellStart"/>
+      <w:r>
+        <w:t>Removal</w:t>
+      </w:r>
+      <w:proofErr w:type="spellEnd"/>
+      <w:r>
+        <w:t xml:space="preserve"> of </w:t>
+      </w:r>
+      <w:proofErr w:type="spellStart"/>
+      <w:r>
+        <w:t>countries</w:t>
+      </w:r>
+      <w:proofErr w:type="spellEnd"/>
+      <w:r>
+        <w:t xml:space="preserve"> with </w:t>
+      </w:r>
+      <w:proofErr w:type="spellStart"/>
+      <w:r>
+        <w:t>insufficient</w:t>
+      </w:r>
+      <w:proofErr w:type="spellEnd"/>
+      <w:r>
+        <w:t xml:space="preserve"> </w:t>
+      </w:r>
+      <w:proofErr w:type="spellStart"/>
+      <w:r>
+        <w:t>images</w:t>
+      </w:r>
+      <w:proofErr w:type="spellEnd"/>
       <w:r>
         <w:br/>
-        <w:t>4.4 Balanceo del conjunto de datos</w:t>
-      </w:r>
+        <w:t xml:space="preserve">4.3 </w:t>
+      </w:r>
+      <w:proofErr w:type="spellStart"/>
+      <w:r>
+        <w:t>Verification</w:t>
+      </w:r>
+      <w:proofErr w:type="spellEnd"/>
+      <w:r>
+        <w:t xml:space="preserve"> of </w:t>
+      </w:r>
+      <w:proofErr w:type="spellStart"/>
+      <w:r>
+        <w:t>image</w:t>
+      </w:r>
+      <w:proofErr w:type="spellEnd"/>
+      <w:r>
+        <w:t xml:space="preserve"> </w:t>
+      </w:r>
+      <w:proofErr w:type="spellStart"/>
+      <w:r>
+        <w:t>size</w:t>
+      </w:r>
+      <w:proofErr w:type="spellEnd"/>
+      <w:r>
+        <w:t xml:space="preserve"> and </w:t>
+      </w:r>
+      <w:proofErr w:type="spellStart"/>
+      <w:r>
+        <w:t>format</w:t>
+      </w:r>
+      <w:proofErr w:type="spellEnd"/>
       <w:r>
         <w:br/>
-        <w:t>4.5 División en entrenamiento, validación y prueba</w:t>
+        <w:t xml:space="preserve">4.4 </w:t>
+      </w:r>
+      <w:proofErr w:type="spellStart"/>
+      <w:r>
+        <w:t>Dataset</w:t>
+      </w:r>
+      <w:proofErr w:type="spellEnd"/>
+      <w:r>
+        <w:t xml:space="preserve"> </w:t>
+      </w:r>
+      <w:proofErr w:type="spellStart"/>
+      <w:r>
+        <w:t>balancing</w:t>
+      </w:r>
+      <w:proofErr w:type="spellEnd"/>
+      <w:r>
+        <w:br/>
+        <w:t xml:space="preserve">4.5 </w:t>
+      </w:r>
+      <w:proofErr w:type="spellStart"/>
+      <w:r>
+        <w:t>Splitting</w:t>
+      </w:r>
+      <w:proofErr w:type="spellEnd"/>
+      <w:r>
+        <w:t xml:space="preserve"> </w:t>
+      </w:r>
+      <w:proofErr w:type="spellStart"/>
+      <w:r>
+        <w:t>into</w:t>
+      </w:r>
+      <w:proofErr w:type="spellEnd"/>
+      <w:r>
+        <w:t xml:space="preserve"> training, </w:t>
+      </w:r>
+      <w:proofErr w:type="spellStart"/>
+      <w:r>
+        <w:t>validation</w:t>
+      </w:r>
+      <w:proofErr w:type="spellEnd"/>
+      <w:r>
+        <w:t>, and test sets</w:t>
+      </w:r>
+      <w:r>
+        <w:t xml:space="preserve"> </w:t>
       </w:r>
     </w:p>
     <w:p/>
     <w:p>
-      <w:pPr>
-        <w:rPr>
-          <w:b/>
-          <w:bCs/>
-        </w:rPr>
-      </w:pPr>
-      <w:r>
-        <w:rPr>
-          <w:b/>
-          <w:bCs/>
-        </w:rPr>
-        <w:t>5. Metodología</w:t>
-      </w:r>
-    </w:p>
-    <w:p>
-      <w:r>
-        <w:t>5.1 Entorno de desarrollo</w:t>
-      </w:r>
+      <w:r>
+        <w:rPr>
+          <w:b/>
+          <w:bCs/>
+        </w:rPr>
+        <w:t xml:space="preserve">5. </w:t>
+      </w:r>
+      <w:proofErr w:type="spellStart"/>
+      <w:r>
+        <w:rPr>
+          <w:b/>
+          <w:bCs/>
+        </w:rPr>
+        <w:t>Methodology</w:t>
+      </w:r>
+      <w:proofErr w:type="spellEnd"/>
       <w:r>
         <w:br/>
-        <w:t>5.2 Arquitectura del modelo</w:t>
-      </w:r>
+        <w:t xml:space="preserve">5.1 </w:t>
+      </w:r>
+      <w:proofErr w:type="spellStart"/>
+      <w:r>
+        <w:t>Development</w:t>
+      </w:r>
+      <w:proofErr w:type="spellEnd"/>
+      <w:r>
+        <w:t xml:space="preserve"> </w:t>
+      </w:r>
+      <w:proofErr w:type="spellStart"/>
+      <w:r>
+        <w:t>environment</w:t>
+      </w:r>
+      <w:proofErr w:type="spellEnd"/>
       <w:r>
         <w:br/>
-      </w:r>
-      <w:r>
+        <w:t xml:space="preserve">5.2 Model </w:t>
+      </w:r>
+      <w:proofErr w:type="spellStart"/>
+      <w:r>
+        <w:t>architecture</w:t>
+      </w:r>
+      <w:proofErr w:type="spellEnd"/>
+      <w:r>
+        <w:br/>
+        <w:t xml:space="preserve">5.3 Training </w:t>
+      </w:r>
+      <w:proofErr w:type="spellStart"/>
+      <w:r>
+        <w:t>configuration</w:t>
+      </w:r>
+      <w:proofErr w:type="spellEnd"/>
+      <w:r>
+        <w:br/>
+        <w:t xml:space="preserve">5.4 Complete project </w:t>
+      </w:r>
+      <w:proofErr w:type="spellStart"/>
+      <w:r>
+        <w:t>workflow</w:t>
+      </w:r>
+      <w:proofErr w:type="spellEnd"/>
+      <w:r>
+        <w:t xml:space="preserve"> </w:t>
+      </w:r>
+    </w:p>
+    <w:p/>
+    <w:p>
+      <w:r>
+        <w:rPr>
+          <w:b/>
+          <w:bCs/>
+        </w:rPr>
         <w:lastRenderedPageBreak/>
-        <w:t>5.3 Configuración del entrenamiento</w:t>
-      </w:r>
+        <w:t xml:space="preserve">6. </w:t>
+      </w:r>
+      <w:proofErr w:type="spellStart"/>
+      <w:r>
+        <w:rPr>
+          <w:b/>
+          <w:bCs/>
+        </w:rPr>
+        <w:t>Experimentation</w:t>
+      </w:r>
+      <w:proofErr w:type="spellEnd"/>
       <w:r>
         <w:br/>
-        <w:t>5.4 Flujo completo del proyecto</w:t>
+        <w:t xml:space="preserve">6.1 </w:t>
+      </w:r>
+      <w:proofErr w:type="spellStart"/>
+      <w:r>
+        <w:t>Comparison</w:t>
+      </w:r>
+      <w:proofErr w:type="spellEnd"/>
+      <w:r>
+        <w:t xml:space="preserve"> </w:t>
+      </w:r>
+      <w:proofErr w:type="spellStart"/>
+      <w:r>
+        <w:t>between</w:t>
+      </w:r>
+      <w:proofErr w:type="spellEnd"/>
+      <w:r>
+        <w:t xml:space="preserve"> a </w:t>
+      </w:r>
+      <w:proofErr w:type="spellStart"/>
+      <w:r>
+        <w:t>model</w:t>
+      </w:r>
+      <w:proofErr w:type="spellEnd"/>
+      <w:r>
+        <w:t xml:space="preserve"> </w:t>
+      </w:r>
+      <w:proofErr w:type="spellStart"/>
+      <w:r>
+        <w:t>trained</w:t>
+      </w:r>
+      <w:proofErr w:type="spellEnd"/>
+      <w:r>
+        <w:t xml:space="preserve"> </w:t>
+      </w:r>
+      <w:proofErr w:type="spellStart"/>
+      <w:r>
+        <w:t>from</w:t>
+      </w:r>
+      <w:proofErr w:type="spellEnd"/>
+      <w:r>
+        <w:t xml:space="preserve"> </w:t>
+      </w:r>
+      <w:proofErr w:type="spellStart"/>
+      <w:r>
+        <w:t>scratch</w:t>
+      </w:r>
+      <w:proofErr w:type="spellEnd"/>
+      <w:r>
+        <w:t xml:space="preserve"> and a </w:t>
+      </w:r>
+      <w:proofErr w:type="spellStart"/>
+      <w:r>
+        <w:t>pre-trained</w:t>
+      </w:r>
+      <w:proofErr w:type="spellEnd"/>
+      <w:r>
+        <w:t xml:space="preserve"> </w:t>
+      </w:r>
+      <w:proofErr w:type="spellStart"/>
+      <w:r>
+        <w:t>model</w:t>
+      </w:r>
+      <w:proofErr w:type="spellEnd"/>
+      <w:r>
+        <w:br/>
+        <w:t xml:space="preserve">6.2 </w:t>
+      </w:r>
+      <w:proofErr w:type="spellStart"/>
+      <w:r>
+        <w:t>Comparison</w:t>
+      </w:r>
+      <w:proofErr w:type="spellEnd"/>
+      <w:r>
+        <w:t xml:space="preserve"> with and </w:t>
+      </w:r>
+      <w:proofErr w:type="spellStart"/>
+      <w:r>
+        <w:t>without</w:t>
+      </w:r>
+      <w:proofErr w:type="spellEnd"/>
+      <w:r>
+        <w:t xml:space="preserve"> Data </w:t>
+      </w:r>
+      <w:proofErr w:type="spellStart"/>
+      <w:r>
+        <w:t>Augmentation</w:t>
+      </w:r>
+      <w:proofErr w:type="spellEnd"/>
+      <w:r>
+        <w:br/>
+        <w:t>6.3 Fine-</w:t>
+      </w:r>
+      <w:proofErr w:type="spellStart"/>
+      <w:r>
+        <w:t>tuning</w:t>
+      </w:r>
+      <w:proofErr w:type="spellEnd"/>
+      <w:r>
+        <w:br/>
+        <w:t xml:space="preserve">6.4 Training of the final </w:t>
+      </w:r>
+      <w:proofErr w:type="spellStart"/>
+      <w:r>
+        <w:t>model</w:t>
+      </w:r>
+      <w:proofErr w:type="spellEnd"/>
+      <w:r>
+        <w:br/>
+        <w:t xml:space="preserve">6.5 Model </w:t>
+      </w:r>
+      <w:proofErr w:type="spellStart"/>
+      <w:r>
+        <w:t>testing</w:t>
+      </w:r>
+      <w:proofErr w:type="spellEnd"/>
+      <w:r>
+        <w:t xml:space="preserve"> </w:t>
       </w:r>
     </w:p>
     <w:p/>
     <w:p>
-      <w:pPr>
-        <w:rPr>
-          <w:b/>
-          <w:bCs/>
-        </w:rPr>
-      </w:pPr>
-      <w:r>
-        <w:rPr>
-          <w:b/>
-          <w:bCs/>
-        </w:rPr>
-        <w:t>6. Experimentación</w:t>
-      </w:r>
-    </w:p>
-    <w:p>
-      <w:r>
-        <w:t>6.1 Comparación entre modelo desde cero y modelo preentrenado</w:t>
-      </w:r>
-    </w:p>
-    <w:p>
-      <w:r>
-        <w:t>6.2 Comparación con y sin Data Augmentation</w:t>
-      </w:r>
-    </w:p>
-    <w:p>
-      <w:r>
-        <w:t>6.3 Fine Tuning</w:t>
-      </w:r>
-    </w:p>
-    <w:p>
-      <w:r>
-        <w:t>6.4 Entrenamiento del modelo final</w:t>
-      </w:r>
-    </w:p>
-    <w:p>
-      <w:r>
-        <w:t>6.5 Pruebas del modelo</w:t>
+      <w:r>
+        <w:rPr>
+          <w:b/>
+          <w:bCs/>
+        </w:rPr>
+        <w:t xml:space="preserve">7. </w:t>
+      </w:r>
+      <w:proofErr w:type="spellStart"/>
+      <w:r>
+        <w:rPr>
+          <w:b/>
+          <w:bCs/>
+        </w:rPr>
+        <w:t>Results</w:t>
+      </w:r>
+      <w:proofErr w:type="spellEnd"/>
+      <w:r>
+        <w:rPr>
+          <w:b/>
+          <w:bCs/>
+        </w:rPr>
+        <w:t xml:space="preserve"> and </w:t>
+      </w:r>
+      <w:proofErr w:type="spellStart"/>
+      <w:r>
+        <w:rPr>
+          <w:b/>
+          <w:bCs/>
+        </w:rPr>
+        <w:t>discussion</w:t>
+      </w:r>
+      <w:proofErr w:type="spellEnd"/>
+      <w:r>
+        <w:br/>
+        <w:t xml:space="preserve">7.1 </w:t>
+      </w:r>
+      <w:proofErr w:type="spellStart"/>
+      <w:r>
+        <w:t>Obtained</w:t>
+      </w:r>
+      <w:proofErr w:type="spellEnd"/>
+      <w:r>
+        <w:t xml:space="preserve"> </w:t>
+      </w:r>
+      <w:proofErr w:type="spellStart"/>
+      <w:r>
+        <w:t>results</w:t>
+      </w:r>
+      <w:proofErr w:type="spellEnd"/>
+      <w:r>
+        <w:br/>
+        <w:t xml:space="preserve">7.2 </w:t>
+      </w:r>
+      <w:proofErr w:type="spellStart"/>
+      <w:r>
+        <w:t>Analysis</w:t>
+      </w:r>
+      <w:proofErr w:type="spellEnd"/>
+      <w:r>
+        <w:t xml:space="preserve"> of the </w:t>
+      </w:r>
+      <w:proofErr w:type="spellStart"/>
+      <w:r>
+        <w:t>results</w:t>
+      </w:r>
+      <w:proofErr w:type="spellEnd"/>
+      <w:r>
+        <w:br/>
+        <w:t xml:space="preserve">7.3 Model </w:t>
+      </w:r>
+      <w:proofErr w:type="spellStart"/>
+      <w:r>
+        <w:t>limitations</w:t>
+      </w:r>
+      <w:proofErr w:type="spellEnd"/>
+      <w:r>
+        <w:t xml:space="preserve"> </w:t>
       </w:r>
     </w:p>
     <w:p/>
     <w:p>
-      <w:pPr>
-        <w:rPr>
-          <w:b/>
-          <w:bCs/>
-        </w:rPr>
-      </w:pPr>
-      <w:r>
-        <w:rPr>
-          <w:b/>
-          <w:bCs/>
-        </w:rPr>
-        <w:t>7. Resultados y discusión</w:t>
-      </w:r>
-    </w:p>
-    <w:p>
-      <w:r>
-        <w:t>7.1 Resultados obtenidos</w:t>
-      </w:r>
-    </w:p>
-    <w:p>
-      <w:r>
-        <w:t>7.2 Análisis de los resultados</w:t>
-      </w:r>
-    </w:p>
-    <w:p>
-      <w:r>
-        <w:t>7.3 Limitaciones del modelo</w:t>
+      <w:r>
+        <w:rPr>
+          <w:b/>
+          <w:bCs/>
+        </w:rPr>
+        <w:t xml:space="preserve">8. </w:t>
+      </w:r>
+      <w:proofErr w:type="spellStart"/>
+      <w:r>
+        <w:rPr>
+          <w:b/>
+          <w:bCs/>
+        </w:rPr>
+        <w:t>Conclusions</w:t>
+      </w:r>
+      <w:proofErr w:type="spellEnd"/>
+      <w:r>
+        <w:rPr>
+          <w:b/>
+          <w:bCs/>
+        </w:rPr>
+        <w:t xml:space="preserve"> and future </w:t>
+      </w:r>
+      <w:proofErr w:type="spellStart"/>
+      <w:r>
+        <w:rPr>
+          <w:b/>
+          <w:bCs/>
+        </w:rPr>
+        <w:t>work</w:t>
+      </w:r>
+      <w:proofErr w:type="spellEnd"/>
+      <w:r>
+        <w:br/>
+        <w:t xml:space="preserve">8.1 </w:t>
+      </w:r>
+      <w:proofErr w:type="spellStart"/>
+      <w:r>
+        <w:t>Conclusions</w:t>
+      </w:r>
+      <w:proofErr w:type="spellEnd"/>
+      <w:r>
+        <w:br/>
+        <w:t xml:space="preserve">8.2 Model </w:t>
+      </w:r>
+      <w:proofErr w:type="spellStart"/>
+      <w:r>
+        <w:t>applications</w:t>
+      </w:r>
+      <w:proofErr w:type="spellEnd"/>
+      <w:r>
+        <w:br/>
+        <w:t xml:space="preserve">8.3 Future </w:t>
+      </w:r>
+      <w:proofErr w:type="spellStart"/>
+      <w:r>
+        <w:t>research</w:t>
+      </w:r>
+      <w:proofErr w:type="spellEnd"/>
+      <w:r>
+        <w:t xml:space="preserve"> </w:t>
+      </w:r>
+      <w:proofErr w:type="spellStart"/>
+      <w:r>
+        <w:t>directions</w:t>
+      </w:r>
+      <w:proofErr w:type="spellEnd"/>
+      <w:r>
+        <w:t xml:space="preserve"> </w:t>
       </w:r>
     </w:p>
     <w:p/>
@@ -505,23 +1070,94 @@
           <w:b/>
           <w:bCs/>
         </w:rPr>
-        <w:t>8. Conclusiones y trabajo futuro</w:t>
-      </w:r>
-    </w:p>
-    <w:p>
-      <w:r>
-        <w:t>8.1 Conclusiones</w:t>
-      </w:r>
-    </w:p>
-    <w:p>
-      <w:r>
-        <w:t>8.2 Aplicaciones del modelo</w:t>
-      </w:r>
-    </w:p>
-    <w:p>
-      <w:r>
-        <w:t>8.3 Líneas futuras de investigación</w:t>
-      </w:r>
+        <w:t xml:space="preserve">9. </w:t>
+      </w:r>
+      <w:proofErr w:type="spellStart"/>
+      <w:r>
+        <w:rPr>
+          <w:b/>
+          <w:bCs/>
+        </w:rPr>
+        <w:t>References</w:t>
+      </w:r>
+      <w:proofErr w:type="spellEnd"/>
+      <w:r>
+        <w:rPr>
+          <w:b/>
+          <w:bCs/>
+        </w:rPr>
+        <w:t xml:space="preserve"> </w:t>
+      </w:r>
+    </w:p>
+    <w:p/>
+    <w:p>
+      <w:r>
+        <w:rPr>
+          <w:b/>
+          <w:bCs/>
+        </w:rPr>
+        <w:t xml:space="preserve">10. </w:t>
+      </w:r>
+      <w:proofErr w:type="spellStart"/>
+      <w:r>
+        <w:rPr>
+          <w:b/>
+          <w:bCs/>
+        </w:rPr>
+        <w:t>Appendices</w:t>
+      </w:r>
+      <w:proofErr w:type="spellEnd"/>
+      <w:r>
+        <w:br/>
+        <w:t xml:space="preserve">10.1 </w:t>
+      </w:r>
+      <w:proofErr w:type="spellStart"/>
+      <w:r>
+        <w:t>Developed</w:t>
+      </w:r>
+      <w:proofErr w:type="spellEnd"/>
+      <w:r>
+        <w:t xml:space="preserve"> </w:t>
+      </w:r>
+      <w:proofErr w:type="spellStart"/>
+      <w:r>
+        <w:t>code</w:t>
+      </w:r>
+      <w:proofErr w:type="spellEnd"/>
+      <w:r>
+        <w:br/>
+        <w:t xml:space="preserve">10.2 </w:t>
+      </w:r>
+      <w:proofErr w:type="spellStart"/>
+      <w:r>
+        <w:t>Environment</w:t>
+      </w:r>
+      <w:proofErr w:type="spellEnd"/>
+      <w:r>
+        <w:t xml:space="preserve"> </w:t>
+      </w:r>
+      <w:proofErr w:type="spellStart"/>
+      <w:r>
+        <w:t>configuration</w:t>
+      </w:r>
+      <w:proofErr w:type="spellEnd"/>
+      <w:r>
+        <w:br/>
+        <w:t xml:space="preserve">10.3 </w:t>
+      </w:r>
+      <w:proofErr w:type="spellStart"/>
+      <w:r>
+        <w:t>Resources</w:t>
+      </w:r>
+      <w:proofErr w:type="spellEnd"/>
+      <w:r>
+        <w:t xml:space="preserve"> </w:t>
+      </w:r>
+      <w:proofErr w:type="spellStart"/>
+      <w:r>
+        <w:t>used</w:t>
+      </w:r>
+      <w:proofErr w:type="spellEnd"/>
     </w:p>
     <w:p/>
     <w:p/>
@@ -545,6 +1181,7 @@
           <w:szCs w:val="28"/>
         </w:rPr>
       </w:pPr>
+      <w:proofErr w:type="spellStart"/>
       <w:r>
         <w:rPr>
           <w:b/>
@@ -553,22 +1190,2292 @@
           <w:szCs w:val="28"/>
         </w:rPr>
         <w:lastRenderedPageBreak/>
-        <w:t>Introducción</w:t>
-      </w:r>
-    </w:p>
-    <w:p>
-      <w:r>
-        <w:t>En los últimos años, la inteligencia artificial y sus técnicas como el Deep Learning han supuesto un avance muy grande en el campo de la visión por ordenador. Gracias a estos avances hoy en día es posible analizar todo tipo de imágenes en segundos y de forma automática para extraer información que nos es útil para resolver una serie de problemas mas complejos, detectar elementos dentro de esas imágenes o incluso reconocer personas o animales.</w:t>
-      </w:r>
-    </w:p>
-    <w:p>
-      <w:r>
-        <w:t>En este proyecto vamos a abordar el problema de la clasificación de imágenes multiclase para predecir el país en el que han sido sacadas a partir del contenido de esas mismas imágenes, para ello vamos a utilizar técnicas de aprendizaje profundo, modelos preentrenados,… realizando un estudio comparativo de distintos modelos para obtener el mayor rendimiento posible para este experimento.</w:t>
-      </w:r>
-    </w:p>
-    <w:p>
-      <w:r>
-        <w:t>En este primer capítulo de introducción vamos a explicar el contexto del problema, la motivación que nos ha llevado a querer realizar este proyecto, los objetivos que vamos a perseguir con el mismo y la organización que hemos tenido para realizarlo.</w:t>
+        <w:t>Introduction</w:t>
+      </w:r>
+      <w:proofErr w:type="spellEnd"/>
+    </w:p>
+    <w:p>
+      <w:r>
+        <w:t xml:space="preserve">In </w:t>
+      </w:r>
+      <w:proofErr w:type="spellStart"/>
+      <w:r>
+        <w:t>recent</w:t>
+      </w:r>
+      <w:proofErr w:type="spellEnd"/>
+      <w:r>
+        <w:t xml:space="preserve"> years, artificial </w:t>
+      </w:r>
+      <w:proofErr w:type="spellStart"/>
+      <w:r>
+        <w:t>intelligence</w:t>
+      </w:r>
+      <w:proofErr w:type="spellEnd"/>
+      <w:r>
+        <w:t xml:space="preserve"> and </w:t>
+      </w:r>
+      <w:proofErr w:type="spellStart"/>
+      <w:r>
+        <w:t>its</w:t>
+      </w:r>
+      <w:proofErr w:type="spellEnd"/>
+      <w:r>
+        <w:t xml:space="preserve"> </w:t>
+      </w:r>
+      <w:proofErr w:type="spellStart"/>
+      <w:r>
+        <w:t>techniques</w:t>
+      </w:r>
+      <w:proofErr w:type="spellEnd"/>
+      <w:r>
+        <w:t xml:space="preserve">, </w:t>
+      </w:r>
+      <w:proofErr w:type="spellStart"/>
+      <w:r>
+        <w:t>such</w:t>
+      </w:r>
+      <w:proofErr w:type="spellEnd"/>
+      <w:r>
+        <w:t xml:space="preserve"> as Deep </w:t>
+      </w:r>
+      <w:proofErr w:type="spellStart"/>
+      <w:r>
+        <w:t>Learning</w:t>
+      </w:r>
+      <w:proofErr w:type="spellEnd"/>
+      <w:r>
+        <w:t xml:space="preserve">, </w:t>
+      </w:r>
+      <w:proofErr w:type="spellStart"/>
+      <w:r>
+        <w:t>have</w:t>
+      </w:r>
+      <w:proofErr w:type="spellEnd"/>
+      <w:r>
+        <w:t xml:space="preserve"> </w:t>
+      </w:r>
+      <w:proofErr w:type="spellStart"/>
+      <w:r>
+        <w:t>represented</w:t>
+      </w:r>
+      <w:proofErr w:type="spellEnd"/>
+      <w:r>
+        <w:t xml:space="preserve"> a </w:t>
+      </w:r>
+      <w:proofErr w:type="spellStart"/>
+      <w:r>
+        <w:t>major</w:t>
+      </w:r>
+      <w:proofErr w:type="spellEnd"/>
+      <w:r>
+        <w:t xml:space="preserve"> </w:t>
+      </w:r>
+      <w:proofErr w:type="spellStart"/>
+      <w:r>
+        <w:t>breakthrough</w:t>
+      </w:r>
+      <w:proofErr w:type="spellEnd"/>
+      <w:r>
+        <w:t xml:space="preserve"> in the </w:t>
+      </w:r>
+      <w:proofErr w:type="spellStart"/>
+      <w:r>
+        <w:t>field</w:t>
+      </w:r>
+      <w:proofErr w:type="spellEnd"/>
+      <w:r>
+        <w:t xml:space="preserve"> of </w:t>
+      </w:r>
+      <w:proofErr w:type="spellStart"/>
+      <w:r>
+        <w:t>computer</w:t>
+      </w:r>
+      <w:proofErr w:type="spellEnd"/>
+      <w:r>
+        <w:t xml:space="preserve"> </w:t>
+      </w:r>
+      <w:proofErr w:type="spellStart"/>
+      <w:r>
+        <w:t>vision</w:t>
+      </w:r>
+      <w:proofErr w:type="spellEnd"/>
+      <w:r>
+        <w:t xml:space="preserve">. Thanks to </w:t>
+      </w:r>
+      <w:proofErr w:type="spellStart"/>
+      <w:r>
+        <w:t>these</w:t>
+      </w:r>
+      <w:proofErr w:type="spellEnd"/>
+      <w:r>
+        <w:t xml:space="preserve"> </w:t>
+      </w:r>
+      <w:proofErr w:type="spellStart"/>
+      <w:r>
+        <w:t>advances</w:t>
+      </w:r>
+      <w:proofErr w:type="spellEnd"/>
+      <w:r>
+        <w:t xml:space="preserve">, </w:t>
+      </w:r>
+      <w:proofErr w:type="spellStart"/>
+      <w:r>
+        <w:t>it</w:t>
+      </w:r>
+      <w:proofErr w:type="spellEnd"/>
+      <w:r>
+        <w:t xml:space="preserve"> is </w:t>
+      </w:r>
+      <w:proofErr w:type="spellStart"/>
+      <w:r>
+        <w:t>now</w:t>
+      </w:r>
+      <w:proofErr w:type="spellEnd"/>
+      <w:r>
+        <w:t xml:space="preserve"> </w:t>
+      </w:r>
+      <w:proofErr w:type="spellStart"/>
+      <w:r>
+        <w:t>possible</w:t>
+      </w:r>
+      <w:proofErr w:type="spellEnd"/>
+      <w:r>
+        <w:t xml:space="preserve"> to </w:t>
+      </w:r>
+      <w:proofErr w:type="spellStart"/>
+      <w:r>
+        <w:t>automatically</w:t>
+      </w:r>
+      <w:proofErr w:type="spellEnd"/>
+      <w:r>
+        <w:t xml:space="preserve"> </w:t>
+      </w:r>
+      <w:proofErr w:type="spellStart"/>
+      <w:r>
+        <w:t>analyze</w:t>
+      </w:r>
+      <w:proofErr w:type="spellEnd"/>
+      <w:r>
+        <w:t xml:space="preserve"> </w:t>
+      </w:r>
+      <w:proofErr w:type="spellStart"/>
+      <w:r>
+        <w:t>all</w:t>
+      </w:r>
+      <w:proofErr w:type="spellEnd"/>
+      <w:r>
+        <w:t xml:space="preserve"> </w:t>
+      </w:r>
+      <w:proofErr w:type="spellStart"/>
+      <w:r>
+        <w:t>types</w:t>
+      </w:r>
+      <w:proofErr w:type="spellEnd"/>
+      <w:r>
+        <w:t xml:space="preserve"> of </w:t>
+      </w:r>
+      <w:proofErr w:type="spellStart"/>
+      <w:r>
+        <w:t>images</w:t>
+      </w:r>
+      <w:proofErr w:type="spellEnd"/>
+      <w:r>
+        <w:t xml:space="preserve"> </w:t>
+      </w:r>
+      <w:proofErr w:type="spellStart"/>
+      <w:r>
+        <w:t>within</w:t>
+      </w:r>
+      <w:proofErr w:type="spellEnd"/>
+      <w:r>
+        <w:t xml:space="preserve"> </w:t>
+      </w:r>
+      <w:proofErr w:type="spellStart"/>
+      <w:r>
+        <w:t>seconds</w:t>
+      </w:r>
+      <w:proofErr w:type="spellEnd"/>
+      <w:r>
+        <w:t xml:space="preserve"> and </w:t>
+      </w:r>
+      <w:proofErr w:type="spellStart"/>
+      <w:r>
+        <w:t>extract</w:t>
+      </w:r>
+      <w:proofErr w:type="spellEnd"/>
+      <w:r>
+        <w:t xml:space="preserve"> </w:t>
+      </w:r>
+      <w:proofErr w:type="spellStart"/>
+      <w:r>
+        <w:t>useful</w:t>
+      </w:r>
+      <w:proofErr w:type="spellEnd"/>
+      <w:r>
+        <w:t xml:space="preserve"> </w:t>
+      </w:r>
+      <w:proofErr w:type="spellStart"/>
+      <w:r>
+        <w:t>information</w:t>
+      </w:r>
+      <w:proofErr w:type="spellEnd"/>
+      <w:r>
+        <w:t xml:space="preserve"> to </w:t>
+      </w:r>
+      <w:proofErr w:type="spellStart"/>
+      <w:r>
+        <w:t>solve</w:t>
+      </w:r>
+      <w:proofErr w:type="spellEnd"/>
+      <w:r>
+        <w:t xml:space="preserve"> </w:t>
+      </w:r>
+      <w:proofErr w:type="spellStart"/>
+      <w:r>
+        <w:t>increasingly</w:t>
+      </w:r>
+      <w:proofErr w:type="spellEnd"/>
+      <w:r>
+        <w:t xml:space="preserve"> </w:t>
+      </w:r>
+      <w:proofErr w:type="spellStart"/>
+      <w:r>
+        <w:t>complex</w:t>
+      </w:r>
+      <w:proofErr w:type="spellEnd"/>
+      <w:r>
+        <w:t xml:space="preserve"> </w:t>
+      </w:r>
+      <w:proofErr w:type="spellStart"/>
+      <w:r>
+        <w:t>problems</w:t>
+      </w:r>
+      <w:proofErr w:type="spellEnd"/>
+      <w:r>
+        <w:t xml:space="preserve">, </w:t>
+      </w:r>
+      <w:proofErr w:type="spellStart"/>
+      <w:r>
+        <w:t>detect</w:t>
+      </w:r>
+      <w:proofErr w:type="spellEnd"/>
+      <w:r>
+        <w:t xml:space="preserve"> </w:t>
+      </w:r>
+      <w:proofErr w:type="spellStart"/>
+      <w:r>
+        <w:t>elements</w:t>
+      </w:r>
+      <w:proofErr w:type="spellEnd"/>
+      <w:r>
+        <w:t xml:space="preserve"> </w:t>
+      </w:r>
+      <w:proofErr w:type="spellStart"/>
+      <w:r>
+        <w:t>within</w:t>
+      </w:r>
+      <w:proofErr w:type="spellEnd"/>
+      <w:r>
+        <w:t xml:space="preserve"> </w:t>
+      </w:r>
+      <w:proofErr w:type="spellStart"/>
+      <w:r>
+        <w:t>those</w:t>
+      </w:r>
+      <w:proofErr w:type="spellEnd"/>
+      <w:r>
+        <w:t xml:space="preserve"> </w:t>
+      </w:r>
+      <w:proofErr w:type="spellStart"/>
+      <w:r>
+        <w:t>images</w:t>
+      </w:r>
+      <w:proofErr w:type="spellEnd"/>
+      <w:r>
+        <w:t xml:space="preserve">, </w:t>
+      </w:r>
+      <w:proofErr w:type="spellStart"/>
+      <w:r>
+        <w:t>or</w:t>
+      </w:r>
+      <w:proofErr w:type="spellEnd"/>
+      <w:r>
+        <w:t xml:space="preserve"> </w:t>
+      </w:r>
+      <w:proofErr w:type="spellStart"/>
+      <w:r>
+        <w:t>even</w:t>
+      </w:r>
+      <w:proofErr w:type="spellEnd"/>
+      <w:r>
+        <w:t xml:space="preserve"> </w:t>
+      </w:r>
+      <w:proofErr w:type="spellStart"/>
+      <w:r>
+        <w:t>recognize</w:t>
+      </w:r>
+      <w:proofErr w:type="spellEnd"/>
+      <w:r>
+        <w:t xml:space="preserve"> </w:t>
+      </w:r>
+      <w:proofErr w:type="spellStart"/>
+      <w:r>
+        <w:t>people</w:t>
+      </w:r>
+      <w:proofErr w:type="spellEnd"/>
+      <w:r>
+        <w:t xml:space="preserve"> </w:t>
+      </w:r>
+      <w:proofErr w:type="spellStart"/>
+      <w:r>
+        <w:t>or</w:t>
+      </w:r>
+      <w:proofErr w:type="spellEnd"/>
+      <w:r>
+        <w:t xml:space="preserve"> </w:t>
+      </w:r>
+      <w:proofErr w:type="spellStart"/>
+      <w:r>
+        <w:t>animals</w:t>
+      </w:r>
+      <w:proofErr w:type="spellEnd"/>
+      <w:r>
+        <w:t>.</w:t>
+      </w:r>
+    </w:p>
+    <w:p>
+      <w:r>
+        <w:t xml:space="preserve">In </w:t>
+      </w:r>
+      <w:proofErr w:type="spellStart"/>
+      <w:r>
+        <w:t>this</w:t>
+      </w:r>
+      <w:proofErr w:type="spellEnd"/>
+      <w:r>
+        <w:t xml:space="preserve"> project, </w:t>
+      </w:r>
+      <w:proofErr w:type="spellStart"/>
+      <w:r>
+        <w:t>we</w:t>
+      </w:r>
+      <w:proofErr w:type="spellEnd"/>
+      <w:r>
+        <w:t xml:space="preserve"> </w:t>
+      </w:r>
+      <w:proofErr w:type="spellStart"/>
+      <w:r>
+        <w:t>will</w:t>
+      </w:r>
+      <w:proofErr w:type="spellEnd"/>
+      <w:r>
+        <w:t xml:space="preserve"> </w:t>
+      </w:r>
+      <w:proofErr w:type="spellStart"/>
+      <w:r>
+        <w:t>address</w:t>
+      </w:r>
+      <w:proofErr w:type="spellEnd"/>
+      <w:r>
+        <w:t xml:space="preserve"> the </w:t>
+      </w:r>
+      <w:proofErr w:type="spellStart"/>
+      <w:r>
+        <w:t>problem</w:t>
+      </w:r>
+      <w:proofErr w:type="spellEnd"/>
+      <w:r>
+        <w:t xml:space="preserve"> of </w:t>
+      </w:r>
+      <w:proofErr w:type="spellStart"/>
+      <w:r>
+        <w:t>multiclass</w:t>
+      </w:r>
+      <w:proofErr w:type="spellEnd"/>
+      <w:r>
+        <w:t xml:space="preserve"> </w:t>
+      </w:r>
+      <w:proofErr w:type="spellStart"/>
+      <w:r>
+        <w:t>image</w:t>
+      </w:r>
+      <w:proofErr w:type="spellEnd"/>
+      <w:r>
+        <w:t xml:space="preserve"> </w:t>
+      </w:r>
+      <w:proofErr w:type="spellStart"/>
+      <w:r>
+        <w:t>classification</w:t>
+      </w:r>
+      <w:proofErr w:type="spellEnd"/>
+      <w:r>
+        <w:t xml:space="preserve"> to </w:t>
+      </w:r>
+      <w:proofErr w:type="spellStart"/>
+      <w:r>
+        <w:t>predict</w:t>
+      </w:r>
+      <w:proofErr w:type="spellEnd"/>
+      <w:r>
+        <w:t xml:space="preserve"> the country </w:t>
+      </w:r>
+      <w:proofErr w:type="spellStart"/>
+      <w:r>
+        <w:t>where</w:t>
+      </w:r>
+      <w:proofErr w:type="spellEnd"/>
+      <w:r>
+        <w:t xml:space="preserve"> an </w:t>
+      </w:r>
+      <w:proofErr w:type="spellStart"/>
+      <w:r>
+        <w:t>image</w:t>
+      </w:r>
+      <w:proofErr w:type="spellEnd"/>
+      <w:r>
+        <w:t xml:space="preserve"> </w:t>
+      </w:r>
+      <w:proofErr w:type="spellStart"/>
+      <w:r>
+        <w:t>was</w:t>
+      </w:r>
+      <w:proofErr w:type="spellEnd"/>
+      <w:r>
+        <w:t xml:space="preserve"> </w:t>
+      </w:r>
+      <w:proofErr w:type="spellStart"/>
+      <w:r>
+        <w:t>taken</w:t>
+      </w:r>
+      <w:proofErr w:type="spellEnd"/>
+      <w:r>
+        <w:t xml:space="preserve"> </w:t>
+      </w:r>
+      <w:proofErr w:type="spellStart"/>
+      <w:r>
+        <w:t>based</w:t>
+      </w:r>
+      <w:proofErr w:type="spellEnd"/>
+      <w:r>
+        <w:t xml:space="preserve"> </w:t>
+      </w:r>
+      <w:proofErr w:type="spellStart"/>
+      <w:r>
+        <w:t>on</w:t>
+      </w:r>
+      <w:proofErr w:type="spellEnd"/>
+      <w:r>
+        <w:t xml:space="preserve"> </w:t>
+      </w:r>
+      <w:proofErr w:type="spellStart"/>
+      <w:r>
+        <w:t>its</w:t>
+      </w:r>
+      <w:proofErr w:type="spellEnd"/>
+      <w:r>
+        <w:t xml:space="preserve"> visual </w:t>
+      </w:r>
+      <w:proofErr w:type="spellStart"/>
+      <w:r>
+        <w:t>content</w:t>
+      </w:r>
+      <w:proofErr w:type="spellEnd"/>
+      <w:r>
+        <w:t xml:space="preserve">. To </w:t>
+      </w:r>
+      <w:proofErr w:type="spellStart"/>
+      <w:r>
+        <w:t>achieve</w:t>
+      </w:r>
+      <w:proofErr w:type="spellEnd"/>
+      <w:r>
+        <w:t xml:space="preserve"> </w:t>
+      </w:r>
+      <w:proofErr w:type="spellStart"/>
+      <w:r>
+        <w:t>this</w:t>
+      </w:r>
+      <w:proofErr w:type="spellEnd"/>
+      <w:r>
+        <w:t xml:space="preserve">, </w:t>
+      </w:r>
+      <w:proofErr w:type="spellStart"/>
+      <w:r>
+        <w:t>we</w:t>
+      </w:r>
+      <w:proofErr w:type="spellEnd"/>
+      <w:r>
+        <w:t xml:space="preserve"> </w:t>
+      </w:r>
+      <w:proofErr w:type="spellStart"/>
+      <w:r>
+        <w:t>will</w:t>
+      </w:r>
+      <w:proofErr w:type="spellEnd"/>
+      <w:r>
+        <w:t xml:space="preserve"> use </w:t>
+      </w:r>
+      <w:proofErr w:type="spellStart"/>
+      <w:r>
+        <w:t>deep</w:t>
+      </w:r>
+      <w:proofErr w:type="spellEnd"/>
+      <w:r>
+        <w:t xml:space="preserve"> </w:t>
+      </w:r>
+      <w:proofErr w:type="spellStart"/>
+      <w:r>
+        <w:t>learning</w:t>
+      </w:r>
+      <w:proofErr w:type="spellEnd"/>
+      <w:r>
+        <w:t xml:space="preserve"> </w:t>
+      </w:r>
+      <w:proofErr w:type="spellStart"/>
+      <w:r>
+        <w:t>techniques</w:t>
+      </w:r>
+      <w:proofErr w:type="spellEnd"/>
+      <w:r>
+        <w:t xml:space="preserve"> and </w:t>
+      </w:r>
+      <w:proofErr w:type="spellStart"/>
+      <w:r>
+        <w:t>pre-trained</w:t>
+      </w:r>
+      <w:proofErr w:type="spellEnd"/>
+      <w:r>
+        <w:t xml:space="preserve"> </w:t>
+      </w:r>
+      <w:proofErr w:type="spellStart"/>
+      <w:r>
+        <w:t>models</w:t>
+      </w:r>
+      <w:proofErr w:type="spellEnd"/>
+      <w:r>
+        <w:t xml:space="preserve">, </w:t>
+      </w:r>
+      <w:proofErr w:type="spellStart"/>
+      <w:r>
+        <w:t>carrying</w:t>
+      </w:r>
+      <w:proofErr w:type="spellEnd"/>
+      <w:r>
+        <w:t xml:space="preserve"> out a comparative </w:t>
+      </w:r>
+      <w:proofErr w:type="spellStart"/>
+      <w:r>
+        <w:t>study</w:t>
+      </w:r>
+      <w:proofErr w:type="spellEnd"/>
+      <w:r>
+        <w:t xml:space="preserve"> of </w:t>
+      </w:r>
+      <w:proofErr w:type="spellStart"/>
+      <w:r>
+        <w:t>different</w:t>
+      </w:r>
+      <w:proofErr w:type="spellEnd"/>
+      <w:r>
+        <w:t xml:space="preserve"> </w:t>
+      </w:r>
+      <w:proofErr w:type="spellStart"/>
+      <w:r>
+        <w:t>models</w:t>
+      </w:r>
+      <w:proofErr w:type="spellEnd"/>
+      <w:r>
+        <w:t xml:space="preserve"> in </w:t>
+      </w:r>
+      <w:proofErr w:type="spellStart"/>
+      <w:r>
+        <w:t>order</w:t>
+      </w:r>
+      <w:proofErr w:type="spellEnd"/>
+      <w:r>
+        <w:t xml:space="preserve"> to </w:t>
+      </w:r>
+      <w:proofErr w:type="spellStart"/>
+      <w:r>
+        <w:t>achieve</w:t>
+      </w:r>
+      <w:proofErr w:type="spellEnd"/>
+      <w:r>
+        <w:t xml:space="preserve"> the </w:t>
+      </w:r>
+      <w:proofErr w:type="spellStart"/>
+      <w:r>
+        <w:t>highest</w:t>
+      </w:r>
+      <w:proofErr w:type="spellEnd"/>
+      <w:r>
+        <w:t xml:space="preserve"> </w:t>
+      </w:r>
+      <w:proofErr w:type="spellStart"/>
+      <w:r>
+        <w:t>possible</w:t>
+      </w:r>
+      <w:proofErr w:type="spellEnd"/>
+      <w:r>
+        <w:t xml:space="preserve"> performance </w:t>
+      </w:r>
+      <w:proofErr w:type="spellStart"/>
+      <w:r>
+        <w:t>for</w:t>
+      </w:r>
+      <w:proofErr w:type="spellEnd"/>
+      <w:r>
+        <w:t xml:space="preserve"> </w:t>
+      </w:r>
+      <w:proofErr w:type="spellStart"/>
+      <w:r>
+        <w:t>this</w:t>
+      </w:r>
+      <w:proofErr w:type="spellEnd"/>
+      <w:r>
+        <w:t xml:space="preserve"> </w:t>
+      </w:r>
+      <w:proofErr w:type="spellStart"/>
+      <w:r>
+        <w:t>experiment</w:t>
+      </w:r>
+      <w:proofErr w:type="spellEnd"/>
+      <w:r>
+        <w:t>.</w:t>
+      </w:r>
+    </w:p>
+    <w:p>
+      <w:r>
+        <w:t xml:space="preserve">In </w:t>
+      </w:r>
+      <w:proofErr w:type="spellStart"/>
+      <w:r>
+        <w:t>this</w:t>
+      </w:r>
+      <w:proofErr w:type="spellEnd"/>
+      <w:r>
+        <w:t xml:space="preserve"> </w:t>
+      </w:r>
+      <w:proofErr w:type="spellStart"/>
+      <w:r>
+        <w:t>introductory</w:t>
+      </w:r>
+      <w:proofErr w:type="spellEnd"/>
+      <w:r>
+        <w:t xml:space="preserve"> </w:t>
+      </w:r>
+      <w:proofErr w:type="spellStart"/>
+      <w:r>
+        <w:t>chapter</w:t>
+      </w:r>
+      <w:proofErr w:type="spellEnd"/>
+      <w:r>
+        <w:t xml:space="preserve">, </w:t>
+      </w:r>
+      <w:proofErr w:type="spellStart"/>
+      <w:r>
+        <w:t>we</w:t>
+      </w:r>
+      <w:proofErr w:type="spellEnd"/>
+      <w:r>
+        <w:t xml:space="preserve"> </w:t>
+      </w:r>
+      <w:proofErr w:type="spellStart"/>
+      <w:r>
+        <w:t>will</w:t>
+      </w:r>
+      <w:proofErr w:type="spellEnd"/>
+      <w:r>
+        <w:t xml:space="preserve"> </w:t>
+      </w:r>
+      <w:proofErr w:type="spellStart"/>
+      <w:r>
+        <w:t>explain</w:t>
+      </w:r>
+      <w:proofErr w:type="spellEnd"/>
+      <w:r>
+        <w:t xml:space="preserve"> the </w:t>
+      </w:r>
+      <w:proofErr w:type="spellStart"/>
+      <w:r>
+        <w:t>context</w:t>
+      </w:r>
+      <w:proofErr w:type="spellEnd"/>
+      <w:r>
+        <w:t xml:space="preserve"> of the </w:t>
+      </w:r>
+      <w:proofErr w:type="spellStart"/>
+      <w:r>
+        <w:t>problem</w:t>
+      </w:r>
+      <w:proofErr w:type="spellEnd"/>
+      <w:r>
+        <w:t xml:space="preserve">, the </w:t>
+      </w:r>
+      <w:proofErr w:type="spellStart"/>
+      <w:r>
+        <w:t>motivation</w:t>
+      </w:r>
+      <w:proofErr w:type="spellEnd"/>
+      <w:r>
+        <w:t xml:space="preserve"> </w:t>
+      </w:r>
+      <w:proofErr w:type="spellStart"/>
+      <w:r>
+        <w:t>behind</w:t>
+      </w:r>
+      <w:proofErr w:type="spellEnd"/>
+      <w:r>
+        <w:t xml:space="preserve"> </w:t>
+      </w:r>
+      <w:proofErr w:type="spellStart"/>
+      <w:r>
+        <w:t>this</w:t>
+      </w:r>
+      <w:proofErr w:type="spellEnd"/>
+      <w:r>
+        <w:t xml:space="preserve"> project, the </w:t>
+      </w:r>
+      <w:proofErr w:type="spellStart"/>
+      <w:r>
+        <w:t>objectives</w:t>
+      </w:r>
+      <w:proofErr w:type="spellEnd"/>
+      <w:r>
+        <w:t xml:space="preserve"> </w:t>
+      </w:r>
+      <w:proofErr w:type="spellStart"/>
+      <w:r>
+        <w:t>we</w:t>
+      </w:r>
+      <w:proofErr w:type="spellEnd"/>
+      <w:r>
+        <w:t xml:space="preserve"> </w:t>
+      </w:r>
+      <w:proofErr w:type="spellStart"/>
+      <w:r>
+        <w:t>aim</w:t>
+      </w:r>
+      <w:proofErr w:type="spellEnd"/>
+      <w:r>
+        <w:t xml:space="preserve"> to </w:t>
+      </w:r>
+      <w:proofErr w:type="spellStart"/>
+      <w:r>
+        <w:t>achieve</w:t>
+      </w:r>
+      <w:proofErr w:type="spellEnd"/>
+      <w:r>
+        <w:t xml:space="preserve">, and the </w:t>
+      </w:r>
+      <w:proofErr w:type="spellStart"/>
+      <w:r>
+        <w:t>organization</w:t>
+      </w:r>
+      <w:proofErr w:type="spellEnd"/>
+      <w:r>
+        <w:t xml:space="preserve"> </w:t>
+      </w:r>
+      <w:proofErr w:type="spellStart"/>
+      <w:r>
+        <w:t>followed</w:t>
+      </w:r>
+      <w:proofErr w:type="spellEnd"/>
+      <w:r>
+        <w:t xml:space="preserve"> </w:t>
+      </w:r>
+      <w:proofErr w:type="spellStart"/>
+      <w:r>
+        <w:t>throughout</w:t>
+      </w:r>
+      <w:proofErr w:type="spellEnd"/>
+      <w:r>
+        <w:t xml:space="preserve"> </w:t>
+      </w:r>
+      <w:proofErr w:type="spellStart"/>
+      <w:r>
+        <w:t>its</w:t>
+      </w:r>
+      <w:proofErr w:type="spellEnd"/>
+      <w:r>
+        <w:t xml:space="preserve"> </w:t>
+      </w:r>
+      <w:proofErr w:type="spellStart"/>
+      <w:r>
+        <w:t>development</w:t>
+      </w:r>
+      <w:proofErr w:type="spellEnd"/>
+      <w:r>
+        <w:t>.</w:t>
+      </w:r>
+    </w:p>
+    <w:p>
+      <w:pPr>
+        <w:rPr>
+          <w:i/>
+          <w:iCs/>
+          <w:sz w:val="26"/>
+          <w:szCs w:val="26"/>
+          <w:u w:val="single"/>
+        </w:rPr>
+      </w:pPr>
+    </w:p>
+    <w:p>
+      <w:pPr>
+        <w:rPr>
+          <w:i/>
+          <w:iCs/>
+          <w:sz w:val="26"/>
+          <w:szCs w:val="26"/>
+          <w:u w:val="single"/>
+        </w:rPr>
+      </w:pPr>
+      <w:r>
+        <w:rPr>
+          <w:i/>
+          <w:iCs/>
+          <w:sz w:val="26"/>
+          <w:szCs w:val="26"/>
+          <w:u w:val="single"/>
+        </w:rPr>
+        <w:t xml:space="preserve">1.1 </w:t>
+      </w:r>
+      <w:proofErr w:type="spellStart"/>
+      <w:r>
+        <w:rPr>
+          <w:i/>
+          <w:iCs/>
+          <w:sz w:val="26"/>
+          <w:szCs w:val="26"/>
+          <w:u w:val="single"/>
+        </w:rPr>
+        <w:t>Problem</w:t>
+      </w:r>
+      <w:proofErr w:type="spellEnd"/>
+      <w:r>
+        <w:rPr>
+          <w:i/>
+          <w:iCs/>
+          <w:sz w:val="26"/>
+          <w:szCs w:val="26"/>
+          <w:u w:val="single"/>
+        </w:rPr>
+        <w:t xml:space="preserve"> </w:t>
+      </w:r>
+      <w:proofErr w:type="spellStart"/>
+      <w:r>
+        <w:rPr>
+          <w:i/>
+          <w:iCs/>
+          <w:sz w:val="26"/>
+          <w:szCs w:val="26"/>
+          <w:u w:val="single"/>
+        </w:rPr>
+        <w:t>context</w:t>
+      </w:r>
+      <w:proofErr w:type="spellEnd"/>
+    </w:p>
+    <w:p>
+      <w:r>
+        <w:t xml:space="preserve">As </w:t>
+      </w:r>
+      <w:proofErr w:type="spellStart"/>
+      <w:r>
+        <w:t>previously</w:t>
+      </w:r>
+      <w:proofErr w:type="spellEnd"/>
+      <w:r>
+        <w:t xml:space="preserve"> </w:t>
+      </w:r>
+      <w:proofErr w:type="spellStart"/>
+      <w:r>
+        <w:t>mentioned</w:t>
+      </w:r>
+      <w:proofErr w:type="spellEnd"/>
+      <w:r>
+        <w:t xml:space="preserve">, in </w:t>
+      </w:r>
+      <w:proofErr w:type="spellStart"/>
+      <w:r>
+        <w:t>recent</w:t>
+      </w:r>
+      <w:proofErr w:type="spellEnd"/>
+      <w:r>
+        <w:t xml:space="preserve"> years, Artificial </w:t>
+      </w:r>
+      <w:proofErr w:type="spellStart"/>
+      <w:r>
+        <w:t>Intelligence</w:t>
+      </w:r>
+      <w:proofErr w:type="spellEnd"/>
+      <w:r>
+        <w:t xml:space="preserve"> (</w:t>
+      </w:r>
+      <w:proofErr w:type="spellStart"/>
+      <w:r>
+        <w:t>hereafter</w:t>
+      </w:r>
+      <w:proofErr w:type="spellEnd"/>
+      <w:r>
+        <w:t xml:space="preserve"> </w:t>
+      </w:r>
+      <w:proofErr w:type="spellStart"/>
+      <w:r>
+        <w:t>referred</w:t>
+      </w:r>
+      <w:proofErr w:type="spellEnd"/>
+      <w:r>
+        <w:t xml:space="preserve"> to as AI) has </w:t>
+      </w:r>
+      <w:proofErr w:type="spellStart"/>
+      <w:r>
+        <w:t>grown</w:t>
+      </w:r>
+      <w:proofErr w:type="spellEnd"/>
+      <w:r>
+        <w:t xml:space="preserve"> </w:t>
+      </w:r>
+      <w:proofErr w:type="spellStart"/>
+      <w:r>
+        <w:t>exponentially</w:t>
+      </w:r>
+      <w:proofErr w:type="spellEnd"/>
+      <w:r>
+        <w:t xml:space="preserve"> </w:t>
+      </w:r>
+      <w:proofErr w:type="spellStart"/>
+      <w:r>
+        <w:t>due</w:t>
+      </w:r>
+      <w:proofErr w:type="spellEnd"/>
+      <w:r>
+        <w:t xml:space="preserve"> to the </w:t>
+      </w:r>
+      <w:proofErr w:type="spellStart"/>
+      <w:r>
+        <w:t>increase</w:t>
+      </w:r>
+      <w:proofErr w:type="spellEnd"/>
+      <w:r>
+        <w:t xml:space="preserve"> in </w:t>
+      </w:r>
+      <w:proofErr w:type="spellStart"/>
+      <w:r>
+        <w:t>computational</w:t>
+      </w:r>
+      <w:proofErr w:type="spellEnd"/>
+      <w:r>
+        <w:t xml:space="preserve"> </w:t>
+      </w:r>
+      <w:proofErr w:type="spellStart"/>
+      <w:r>
+        <w:t>power</w:t>
+      </w:r>
+      <w:proofErr w:type="spellEnd"/>
+      <w:r>
+        <w:t xml:space="preserve">, the </w:t>
+      </w:r>
+      <w:proofErr w:type="spellStart"/>
+      <w:r>
+        <w:t>availability</w:t>
+      </w:r>
+      <w:proofErr w:type="spellEnd"/>
+      <w:r>
+        <w:t xml:space="preserve"> of </w:t>
+      </w:r>
+      <w:proofErr w:type="spellStart"/>
+      <w:r>
+        <w:t>large</w:t>
+      </w:r>
+      <w:proofErr w:type="spellEnd"/>
+      <w:r>
+        <w:t xml:space="preserve"> </w:t>
+      </w:r>
+      <w:proofErr w:type="spellStart"/>
+      <w:r>
+        <w:t>volumes</w:t>
+      </w:r>
+      <w:proofErr w:type="spellEnd"/>
+      <w:r>
+        <w:t xml:space="preserve"> of data, and the </w:t>
+      </w:r>
+      <w:proofErr w:type="spellStart"/>
+      <w:r>
+        <w:t>development</w:t>
+      </w:r>
+      <w:proofErr w:type="spellEnd"/>
+      <w:r>
+        <w:t xml:space="preserve"> of new </w:t>
+      </w:r>
+      <w:proofErr w:type="spellStart"/>
+      <w:r>
+        <w:t>deep</w:t>
+      </w:r>
+      <w:proofErr w:type="spellEnd"/>
+      <w:r>
+        <w:t xml:space="preserve"> </w:t>
+      </w:r>
+      <w:proofErr w:type="spellStart"/>
+      <w:r>
+        <w:t>learning</w:t>
+      </w:r>
+      <w:proofErr w:type="spellEnd"/>
+      <w:r>
+        <w:t xml:space="preserve"> and machine </w:t>
+      </w:r>
+      <w:proofErr w:type="spellStart"/>
+      <w:r>
+        <w:t>learning</w:t>
+      </w:r>
+      <w:proofErr w:type="spellEnd"/>
+      <w:r>
+        <w:t xml:space="preserve"> </w:t>
+      </w:r>
+      <w:proofErr w:type="spellStart"/>
+      <w:r>
+        <w:t>techniques</w:t>
+      </w:r>
+      <w:proofErr w:type="spellEnd"/>
+      <w:r>
+        <w:t xml:space="preserve">. </w:t>
+      </w:r>
+      <w:proofErr w:type="spellStart"/>
+      <w:r>
+        <w:t>Within</w:t>
+      </w:r>
+      <w:proofErr w:type="spellEnd"/>
+      <w:r>
+        <w:t xml:space="preserve"> </w:t>
+      </w:r>
+      <w:proofErr w:type="spellStart"/>
+      <w:r>
+        <w:t>this</w:t>
+      </w:r>
+      <w:proofErr w:type="spellEnd"/>
+      <w:r>
+        <w:t xml:space="preserve"> </w:t>
+      </w:r>
+      <w:proofErr w:type="spellStart"/>
+      <w:r>
+        <w:t>field</w:t>
+      </w:r>
+      <w:proofErr w:type="spellEnd"/>
+      <w:r>
+        <w:t xml:space="preserve">, Deep </w:t>
+      </w:r>
+      <w:proofErr w:type="spellStart"/>
+      <w:r>
+        <w:t>Learning</w:t>
+      </w:r>
+      <w:proofErr w:type="spellEnd"/>
+      <w:r>
+        <w:t xml:space="preserve"> has </w:t>
+      </w:r>
+      <w:proofErr w:type="spellStart"/>
+      <w:r>
+        <w:t>represented</w:t>
+      </w:r>
+      <w:proofErr w:type="spellEnd"/>
+      <w:r>
+        <w:t xml:space="preserve"> a </w:t>
+      </w:r>
+      <w:proofErr w:type="spellStart"/>
+      <w:r>
+        <w:t>major</w:t>
+      </w:r>
+      <w:proofErr w:type="spellEnd"/>
+      <w:r>
+        <w:t xml:space="preserve"> </w:t>
+      </w:r>
+      <w:proofErr w:type="spellStart"/>
+      <w:r>
+        <w:t>breakthrough</w:t>
+      </w:r>
+      <w:proofErr w:type="spellEnd"/>
+      <w:r>
+        <w:t xml:space="preserve"> in </w:t>
+      </w:r>
+      <w:proofErr w:type="spellStart"/>
+      <w:r>
+        <w:t>image</w:t>
+      </w:r>
+      <w:proofErr w:type="spellEnd"/>
+      <w:r>
+        <w:t xml:space="preserve"> </w:t>
+      </w:r>
+      <w:proofErr w:type="spellStart"/>
+      <w:r>
+        <w:t>analysis</w:t>
+      </w:r>
+      <w:proofErr w:type="spellEnd"/>
+      <w:r>
+        <w:t xml:space="preserve"> and </w:t>
+      </w:r>
+      <w:proofErr w:type="spellStart"/>
+      <w:r>
+        <w:t>processing</w:t>
+      </w:r>
+      <w:proofErr w:type="spellEnd"/>
+      <w:r>
+        <w:t xml:space="preserve">, </w:t>
+      </w:r>
+      <w:proofErr w:type="spellStart"/>
+      <w:r>
+        <w:t>significantly</w:t>
+      </w:r>
+      <w:proofErr w:type="spellEnd"/>
+      <w:r>
+        <w:t xml:space="preserve"> </w:t>
+      </w:r>
+      <w:proofErr w:type="spellStart"/>
+      <w:r>
+        <w:t>outperforming</w:t>
+      </w:r>
+      <w:proofErr w:type="spellEnd"/>
+      <w:r>
+        <w:t xml:space="preserve"> </w:t>
+      </w:r>
+      <w:proofErr w:type="spellStart"/>
+      <w:r>
+        <w:t>traditional</w:t>
+      </w:r>
+      <w:proofErr w:type="spellEnd"/>
+      <w:r>
+        <w:t xml:space="preserve"> </w:t>
+      </w:r>
+      <w:proofErr w:type="spellStart"/>
+      <w:r>
+        <w:t>methods</w:t>
+      </w:r>
+      <w:proofErr w:type="spellEnd"/>
+      <w:r>
+        <w:t>.</w:t>
+      </w:r>
+    </w:p>
+    <w:p>
+      <w:proofErr w:type="spellStart"/>
+      <w:r>
+        <w:t>One</w:t>
+      </w:r>
+      <w:proofErr w:type="spellEnd"/>
+      <w:r>
+        <w:t xml:space="preserve"> of the </w:t>
+      </w:r>
+      <w:proofErr w:type="spellStart"/>
+      <w:r>
+        <w:t>areas</w:t>
+      </w:r>
+      <w:proofErr w:type="spellEnd"/>
+      <w:r>
+        <w:t xml:space="preserve"> of </w:t>
+      </w:r>
+      <w:proofErr w:type="spellStart"/>
+      <w:r>
+        <w:t>greatest</w:t>
+      </w:r>
+      <w:proofErr w:type="spellEnd"/>
+      <w:r>
+        <w:t xml:space="preserve"> interest and with the </w:t>
+      </w:r>
+      <w:proofErr w:type="spellStart"/>
+      <w:r>
+        <w:t>highest</w:t>
+      </w:r>
+      <w:proofErr w:type="spellEnd"/>
+      <w:r>
+        <w:t xml:space="preserve"> </w:t>
+      </w:r>
+      <w:proofErr w:type="spellStart"/>
+      <w:r>
+        <w:t>level</w:t>
+      </w:r>
+      <w:proofErr w:type="spellEnd"/>
+      <w:r>
+        <w:t xml:space="preserve"> of </w:t>
+      </w:r>
+      <w:proofErr w:type="spellStart"/>
+      <w:r>
+        <w:t>development</w:t>
+      </w:r>
+      <w:proofErr w:type="spellEnd"/>
+      <w:r>
+        <w:t xml:space="preserve"> is </w:t>
+      </w:r>
+      <w:proofErr w:type="spellStart"/>
+      <w:r>
+        <w:t>computer</w:t>
+      </w:r>
+      <w:proofErr w:type="spellEnd"/>
+      <w:r>
+        <w:t xml:space="preserve"> </w:t>
+      </w:r>
+      <w:proofErr w:type="spellStart"/>
+      <w:r>
+        <w:t>vision</w:t>
+      </w:r>
+      <w:proofErr w:type="spellEnd"/>
+      <w:r>
+        <w:t xml:space="preserve">, </w:t>
+      </w:r>
+      <w:proofErr w:type="spellStart"/>
+      <w:r>
+        <w:t>which</w:t>
+      </w:r>
+      <w:proofErr w:type="spellEnd"/>
+      <w:r>
+        <w:t xml:space="preserve"> </w:t>
+      </w:r>
+      <w:proofErr w:type="spellStart"/>
+      <w:r>
+        <w:t>aims</w:t>
+      </w:r>
+      <w:proofErr w:type="spellEnd"/>
+      <w:r>
+        <w:t xml:space="preserve"> to </w:t>
+      </w:r>
+      <w:proofErr w:type="spellStart"/>
+      <w:r>
+        <w:t>enable</w:t>
+      </w:r>
+      <w:proofErr w:type="spellEnd"/>
+      <w:r>
+        <w:t xml:space="preserve"> </w:t>
+      </w:r>
+      <w:proofErr w:type="spellStart"/>
+      <w:r>
+        <w:t>computers</w:t>
+      </w:r>
+      <w:proofErr w:type="spellEnd"/>
+      <w:r>
+        <w:t xml:space="preserve"> to </w:t>
+      </w:r>
+      <w:proofErr w:type="spellStart"/>
+      <w:r>
+        <w:t>interpret</w:t>
+      </w:r>
+      <w:proofErr w:type="spellEnd"/>
+      <w:r>
+        <w:t xml:space="preserve"> </w:t>
+      </w:r>
+      <w:proofErr w:type="spellStart"/>
+      <w:r>
+        <w:t>images</w:t>
+      </w:r>
+      <w:proofErr w:type="spellEnd"/>
+      <w:r>
+        <w:t xml:space="preserve"> and videos in a similar </w:t>
+      </w:r>
+      <w:proofErr w:type="spellStart"/>
+      <w:r>
+        <w:t>way</w:t>
+      </w:r>
+      <w:proofErr w:type="spellEnd"/>
+      <w:r>
+        <w:t xml:space="preserve"> to </w:t>
+      </w:r>
+      <w:proofErr w:type="spellStart"/>
+      <w:r>
+        <w:t>humans</w:t>
+      </w:r>
+      <w:proofErr w:type="spellEnd"/>
+      <w:r>
+        <w:t xml:space="preserve">. </w:t>
+      </w:r>
+      <w:proofErr w:type="spellStart"/>
+      <w:r>
+        <w:t>This</w:t>
+      </w:r>
+      <w:proofErr w:type="spellEnd"/>
+      <w:r>
+        <w:t xml:space="preserve"> </w:t>
+      </w:r>
+      <w:proofErr w:type="spellStart"/>
+      <w:r>
+        <w:t>field</w:t>
+      </w:r>
+      <w:proofErr w:type="spellEnd"/>
+      <w:r>
+        <w:t xml:space="preserve"> has </w:t>
+      </w:r>
+      <w:proofErr w:type="spellStart"/>
+      <w:r>
+        <w:t>applications</w:t>
+      </w:r>
+      <w:proofErr w:type="spellEnd"/>
+      <w:r>
+        <w:t xml:space="preserve"> </w:t>
+      </w:r>
+      <w:proofErr w:type="spellStart"/>
+      <w:r>
+        <w:t>such</w:t>
+      </w:r>
+      <w:proofErr w:type="spellEnd"/>
+      <w:r>
+        <w:t xml:space="preserve"> as </w:t>
+      </w:r>
+      <w:proofErr w:type="spellStart"/>
+      <w:r>
+        <w:t>object</w:t>
+      </w:r>
+      <w:proofErr w:type="spellEnd"/>
+      <w:r>
+        <w:t xml:space="preserve"> </w:t>
+      </w:r>
+      <w:proofErr w:type="spellStart"/>
+      <w:r>
+        <w:t>recognition</w:t>
+      </w:r>
+      <w:proofErr w:type="spellEnd"/>
+      <w:r>
+        <w:t xml:space="preserve">, </w:t>
+      </w:r>
+      <w:proofErr w:type="spellStart"/>
+      <w:r>
+        <w:t>image</w:t>
+      </w:r>
+      <w:proofErr w:type="spellEnd"/>
+      <w:r>
+        <w:t xml:space="preserve"> </w:t>
+      </w:r>
+      <w:proofErr w:type="spellStart"/>
+      <w:r>
+        <w:t>classification</w:t>
+      </w:r>
+      <w:proofErr w:type="spellEnd"/>
+      <w:r>
+        <w:t xml:space="preserve">, medical diagnosis </w:t>
+      </w:r>
+      <w:proofErr w:type="spellStart"/>
+      <w:r>
+        <w:t>through</w:t>
+      </w:r>
+      <w:proofErr w:type="spellEnd"/>
+      <w:r>
+        <w:t xml:space="preserve"> </w:t>
+      </w:r>
+      <w:proofErr w:type="spellStart"/>
+      <w:r>
+        <w:t>imaging</w:t>
+      </w:r>
+      <w:proofErr w:type="spellEnd"/>
+      <w:r>
+        <w:t xml:space="preserve">, </w:t>
+      </w:r>
+      <w:proofErr w:type="spellStart"/>
+      <w:r>
+        <w:t>intelligent</w:t>
+      </w:r>
+      <w:proofErr w:type="spellEnd"/>
+      <w:r>
+        <w:t xml:space="preserve"> </w:t>
+      </w:r>
+      <w:proofErr w:type="spellStart"/>
+      <w:r>
+        <w:t>surveillance</w:t>
+      </w:r>
+      <w:proofErr w:type="spellEnd"/>
+      <w:r>
+        <w:t xml:space="preserve"> </w:t>
+      </w:r>
+      <w:proofErr w:type="spellStart"/>
+      <w:r>
+        <w:t>systems</w:t>
+      </w:r>
+      <w:proofErr w:type="spellEnd"/>
+      <w:r>
+        <w:t xml:space="preserve">, </w:t>
+      </w:r>
+      <w:proofErr w:type="spellStart"/>
+      <w:r>
+        <w:t>autonomous</w:t>
+      </w:r>
+      <w:proofErr w:type="spellEnd"/>
+      <w:r>
+        <w:t xml:space="preserve"> </w:t>
+      </w:r>
+      <w:proofErr w:type="spellStart"/>
+      <w:r>
+        <w:t>driving</w:t>
+      </w:r>
+      <w:proofErr w:type="spellEnd"/>
+      <w:r>
+        <w:t xml:space="preserve">, and </w:t>
+      </w:r>
+      <w:proofErr w:type="spellStart"/>
+      <w:r>
+        <w:t>many</w:t>
+      </w:r>
+      <w:proofErr w:type="spellEnd"/>
+      <w:r>
+        <w:t xml:space="preserve"> </w:t>
+      </w:r>
+      <w:proofErr w:type="spellStart"/>
+      <w:r>
+        <w:t>others</w:t>
+      </w:r>
+      <w:proofErr w:type="spellEnd"/>
+      <w:r>
+        <w:t>.</w:t>
+      </w:r>
+    </w:p>
+    <w:p>
+      <w:r>
+        <w:t xml:space="preserve">In </w:t>
+      </w:r>
+      <w:proofErr w:type="spellStart"/>
+      <w:r>
+        <w:t>our</w:t>
+      </w:r>
+      <w:proofErr w:type="spellEnd"/>
+      <w:r>
+        <w:t xml:space="preserve"> </w:t>
+      </w:r>
+      <w:proofErr w:type="spellStart"/>
+      <w:r>
+        <w:t>specific</w:t>
+      </w:r>
+      <w:proofErr w:type="spellEnd"/>
+      <w:r>
+        <w:t xml:space="preserve"> case, </w:t>
+      </w:r>
+      <w:proofErr w:type="spellStart"/>
+      <w:r>
+        <w:t>which</w:t>
+      </w:r>
+      <w:proofErr w:type="spellEnd"/>
+      <w:r>
+        <w:t xml:space="preserve"> can be </w:t>
+      </w:r>
+      <w:proofErr w:type="spellStart"/>
+      <w:r>
+        <w:t>classified</w:t>
+      </w:r>
+      <w:proofErr w:type="spellEnd"/>
+      <w:r>
+        <w:t xml:space="preserve"> as </w:t>
+      </w:r>
+      <w:proofErr w:type="spellStart"/>
+      <w:r>
+        <w:t>image-based</w:t>
+      </w:r>
+      <w:proofErr w:type="spellEnd"/>
+      <w:r>
+        <w:t xml:space="preserve"> </w:t>
+      </w:r>
+      <w:proofErr w:type="spellStart"/>
+      <w:r>
+        <w:t>geolocation</w:t>
+      </w:r>
+      <w:proofErr w:type="spellEnd"/>
+      <w:r>
+        <w:t xml:space="preserve">, the </w:t>
+      </w:r>
+      <w:proofErr w:type="spellStart"/>
+      <w:r>
+        <w:t>model</w:t>
+      </w:r>
+      <w:proofErr w:type="spellEnd"/>
+      <w:r>
+        <w:t xml:space="preserve"> </w:t>
+      </w:r>
+      <w:proofErr w:type="spellStart"/>
+      <w:r>
+        <w:t>must</w:t>
+      </w:r>
+      <w:proofErr w:type="spellEnd"/>
+      <w:r>
+        <w:t xml:space="preserve"> learn to </w:t>
+      </w:r>
+      <w:proofErr w:type="spellStart"/>
+      <w:r>
+        <w:t>identify</w:t>
+      </w:r>
+      <w:proofErr w:type="spellEnd"/>
+      <w:r>
+        <w:t xml:space="preserve"> visual </w:t>
+      </w:r>
+      <w:proofErr w:type="spellStart"/>
+      <w:r>
+        <w:t>patterns</w:t>
+      </w:r>
+      <w:proofErr w:type="spellEnd"/>
+      <w:r>
+        <w:t xml:space="preserve"> </w:t>
+      </w:r>
+      <w:proofErr w:type="spellStart"/>
+      <w:r>
+        <w:t>present</w:t>
+      </w:r>
+      <w:proofErr w:type="spellEnd"/>
+      <w:r>
+        <w:t xml:space="preserve"> in </w:t>
+      </w:r>
+      <w:proofErr w:type="spellStart"/>
+      <w:r>
+        <w:t>images</w:t>
+      </w:r>
+      <w:proofErr w:type="spellEnd"/>
+      <w:r>
+        <w:t xml:space="preserve">, </w:t>
+      </w:r>
+      <w:proofErr w:type="spellStart"/>
+      <w:r>
+        <w:t>such</w:t>
+      </w:r>
+      <w:proofErr w:type="spellEnd"/>
+      <w:r>
+        <w:t xml:space="preserve"> as </w:t>
+      </w:r>
+      <w:proofErr w:type="spellStart"/>
+      <w:r>
+        <w:t>architecture</w:t>
+      </w:r>
+      <w:proofErr w:type="spellEnd"/>
+      <w:r>
+        <w:t xml:space="preserve">, </w:t>
+      </w:r>
+      <w:proofErr w:type="spellStart"/>
+      <w:r>
+        <w:t>vegetation</w:t>
+      </w:r>
+      <w:proofErr w:type="spellEnd"/>
+      <w:r>
+        <w:t xml:space="preserve">, </w:t>
+      </w:r>
+      <w:proofErr w:type="spellStart"/>
+      <w:r>
+        <w:t>traffic</w:t>
+      </w:r>
+      <w:proofErr w:type="spellEnd"/>
+      <w:r>
+        <w:t xml:space="preserve"> </w:t>
+      </w:r>
+      <w:proofErr w:type="spellStart"/>
+      <w:r>
+        <w:t>signs</w:t>
+      </w:r>
+      <w:proofErr w:type="spellEnd"/>
+      <w:r>
+        <w:t xml:space="preserve">, </w:t>
+      </w:r>
+      <w:proofErr w:type="spellStart"/>
+      <w:r>
+        <w:t>language</w:t>
+      </w:r>
+      <w:proofErr w:type="spellEnd"/>
+      <w:r>
+        <w:t xml:space="preserve">, </w:t>
+      </w:r>
+      <w:proofErr w:type="spellStart"/>
+      <w:r>
+        <w:t>or</w:t>
+      </w:r>
+      <w:proofErr w:type="spellEnd"/>
+      <w:r>
+        <w:t xml:space="preserve"> the </w:t>
+      </w:r>
+      <w:proofErr w:type="spellStart"/>
+      <w:r>
+        <w:t>condition</w:t>
+      </w:r>
+      <w:proofErr w:type="spellEnd"/>
+      <w:r>
+        <w:t xml:space="preserve"> of </w:t>
+      </w:r>
+      <w:proofErr w:type="spellStart"/>
+      <w:r>
+        <w:t>roads</w:t>
+      </w:r>
+      <w:proofErr w:type="spellEnd"/>
+      <w:r>
+        <w:t xml:space="preserve"> and natural </w:t>
+      </w:r>
+      <w:proofErr w:type="spellStart"/>
+      <w:r>
+        <w:t>environments</w:t>
+      </w:r>
+      <w:proofErr w:type="spellEnd"/>
+      <w:r>
+        <w:t xml:space="preserve">, and </w:t>
+      </w:r>
+      <w:proofErr w:type="spellStart"/>
+      <w:r>
+        <w:t>associate</w:t>
+      </w:r>
+      <w:proofErr w:type="spellEnd"/>
+      <w:r>
+        <w:t xml:space="preserve"> </w:t>
+      </w:r>
+      <w:proofErr w:type="spellStart"/>
+      <w:r>
+        <w:t>them</w:t>
+      </w:r>
+      <w:proofErr w:type="spellEnd"/>
+      <w:r>
+        <w:t xml:space="preserve"> with a </w:t>
+      </w:r>
+      <w:proofErr w:type="spellStart"/>
+      <w:r>
+        <w:t>specific</w:t>
+      </w:r>
+      <w:proofErr w:type="spellEnd"/>
+      <w:r>
+        <w:t xml:space="preserve"> country.</w:t>
+      </w:r>
+    </w:p>
+    <w:p>
+      <w:proofErr w:type="spellStart"/>
+      <w:r>
+        <w:t>Solving</w:t>
+      </w:r>
+      <w:proofErr w:type="spellEnd"/>
+      <w:r>
+        <w:t xml:space="preserve"> </w:t>
+      </w:r>
+      <w:proofErr w:type="spellStart"/>
+      <w:r>
+        <w:t>this</w:t>
+      </w:r>
+      <w:proofErr w:type="spellEnd"/>
+      <w:r>
+        <w:t xml:space="preserve"> </w:t>
+      </w:r>
+      <w:proofErr w:type="spellStart"/>
+      <w:r>
+        <w:t>problem</w:t>
+      </w:r>
+      <w:proofErr w:type="spellEnd"/>
+      <w:r>
+        <w:t xml:space="preserve"> </w:t>
+      </w:r>
+      <w:proofErr w:type="spellStart"/>
+      <w:r>
+        <w:t>presents</w:t>
+      </w:r>
+      <w:proofErr w:type="spellEnd"/>
+      <w:r>
+        <w:t xml:space="preserve"> </w:t>
+      </w:r>
+      <w:proofErr w:type="spellStart"/>
+      <w:r>
+        <w:t>several</w:t>
+      </w:r>
+      <w:proofErr w:type="spellEnd"/>
+      <w:r>
+        <w:t xml:space="preserve"> </w:t>
+      </w:r>
+      <w:proofErr w:type="spellStart"/>
+      <w:r>
+        <w:t>challenges</w:t>
+      </w:r>
+      <w:proofErr w:type="spellEnd"/>
+      <w:r>
+        <w:t xml:space="preserve">, as </w:t>
+      </w:r>
+      <w:proofErr w:type="spellStart"/>
+      <w:r>
+        <w:t>there</w:t>
+      </w:r>
+      <w:proofErr w:type="spellEnd"/>
+      <w:r>
+        <w:t xml:space="preserve"> is </w:t>
+      </w:r>
+      <w:proofErr w:type="spellStart"/>
+      <w:r>
+        <w:t>significant</w:t>
+      </w:r>
+      <w:proofErr w:type="spellEnd"/>
+      <w:r>
+        <w:t xml:space="preserve"> </w:t>
+      </w:r>
+      <w:proofErr w:type="spellStart"/>
+      <w:r>
+        <w:t>diversity</w:t>
+      </w:r>
+      <w:proofErr w:type="spellEnd"/>
+      <w:r>
+        <w:t xml:space="preserve"> </w:t>
+      </w:r>
+      <w:proofErr w:type="spellStart"/>
+      <w:r>
+        <w:t>among</w:t>
+      </w:r>
+      <w:proofErr w:type="spellEnd"/>
+      <w:r>
+        <w:t xml:space="preserve"> </w:t>
+      </w:r>
+      <w:proofErr w:type="spellStart"/>
+      <w:r>
+        <w:t>images</w:t>
+      </w:r>
+      <w:proofErr w:type="spellEnd"/>
+      <w:r>
+        <w:t xml:space="preserve"> </w:t>
+      </w:r>
+      <w:proofErr w:type="spellStart"/>
+      <w:r>
+        <w:t>from</w:t>
+      </w:r>
+      <w:proofErr w:type="spellEnd"/>
+      <w:r>
+        <w:t xml:space="preserve"> the </w:t>
+      </w:r>
+      <w:proofErr w:type="spellStart"/>
+      <w:r>
+        <w:t>same</w:t>
+      </w:r>
+      <w:proofErr w:type="spellEnd"/>
+      <w:r>
+        <w:t xml:space="preserve"> country, </w:t>
+      </w:r>
+      <w:proofErr w:type="spellStart"/>
+      <w:r>
+        <w:t>including</w:t>
+      </w:r>
+      <w:proofErr w:type="spellEnd"/>
+      <w:r>
+        <w:t xml:space="preserve"> </w:t>
+      </w:r>
+      <w:proofErr w:type="spellStart"/>
+      <w:r>
+        <w:t>different</w:t>
+      </w:r>
+      <w:proofErr w:type="spellEnd"/>
+      <w:r>
+        <w:t xml:space="preserve"> </w:t>
+      </w:r>
+      <w:proofErr w:type="spellStart"/>
+      <w:r>
+        <w:t>landscapes</w:t>
+      </w:r>
+      <w:proofErr w:type="spellEnd"/>
+      <w:r>
+        <w:t xml:space="preserve"> and </w:t>
+      </w:r>
+      <w:proofErr w:type="spellStart"/>
+      <w:r>
+        <w:t>environments</w:t>
+      </w:r>
+      <w:proofErr w:type="spellEnd"/>
+      <w:r>
+        <w:t xml:space="preserve">. Additionally, </w:t>
+      </w:r>
+      <w:proofErr w:type="spellStart"/>
+      <w:r>
+        <w:t>some</w:t>
+      </w:r>
+      <w:proofErr w:type="spellEnd"/>
+      <w:r>
+        <w:t xml:space="preserve"> </w:t>
+      </w:r>
+      <w:proofErr w:type="spellStart"/>
+      <w:r>
+        <w:t>countries</w:t>
+      </w:r>
+      <w:proofErr w:type="spellEnd"/>
+      <w:r>
+        <w:t xml:space="preserve"> </w:t>
+      </w:r>
+      <w:proofErr w:type="spellStart"/>
+      <w:r>
+        <w:t>may</w:t>
+      </w:r>
+      <w:proofErr w:type="spellEnd"/>
+      <w:r>
+        <w:t xml:space="preserve"> share </w:t>
+      </w:r>
+      <w:proofErr w:type="spellStart"/>
+      <w:r>
+        <w:t>very</w:t>
+      </w:r>
+      <w:proofErr w:type="spellEnd"/>
+      <w:r>
+        <w:t xml:space="preserve"> similar </w:t>
+      </w:r>
+      <w:proofErr w:type="spellStart"/>
+      <w:r>
+        <w:t>characteristics</w:t>
+      </w:r>
+      <w:proofErr w:type="spellEnd"/>
+      <w:r>
+        <w:t xml:space="preserve"> in </w:t>
+      </w:r>
+      <w:proofErr w:type="spellStart"/>
+      <w:r>
+        <w:t>terms</w:t>
+      </w:r>
+      <w:proofErr w:type="spellEnd"/>
+      <w:r>
+        <w:t xml:space="preserve"> of </w:t>
+      </w:r>
+      <w:proofErr w:type="spellStart"/>
+      <w:r>
+        <w:t>landscapes</w:t>
+      </w:r>
+      <w:proofErr w:type="spellEnd"/>
+      <w:r>
+        <w:t xml:space="preserve">, </w:t>
+      </w:r>
+      <w:proofErr w:type="spellStart"/>
+      <w:r>
+        <w:t>vegetation</w:t>
+      </w:r>
+      <w:proofErr w:type="spellEnd"/>
+      <w:r>
+        <w:t xml:space="preserve">, </w:t>
+      </w:r>
+      <w:proofErr w:type="spellStart"/>
+      <w:r>
+        <w:t>or</w:t>
+      </w:r>
+      <w:proofErr w:type="spellEnd"/>
+      <w:r>
+        <w:t xml:space="preserve"> </w:t>
+      </w:r>
+      <w:proofErr w:type="spellStart"/>
+      <w:r>
+        <w:t>road</w:t>
+      </w:r>
+      <w:proofErr w:type="spellEnd"/>
+      <w:r>
+        <w:t xml:space="preserve"> </w:t>
+      </w:r>
+      <w:proofErr w:type="spellStart"/>
+      <w:r>
+        <w:t>signs</w:t>
+      </w:r>
+      <w:proofErr w:type="spellEnd"/>
+      <w:r>
+        <w:t xml:space="preserve">. </w:t>
+      </w:r>
+      <w:proofErr w:type="spellStart"/>
+      <w:r>
+        <w:t>Therefore</w:t>
+      </w:r>
+      <w:proofErr w:type="spellEnd"/>
+      <w:r>
+        <w:t xml:space="preserve">, </w:t>
+      </w:r>
+      <w:proofErr w:type="spellStart"/>
+      <w:r>
+        <w:t>it</w:t>
+      </w:r>
+      <w:proofErr w:type="spellEnd"/>
+      <w:r>
+        <w:t xml:space="preserve"> is </w:t>
+      </w:r>
+      <w:proofErr w:type="spellStart"/>
+      <w:r>
+        <w:t>necessary</w:t>
+      </w:r>
+      <w:proofErr w:type="spellEnd"/>
+      <w:r>
+        <w:t xml:space="preserve"> to use </w:t>
+      </w:r>
+      <w:proofErr w:type="spellStart"/>
+      <w:r>
+        <w:t>deep</w:t>
+      </w:r>
+      <w:proofErr w:type="spellEnd"/>
+      <w:r>
+        <w:t xml:space="preserve"> </w:t>
+      </w:r>
+      <w:proofErr w:type="spellStart"/>
+      <w:r>
+        <w:t>learning</w:t>
+      </w:r>
+      <w:proofErr w:type="spellEnd"/>
+      <w:r>
+        <w:t xml:space="preserve"> </w:t>
+      </w:r>
+      <w:proofErr w:type="spellStart"/>
+      <w:r>
+        <w:lastRenderedPageBreak/>
+        <w:t>models</w:t>
+      </w:r>
+      <w:proofErr w:type="spellEnd"/>
+      <w:r>
+        <w:t xml:space="preserve"> </w:t>
+      </w:r>
+      <w:proofErr w:type="spellStart"/>
+      <w:r>
+        <w:t>capable</w:t>
+      </w:r>
+      <w:proofErr w:type="spellEnd"/>
+      <w:r>
+        <w:t xml:space="preserve"> of </w:t>
+      </w:r>
+      <w:proofErr w:type="spellStart"/>
+      <w:r>
+        <w:t>extracting</w:t>
+      </w:r>
+      <w:proofErr w:type="spellEnd"/>
+      <w:r>
+        <w:t xml:space="preserve"> </w:t>
+      </w:r>
+      <w:proofErr w:type="spellStart"/>
+      <w:r>
+        <w:t>complex</w:t>
+      </w:r>
+      <w:proofErr w:type="spellEnd"/>
+      <w:r>
+        <w:t xml:space="preserve"> </w:t>
+      </w:r>
+      <w:proofErr w:type="spellStart"/>
+      <w:r>
+        <w:t>features</w:t>
+      </w:r>
+      <w:proofErr w:type="spellEnd"/>
+      <w:r>
+        <w:t xml:space="preserve"> and </w:t>
+      </w:r>
+      <w:proofErr w:type="spellStart"/>
+      <w:r>
+        <w:t>creating</w:t>
+      </w:r>
+      <w:proofErr w:type="spellEnd"/>
+      <w:r>
+        <w:t xml:space="preserve"> </w:t>
+      </w:r>
+      <w:proofErr w:type="spellStart"/>
+      <w:r>
+        <w:t>accurate</w:t>
+      </w:r>
+      <w:proofErr w:type="spellEnd"/>
+      <w:r>
+        <w:t xml:space="preserve"> </w:t>
+      </w:r>
+      <w:proofErr w:type="spellStart"/>
+      <w:r>
+        <w:t>generalizations</w:t>
+      </w:r>
+      <w:proofErr w:type="spellEnd"/>
+      <w:r>
+        <w:t xml:space="preserve"> in </w:t>
+      </w:r>
+      <w:proofErr w:type="spellStart"/>
+      <w:r>
+        <w:t>order</w:t>
+      </w:r>
+      <w:proofErr w:type="spellEnd"/>
+      <w:r>
+        <w:t xml:space="preserve"> to </w:t>
+      </w:r>
+      <w:proofErr w:type="spellStart"/>
+      <w:r>
+        <w:t>classify</w:t>
+      </w:r>
+      <w:proofErr w:type="spellEnd"/>
+      <w:r>
+        <w:t xml:space="preserve"> </w:t>
+      </w:r>
+      <w:proofErr w:type="spellStart"/>
+      <w:r>
+        <w:t>images</w:t>
+      </w:r>
+      <w:proofErr w:type="spellEnd"/>
+      <w:r>
+        <w:t xml:space="preserve"> </w:t>
+      </w:r>
+      <w:proofErr w:type="spellStart"/>
+      <w:r>
+        <w:t>into</w:t>
+      </w:r>
+      <w:proofErr w:type="spellEnd"/>
+      <w:r>
+        <w:t xml:space="preserve"> </w:t>
+      </w:r>
+      <w:proofErr w:type="spellStart"/>
+      <w:r>
+        <w:t>different</w:t>
+      </w:r>
+      <w:proofErr w:type="spellEnd"/>
+      <w:r>
+        <w:t xml:space="preserve"> </w:t>
+      </w:r>
+      <w:proofErr w:type="spellStart"/>
+      <w:r>
+        <w:t>categories</w:t>
+      </w:r>
+      <w:proofErr w:type="spellEnd"/>
+      <w:r>
+        <w:t>.</w:t>
+      </w:r>
+    </w:p>
+    <w:p>
+      <w:r>
+        <w:t xml:space="preserve">For </w:t>
+      </w:r>
+      <w:proofErr w:type="spellStart"/>
+      <w:r>
+        <w:t>this</w:t>
+      </w:r>
+      <w:proofErr w:type="spellEnd"/>
+      <w:r>
+        <w:t xml:space="preserve"> </w:t>
+      </w:r>
+      <w:proofErr w:type="spellStart"/>
+      <w:r>
+        <w:t>reason</w:t>
+      </w:r>
+      <w:proofErr w:type="spellEnd"/>
+      <w:r>
+        <w:t xml:space="preserve">, in </w:t>
+      </w:r>
+      <w:proofErr w:type="spellStart"/>
+      <w:r>
+        <w:t>this</w:t>
+      </w:r>
+      <w:proofErr w:type="spellEnd"/>
+      <w:r>
+        <w:t xml:space="preserve"> project, </w:t>
+      </w:r>
+      <w:proofErr w:type="spellStart"/>
+      <w:r>
+        <w:t>we</w:t>
+      </w:r>
+      <w:proofErr w:type="spellEnd"/>
+      <w:r>
+        <w:t xml:space="preserve"> </w:t>
+      </w:r>
+      <w:proofErr w:type="spellStart"/>
+      <w:r>
+        <w:t>propose</w:t>
+      </w:r>
+      <w:proofErr w:type="spellEnd"/>
+      <w:r>
+        <w:t xml:space="preserve"> the </w:t>
+      </w:r>
+      <w:proofErr w:type="spellStart"/>
+      <w:r>
+        <w:t>development</w:t>
+      </w:r>
+      <w:proofErr w:type="spellEnd"/>
+      <w:r>
+        <w:t xml:space="preserve"> of a system </w:t>
+      </w:r>
+      <w:proofErr w:type="spellStart"/>
+      <w:r>
+        <w:t>capable</w:t>
+      </w:r>
+      <w:proofErr w:type="spellEnd"/>
+      <w:r>
+        <w:t xml:space="preserve"> of </w:t>
+      </w:r>
+      <w:proofErr w:type="spellStart"/>
+      <w:r>
+        <w:t>predicting</w:t>
+      </w:r>
+      <w:proofErr w:type="spellEnd"/>
+      <w:r>
+        <w:t xml:space="preserve"> the country </w:t>
+      </w:r>
+      <w:proofErr w:type="spellStart"/>
+      <w:r>
+        <w:t>where</w:t>
+      </w:r>
+      <w:proofErr w:type="spellEnd"/>
+      <w:r>
+        <w:t xml:space="preserve"> an </w:t>
+      </w:r>
+      <w:proofErr w:type="spellStart"/>
+      <w:r>
+        <w:t>image</w:t>
+      </w:r>
+      <w:proofErr w:type="spellEnd"/>
+      <w:r>
+        <w:t xml:space="preserve"> </w:t>
+      </w:r>
+      <w:proofErr w:type="spellStart"/>
+      <w:r>
+        <w:t>was</w:t>
+      </w:r>
+      <w:proofErr w:type="spellEnd"/>
+      <w:r>
+        <w:t xml:space="preserve"> </w:t>
+      </w:r>
+      <w:proofErr w:type="spellStart"/>
+      <w:r>
+        <w:t>taken</w:t>
+      </w:r>
+      <w:proofErr w:type="spellEnd"/>
+      <w:r>
+        <w:t xml:space="preserve"> </w:t>
+      </w:r>
+      <w:proofErr w:type="spellStart"/>
+      <w:r>
+        <w:t>by</w:t>
+      </w:r>
+      <w:proofErr w:type="spellEnd"/>
+      <w:r>
+        <w:t xml:space="preserve"> </w:t>
+      </w:r>
+      <w:proofErr w:type="spellStart"/>
+      <w:r>
+        <w:t>using</w:t>
+      </w:r>
+      <w:proofErr w:type="spellEnd"/>
+      <w:r>
+        <w:t xml:space="preserve"> </w:t>
+      </w:r>
+      <w:proofErr w:type="spellStart"/>
+      <w:r>
+        <w:t>deep</w:t>
+      </w:r>
+      <w:proofErr w:type="spellEnd"/>
+      <w:r>
+        <w:t xml:space="preserve"> </w:t>
+      </w:r>
+      <w:proofErr w:type="spellStart"/>
+      <w:r>
+        <w:t>learning</w:t>
+      </w:r>
+      <w:proofErr w:type="spellEnd"/>
+      <w:r>
+        <w:t xml:space="preserve"> and transfer </w:t>
+      </w:r>
+      <w:proofErr w:type="spellStart"/>
+      <w:r>
+        <w:t>learning</w:t>
+      </w:r>
+      <w:proofErr w:type="spellEnd"/>
+      <w:r>
+        <w:t xml:space="preserve"> </w:t>
+      </w:r>
+      <w:proofErr w:type="spellStart"/>
+      <w:r>
+        <w:t>techniques</w:t>
+      </w:r>
+      <w:proofErr w:type="spellEnd"/>
+      <w:r>
+        <w:t xml:space="preserve">. To </w:t>
+      </w:r>
+      <w:proofErr w:type="spellStart"/>
+      <w:r>
+        <w:t>achieve</w:t>
+      </w:r>
+      <w:proofErr w:type="spellEnd"/>
+      <w:r>
+        <w:t xml:space="preserve"> </w:t>
+      </w:r>
+      <w:proofErr w:type="spellStart"/>
+      <w:r>
+        <w:t>this</w:t>
+      </w:r>
+      <w:proofErr w:type="spellEnd"/>
+      <w:r>
+        <w:t xml:space="preserve"> </w:t>
+      </w:r>
+      <w:proofErr w:type="spellStart"/>
+      <w:r>
+        <w:t>goal</w:t>
+      </w:r>
+      <w:proofErr w:type="spellEnd"/>
+      <w:r>
+        <w:t xml:space="preserve">, </w:t>
+      </w:r>
+      <w:proofErr w:type="spellStart"/>
+      <w:r>
+        <w:t>we</w:t>
+      </w:r>
+      <w:proofErr w:type="spellEnd"/>
+      <w:r>
+        <w:t xml:space="preserve"> use a </w:t>
+      </w:r>
+      <w:proofErr w:type="spellStart"/>
+      <w:r>
+        <w:t>dataset</w:t>
+      </w:r>
+      <w:proofErr w:type="spellEnd"/>
+      <w:r>
+        <w:t xml:space="preserve"> </w:t>
+      </w:r>
+      <w:proofErr w:type="spellStart"/>
+      <w:r>
+        <w:t>composed</w:t>
+      </w:r>
+      <w:proofErr w:type="spellEnd"/>
+      <w:r>
+        <w:t xml:space="preserve"> of </w:t>
+      </w:r>
+      <w:proofErr w:type="spellStart"/>
+      <w:r>
+        <w:t>images</w:t>
+      </w:r>
+      <w:proofErr w:type="spellEnd"/>
+      <w:r>
+        <w:t xml:space="preserve"> </w:t>
+      </w:r>
+      <w:proofErr w:type="spellStart"/>
+      <w:r>
+        <w:t>classified</w:t>
+      </w:r>
+      <w:proofErr w:type="spellEnd"/>
+      <w:r>
+        <w:t xml:space="preserve"> </w:t>
+      </w:r>
+      <w:proofErr w:type="spellStart"/>
+      <w:r>
+        <w:t>according</w:t>
+      </w:r>
+      <w:proofErr w:type="spellEnd"/>
+      <w:r>
+        <w:t xml:space="preserve"> to </w:t>
+      </w:r>
+      <w:proofErr w:type="spellStart"/>
+      <w:r>
+        <w:t>their</w:t>
+      </w:r>
+      <w:proofErr w:type="spellEnd"/>
+      <w:r>
+        <w:t xml:space="preserve"> </w:t>
+      </w:r>
+      <w:proofErr w:type="spellStart"/>
+      <w:r>
+        <w:t>corresponding</w:t>
+      </w:r>
+      <w:proofErr w:type="spellEnd"/>
+      <w:r>
+        <w:t xml:space="preserve"> </w:t>
+      </w:r>
+      <w:proofErr w:type="spellStart"/>
+      <w:r>
+        <w:t>countries</w:t>
+      </w:r>
+      <w:proofErr w:type="spellEnd"/>
+      <w:r>
+        <w:t>.</w:t>
+      </w:r>
+    </w:p>
+    <w:p>
+      <w:pPr>
+        <w:rPr>
+          <w:i/>
+          <w:iCs/>
+          <w:sz w:val="26"/>
+          <w:szCs w:val="26"/>
+          <w:u w:val="single"/>
+        </w:rPr>
+      </w:pPr>
+      <w:r>
+        <w:rPr>
+          <w:i/>
+          <w:iCs/>
+          <w:sz w:val="26"/>
+          <w:szCs w:val="26"/>
+          <w:u w:val="single"/>
+        </w:rPr>
+        <w:br/>
+      </w:r>
+      <w:r>
+        <w:rPr>
+          <w:i/>
+          <w:iCs/>
+          <w:sz w:val="26"/>
+          <w:szCs w:val="26"/>
+          <w:u w:val="single"/>
+        </w:rPr>
+        <w:t>1.2 Motivation</w:t>
       </w:r>
     </w:p>
     <w:p/>
@@ -590,88 +3497,30 @@
           <w:szCs w:val="26"/>
           <w:u w:val="single"/>
         </w:rPr>
-        <w:t>1.1 Contexto del problema</w:t>
-      </w:r>
-      <w:r>
-        <w:rPr>
-          <w:i/>
-          <w:iCs/>
-          <w:sz w:val="26"/>
-          <w:szCs w:val="26"/>
-          <w:u w:val="single"/>
-        </w:rPr>
-        <w:t xml:space="preserve">   </w:t>
-      </w:r>
-    </w:p>
-    <w:p>
-      <w:r>
-        <w:t>Como ya comentamos en los últimos años, la Inteligencia Artificial (en adelante IA) ha crecido de manera exponencial</w:t>
-      </w:r>
-      <w:r>
-        <w:t xml:space="preserve"> gracias al aumento de la capacidad de cálculo, la disponibilidad de grandes volúmenes de datos y el desarrollo de nuevas técnicas de aprendizaje profundo y automático. Dentro de todo esto, el Deep Learning (aprendizaje profundo) ha supuesto un gran avance en el análisis y procesamiento de imágenes superando con creces a los métodos tradicionales.</w:t>
-      </w:r>
-      <w:r>
-        <w:t xml:space="preserve"> </w:t>
-      </w:r>
-    </w:p>
-    <w:p>
-      <w:r>
-        <w:t>Una de las áreas que nos interesan y que mayor desarrollo ha tenido es la visión por ordenador, que tiene como objetivo hacer que los ordenadores sean capaces de interpretar imágenes y videos de una manera similar a como lo haría una persona humana con aplicaciones como reconocimiento de objetos, clasificación de imágenes,  el diagnóstico médico mediante imágenes, los sistemas de vigilancia inteligentes, la conducción autónoma…</w:t>
-      </w:r>
-    </w:p>
-    <w:p>
-      <w:r>
-        <w:t xml:space="preserve">Para nuestro caso específico, que podríamos clasificar como geolocalización por imágenes, el modelo debe aprender a identificar patrones visuales que aparezcan en dichas imágenes como por ejemplo la arquitectura, la vegetación, las señales de tráfico, el idioma, el estado de la vegetación o de las carreteras… y relacionarlos con un determinado país. </w:t>
-      </w:r>
-    </w:p>
-    <w:p>
-      <w:r>
-        <w:t xml:space="preserve">Resolver este problema presenta dificultades, ya que existe dentro de un mismo país mucha variedad de imágenes, paisajes… o existen países muy parecidos en paisajes, </w:t>
-      </w:r>
-      <w:r>
-        <w:lastRenderedPageBreak/>
-        <w:t>vegetación, señales viales… Por ese motivo tenemos la necesidad de utilizar modelos de aprendizaje profundo capaces de extraer esas características</w:t>
-      </w:r>
-      <w:r>
-        <w:t xml:space="preserve"> complejas y crear una generalización correcta para poder clasificar en distintas clases.</w:t>
-      </w:r>
-    </w:p>
-    <w:p>
-      <w:r>
-        <w:t>Por ello, con nuestro proyecto, proponemos el desarrollo de un sistema que sea capaz de predecir el país donde ha sido sacada una imagen utilizando técnicas de aprendizaje profundo y de aprendizaje por transferencia. Para poder realizar esto, contamos con un conjunto de datos formado por imágenes clasificadas de distintos países.</w:t>
-      </w:r>
-    </w:p>
-    <w:p>
-      <w:pPr>
-        <w:rPr>
-          <w:i/>
-          <w:iCs/>
-          <w:sz w:val="26"/>
-          <w:szCs w:val="26"/>
-          <w:u w:val="single"/>
-        </w:rPr>
-      </w:pPr>
-      <w:r>
-        <w:rPr>
-          <w:i/>
-          <w:iCs/>
-          <w:sz w:val="26"/>
-          <w:szCs w:val="26"/>
-          <w:u w:val="single"/>
-        </w:rPr>
         <w:br/>
-        <w:t>1.2 Motivación</w:t>
-      </w:r>
-      <w:r>
-        <w:rPr>
-          <w:i/>
-          <w:iCs/>
-          <w:sz w:val="26"/>
-          <w:szCs w:val="26"/>
-          <w:u w:val="single"/>
-        </w:rPr>
-        <w:t xml:space="preserve"> </w:t>
-      </w:r>
+      </w:r>
+      <w:r>
+        <w:rPr>
+          <w:i/>
+          <w:iCs/>
+          <w:sz w:val="26"/>
+          <w:szCs w:val="26"/>
+          <w:u w:val="single"/>
+        </w:rPr>
+        <w:t xml:space="preserve">1.3 Project </w:t>
+      </w:r>
+      <w:proofErr w:type="spellStart"/>
+      <w:r>
+        <w:rPr>
+          <w:i/>
+          <w:iCs/>
+          <w:sz w:val="26"/>
+          <w:szCs w:val="26"/>
+          <w:u w:val="single"/>
+        </w:rPr>
+        <w:t>objectives</w:t>
+      </w:r>
+      <w:proofErr w:type="spellEnd"/>
     </w:p>
     <w:p/>
     <w:p>
@@ -693,51 +3542,50 @@
           <w:u w:val="single"/>
         </w:rPr>
         <w:br/>
-        <w:t>1.3 Objetivos del proyecto</w:t>
-      </w:r>
-      <w:r>
-        <w:rPr>
-          <w:i/>
-          <w:iCs/>
-          <w:sz w:val="26"/>
-          <w:szCs w:val="26"/>
-          <w:u w:val="single"/>
-        </w:rPr>
-        <w:t xml:space="preserve"> </w:t>
-      </w:r>
-    </w:p>
-    <w:p/>
-    <w:p>
-      <w:pPr>
-        <w:rPr>
-          <w:i/>
-          <w:iCs/>
-          <w:sz w:val="26"/>
-          <w:szCs w:val="26"/>
-          <w:u w:val="single"/>
-        </w:rPr>
-      </w:pPr>
-      <w:r>
-        <w:rPr>
-          <w:i/>
-          <w:iCs/>
-          <w:sz w:val="26"/>
-          <w:szCs w:val="26"/>
-          <w:u w:val="single"/>
-        </w:rPr>
-        <w:br/>
-        <w:t xml:space="preserve">1.4 Organización </w:t>
-      </w:r>
-      <w:r>
-        <w:rPr>
-          <w:i/>
-          <w:iCs/>
-          <w:sz w:val="26"/>
-          <w:szCs w:val="26"/>
-          <w:u w:val="single"/>
-        </w:rPr>
-        <w:t>del proyecto</w:t>
-      </w:r>
+      </w:r>
+      <w:r>
+        <w:rPr>
+          <w:i/>
+          <w:iCs/>
+          <w:sz w:val="26"/>
+          <w:szCs w:val="26"/>
+          <w:u w:val="single"/>
+        </w:rPr>
+        <w:t xml:space="preserve">1.4 Project </w:t>
+      </w:r>
+      <w:proofErr w:type="spellStart"/>
+      <w:r>
+        <w:rPr>
+          <w:i/>
+          <w:iCs/>
+          <w:sz w:val="26"/>
+          <w:szCs w:val="26"/>
+          <w:u w:val="single"/>
+        </w:rPr>
+        <w:t>organization</w:t>
+      </w:r>
+      <w:proofErr w:type="spellEnd"/>
+      <w:r>
+        <w:rPr>
+          <w:i/>
+          <w:iCs/>
+          <w:sz w:val="26"/>
+          <w:szCs w:val="26"/>
+          <w:u w:val="single"/>
+        </w:rPr>
+        <w:t xml:space="preserve"> </w:t>
+      </w:r>
+    </w:p>
+    <w:p>
+      <w:pPr>
+        <w:rPr>
+          <w:i/>
+          <w:iCs/>
+          <w:sz w:val="26"/>
+          <w:szCs w:val="26"/>
+          <w:u w:val="single"/>
+        </w:rPr>
+      </w:pPr>
     </w:p>
     <w:p/>
     <w:p/>
@@ -758,6 +3606,1422 @@
     </w:p>
     <w:p>
       <w:pPr>
+        <w:pStyle w:val="Prrafodelista"/>
+        <w:numPr>
+          <w:ilvl w:val="0"/>
+          <w:numId w:val="5"/>
+        </w:numPr>
+        <w:jc w:val="center"/>
+        <w:rPr>
+          <w:b/>
+          <w:bCs/>
+          <w:sz w:val="28"/>
+          <w:szCs w:val="28"/>
+        </w:rPr>
+      </w:pPr>
+      <w:proofErr w:type="spellStart"/>
+      <w:r>
+        <w:rPr>
+          <w:b/>
+          <w:bCs/>
+          <w:sz w:val="28"/>
+          <w:szCs w:val="28"/>
+        </w:rPr>
+        <w:lastRenderedPageBreak/>
+        <w:t>Theoretical</w:t>
+      </w:r>
+      <w:proofErr w:type="spellEnd"/>
+      <w:r>
+        <w:rPr>
+          <w:b/>
+          <w:bCs/>
+          <w:sz w:val="28"/>
+          <w:szCs w:val="28"/>
+        </w:rPr>
+        <w:t xml:space="preserve"> </w:t>
+      </w:r>
+      <w:proofErr w:type="spellStart"/>
+      <w:r>
+        <w:rPr>
+          <w:b/>
+          <w:bCs/>
+          <w:sz w:val="28"/>
+          <w:szCs w:val="28"/>
+        </w:rPr>
+        <w:t>background</w:t>
+      </w:r>
+      <w:proofErr w:type="spellEnd"/>
+      <w:r>
+        <w:rPr>
+          <w:b/>
+          <w:bCs/>
+          <w:sz w:val="28"/>
+          <w:szCs w:val="28"/>
+        </w:rPr>
+        <w:t xml:space="preserve"> </w:t>
+      </w:r>
+    </w:p>
+    <w:p/>
+    <w:p>
+      <w:pPr>
+        <w:rPr>
+          <w:i/>
+          <w:iCs/>
+          <w:sz w:val="26"/>
+          <w:szCs w:val="26"/>
+          <w:u w:val="single"/>
+        </w:rPr>
+      </w:pPr>
+      <w:r>
+        <w:rPr>
+          <w:i/>
+          <w:iCs/>
+          <w:sz w:val="26"/>
+          <w:szCs w:val="26"/>
+          <w:u w:val="single"/>
+        </w:rPr>
+        <w:t xml:space="preserve">2.1 Artificial </w:t>
+      </w:r>
+      <w:proofErr w:type="spellStart"/>
+      <w:r>
+        <w:rPr>
+          <w:i/>
+          <w:iCs/>
+          <w:sz w:val="26"/>
+          <w:szCs w:val="26"/>
+          <w:u w:val="single"/>
+        </w:rPr>
+        <w:t>Intelligence</w:t>
+      </w:r>
+      <w:proofErr w:type="spellEnd"/>
+      <w:r>
+        <w:rPr>
+          <w:i/>
+          <w:iCs/>
+          <w:sz w:val="26"/>
+          <w:szCs w:val="26"/>
+          <w:u w:val="single"/>
+        </w:rPr>
+        <w:t xml:space="preserve"> and Deep </w:t>
+      </w:r>
+      <w:proofErr w:type="spellStart"/>
+      <w:r>
+        <w:rPr>
+          <w:i/>
+          <w:iCs/>
+          <w:sz w:val="26"/>
+          <w:szCs w:val="26"/>
+          <w:u w:val="single"/>
+        </w:rPr>
+        <w:t>Learning</w:t>
+      </w:r>
+      <w:proofErr w:type="spellEnd"/>
+      <w:r>
+        <w:rPr>
+          <w:i/>
+          <w:iCs/>
+          <w:sz w:val="26"/>
+          <w:szCs w:val="26"/>
+          <w:u w:val="single"/>
+        </w:rPr>
+        <w:t xml:space="preserve"> </w:t>
+      </w:r>
+    </w:p>
+    <w:p>
+      <w:pPr>
+        <w:rPr>
+          <w:i/>
+          <w:iCs/>
+          <w:sz w:val="26"/>
+          <w:szCs w:val="26"/>
+          <w:u w:val="single"/>
+        </w:rPr>
+      </w:pPr>
+    </w:p>
+    <w:p>
+      <w:pPr>
+        <w:rPr>
+          <w:i/>
+          <w:iCs/>
+          <w:sz w:val="26"/>
+          <w:szCs w:val="26"/>
+          <w:u w:val="single"/>
+        </w:rPr>
+      </w:pPr>
+      <w:r>
+        <w:rPr>
+          <w:i/>
+          <w:iCs/>
+          <w:sz w:val="26"/>
+          <w:szCs w:val="26"/>
+          <w:u w:val="single"/>
+        </w:rPr>
+        <w:t xml:space="preserve">2.2 </w:t>
+      </w:r>
+      <w:proofErr w:type="spellStart"/>
+      <w:r>
+        <w:rPr>
+          <w:i/>
+          <w:iCs/>
+          <w:sz w:val="26"/>
+          <w:szCs w:val="26"/>
+          <w:u w:val="single"/>
+        </w:rPr>
+        <w:t>Convolutional</w:t>
+      </w:r>
+      <w:proofErr w:type="spellEnd"/>
+      <w:r>
+        <w:rPr>
+          <w:i/>
+          <w:iCs/>
+          <w:sz w:val="26"/>
+          <w:szCs w:val="26"/>
+          <w:u w:val="single"/>
+        </w:rPr>
+        <w:t xml:space="preserve"> Neural Networks (</w:t>
+      </w:r>
+      <w:proofErr w:type="spellStart"/>
+      <w:r>
+        <w:rPr>
+          <w:i/>
+          <w:iCs/>
+          <w:sz w:val="26"/>
+          <w:szCs w:val="26"/>
+          <w:u w:val="single"/>
+        </w:rPr>
+        <w:t>CNNs</w:t>
+      </w:r>
+      <w:proofErr w:type="spellEnd"/>
+      <w:r>
+        <w:rPr>
+          <w:i/>
+          <w:iCs/>
+          <w:sz w:val="26"/>
+          <w:szCs w:val="26"/>
+          <w:u w:val="single"/>
+        </w:rPr>
+        <w:t>)</w:t>
+      </w:r>
+      <w:r>
+        <w:rPr>
+          <w:i/>
+          <w:iCs/>
+          <w:sz w:val="26"/>
+          <w:szCs w:val="26"/>
+          <w:u w:val="single"/>
+        </w:rPr>
+        <w:t xml:space="preserve"> </w:t>
+      </w:r>
+    </w:p>
+    <w:p>
+      <w:pPr>
+        <w:rPr>
+          <w:i/>
+          <w:iCs/>
+          <w:sz w:val="26"/>
+          <w:szCs w:val="26"/>
+          <w:u w:val="single"/>
+        </w:rPr>
+      </w:pPr>
+    </w:p>
+    <w:p>
+      <w:pPr>
+        <w:rPr>
+          <w:i/>
+          <w:iCs/>
+          <w:sz w:val="26"/>
+          <w:szCs w:val="26"/>
+          <w:u w:val="single"/>
+        </w:rPr>
+      </w:pPr>
+      <w:r>
+        <w:rPr>
+          <w:i/>
+          <w:iCs/>
+          <w:sz w:val="26"/>
+          <w:szCs w:val="26"/>
+          <w:u w:val="single"/>
+        </w:rPr>
+        <w:t xml:space="preserve">2.3 Transfer </w:t>
+      </w:r>
+      <w:proofErr w:type="spellStart"/>
+      <w:r>
+        <w:rPr>
+          <w:i/>
+          <w:iCs/>
+          <w:sz w:val="26"/>
+          <w:szCs w:val="26"/>
+          <w:u w:val="single"/>
+        </w:rPr>
+        <w:t>Learning</w:t>
+      </w:r>
+      <w:proofErr w:type="spellEnd"/>
+      <w:r>
+        <w:rPr>
+          <w:i/>
+          <w:iCs/>
+          <w:sz w:val="26"/>
+          <w:szCs w:val="26"/>
+          <w:u w:val="single"/>
+        </w:rPr>
+        <w:t xml:space="preserve"> </w:t>
+      </w:r>
+    </w:p>
+    <w:p>
+      <w:pPr>
+        <w:rPr>
+          <w:i/>
+          <w:iCs/>
+          <w:sz w:val="26"/>
+          <w:szCs w:val="26"/>
+          <w:u w:val="single"/>
+        </w:rPr>
+      </w:pPr>
+    </w:p>
+    <w:p>
+      <w:pPr>
+        <w:rPr>
+          <w:i/>
+          <w:iCs/>
+          <w:sz w:val="26"/>
+          <w:szCs w:val="26"/>
+          <w:u w:val="single"/>
+        </w:rPr>
+      </w:pPr>
+      <w:r>
+        <w:rPr>
+          <w:i/>
+          <w:iCs/>
+          <w:sz w:val="26"/>
+          <w:szCs w:val="26"/>
+          <w:u w:val="single"/>
+        </w:rPr>
+        <w:t xml:space="preserve">2.4 </w:t>
+      </w:r>
+      <w:proofErr w:type="spellStart"/>
+      <w:r>
+        <w:rPr>
+          <w:i/>
+          <w:iCs/>
+          <w:sz w:val="26"/>
+          <w:szCs w:val="26"/>
+          <w:u w:val="single"/>
+        </w:rPr>
+        <w:t>Pre-trained</w:t>
+      </w:r>
+      <w:proofErr w:type="spellEnd"/>
+      <w:r>
+        <w:rPr>
+          <w:i/>
+          <w:iCs/>
+          <w:sz w:val="26"/>
+          <w:szCs w:val="26"/>
+          <w:u w:val="single"/>
+        </w:rPr>
+        <w:t xml:space="preserve"> </w:t>
+      </w:r>
+      <w:proofErr w:type="spellStart"/>
+      <w:r>
+        <w:rPr>
+          <w:i/>
+          <w:iCs/>
+          <w:sz w:val="26"/>
+          <w:szCs w:val="26"/>
+          <w:u w:val="single"/>
+        </w:rPr>
+        <w:t>models</w:t>
+      </w:r>
+      <w:proofErr w:type="spellEnd"/>
+      <w:r>
+        <w:rPr>
+          <w:i/>
+          <w:iCs/>
+          <w:sz w:val="26"/>
+          <w:szCs w:val="26"/>
+          <w:u w:val="single"/>
+        </w:rPr>
+        <w:t xml:space="preserve"> </w:t>
+      </w:r>
+    </w:p>
+    <w:p>
+      <w:pPr>
+        <w:rPr>
+          <w:i/>
+          <w:iCs/>
+          <w:sz w:val="26"/>
+          <w:szCs w:val="26"/>
+          <w:u w:val="single"/>
+        </w:rPr>
+      </w:pPr>
+    </w:p>
+    <w:p>
+      <w:pPr>
+        <w:rPr>
+          <w:i/>
+          <w:iCs/>
+          <w:sz w:val="26"/>
+          <w:szCs w:val="26"/>
+          <w:u w:val="single"/>
+        </w:rPr>
+      </w:pPr>
+      <w:r>
+        <w:rPr>
+          <w:i/>
+          <w:iCs/>
+          <w:sz w:val="26"/>
+          <w:szCs w:val="26"/>
+          <w:u w:val="single"/>
+        </w:rPr>
+        <w:t>2.5 MobileNetV2</w:t>
+      </w:r>
+      <w:r>
+        <w:rPr>
+          <w:i/>
+          <w:iCs/>
+          <w:sz w:val="26"/>
+          <w:szCs w:val="26"/>
+          <w:u w:val="single"/>
+        </w:rPr>
+        <w:t xml:space="preserve"> </w:t>
+      </w:r>
+    </w:p>
+    <w:p>
+      <w:pPr>
+        <w:rPr>
+          <w:i/>
+          <w:iCs/>
+          <w:sz w:val="26"/>
+          <w:szCs w:val="26"/>
+          <w:u w:val="single"/>
+        </w:rPr>
+      </w:pPr>
+    </w:p>
+    <w:p>
+      <w:pPr>
+        <w:rPr>
+          <w:i/>
+          <w:iCs/>
+          <w:sz w:val="26"/>
+          <w:szCs w:val="26"/>
+          <w:u w:val="single"/>
+        </w:rPr>
+      </w:pPr>
+      <w:r>
+        <w:rPr>
+          <w:i/>
+          <w:iCs/>
+          <w:sz w:val="26"/>
+          <w:szCs w:val="26"/>
+          <w:u w:val="single"/>
+        </w:rPr>
+        <w:t xml:space="preserve">2.6 Data </w:t>
+      </w:r>
+      <w:proofErr w:type="spellStart"/>
+      <w:r>
+        <w:rPr>
+          <w:i/>
+          <w:iCs/>
+          <w:sz w:val="26"/>
+          <w:szCs w:val="26"/>
+          <w:u w:val="single"/>
+        </w:rPr>
+        <w:t>Augmentation</w:t>
+      </w:r>
+      <w:proofErr w:type="spellEnd"/>
+      <w:r>
+        <w:rPr>
+          <w:i/>
+          <w:iCs/>
+          <w:sz w:val="26"/>
+          <w:szCs w:val="26"/>
+          <w:u w:val="single"/>
+        </w:rPr>
+        <w:t xml:space="preserve"> </w:t>
+      </w:r>
+    </w:p>
+    <w:p>
+      <w:pPr>
+        <w:rPr>
+          <w:i/>
+          <w:iCs/>
+          <w:sz w:val="26"/>
+          <w:szCs w:val="26"/>
+          <w:u w:val="single"/>
+        </w:rPr>
+      </w:pPr>
+    </w:p>
+    <w:p>
+      <w:pPr>
+        <w:rPr>
+          <w:i/>
+          <w:iCs/>
+          <w:sz w:val="26"/>
+          <w:szCs w:val="26"/>
+          <w:u w:val="single"/>
+        </w:rPr>
+      </w:pPr>
+      <w:r>
+        <w:rPr>
+          <w:i/>
+          <w:iCs/>
+          <w:sz w:val="26"/>
+          <w:szCs w:val="26"/>
+          <w:u w:val="single"/>
+        </w:rPr>
+        <w:t xml:space="preserve">2.7 </w:t>
+      </w:r>
+      <w:proofErr w:type="spellStart"/>
+      <w:r>
+        <w:rPr>
+          <w:i/>
+          <w:iCs/>
+          <w:sz w:val="26"/>
+          <w:szCs w:val="26"/>
+          <w:u w:val="single"/>
+        </w:rPr>
+        <w:t>Evaluation</w:t>
+      </w:r>
+      <w:proofErr w:type="spellEnd"/>
+      <w:r>
+        <w:rPr>
+          <w:i/>
+          <w:iCs/>
+          <w:sz w:val="26"/>
+          <w:szCs w:val="26"/>
+          <w:u w:val="single"/>
+        </w:rPr>
+        <w:t xml:space="preserve"> </w:t>
+      </w:r>
+      <w:proofErr w:type="spellStart"/>
+      <w:r>
+        <w:rPr>
+          <w:i/>
+          <w:iCs/>
+          <w:sz w:val="26"/>
+          <w:szCs w:val="26"/>
+          <w:u w:val="single"/>
+        </w:rPr>
+        <w:t>metrics</w:t>
+      </w:r>
+      <w:proofErr w:type="spellEnd"/>
+    </w:p>
+    <w:p>
+      <w:pPr>
+        <w:rPr>
+          <w:u w:val="single"/>
+        </w:rPr>
+      </w:pPr>
+    </w:p>
+    <w:p>
+      <w:pPr>
+        <w:rPr>
+          <w:u w:val="single"/>
+        </w:rPr>
+      </w:pPr>
+    </w:p>
+    <w:p>
+      <w:r>
+        <w:br/>
+      </w:r>
+    </w:p>
+    <w:p/>
+    <w:p>
+      <w:pPr>
+        <w:rPr>
+          <w:b/>
+          <w:bCs/>
+        </w:rPr>
+      </w:pPr>
+      <w:r>
+        <w:rPr>
+          <w:b/>
+          <w:bCs/>
+        </w:rPr>
+        <w:br w:type="page"/>
+      </w:r>
+    </w:p>
+    <w:p>
+      <w:pPr>
+        <w:jc w:val="center"/>
+        <w:rPr>
+          <w:b/>
+          <w:bCs/>
+          <w:sz w:val="28"/>
+          <w:szCs w:val="28"/>
+        </w:rPr>
+      </w:pPr>
+      <w:r>
+        <w:rPr>
+          <w:b/>
+          <w:bCs/>
+          <w:sz w:val="28"/>
+          <w:szCs w:val="28"/>
+        </w:rPr>
+        <w:lastRenderedPageBreak/>
+        <w:t xml:space="preserve">3. </w:t>
+      </w:r>
+      <w:proofErr w:type="spellStart"/>
+      <w:r>
+        <w:rPr>
+          <w:b/>
+          <w:bCs/>
+          <w:sz w:val="28"/>
+          <w:szCs w:val="28"/>
+        </w:rPr>
+        <w:t>Dataset</w:t>
+      </w:r>
+      <w:proofErr w:type="spellEnd"/>
+    </w:p>
+    <w:p>
+      <w:pPr>
+        <w:rPr>
+          <w:i/>
+          <w:iCs/>
+          <w:sz w:val="26"/>
+          <w:szCs w:val="26"/>
+          <w:u w:val="single"/>
+        </w:rPr>
+      </w:pPr>
+      <w:r>
+        <w:rPr>
+          <w:i/>
+          <w:iCs/>
+          <w:sz w:val="26"/>
+          <w:szCs w:val="26"/>
+          <w:u w:val="single"/>
+        </w:rPr>
+        <w:t xml:space="preserve">3.1 </w:t>
+      </w:r>
+      <w:proofErr w:type="spellStart"/>
+      <w:r>
+        <w:rPr>
+          <w:i/>
+          <w:iCs/>
+          <w:sz w:val="26"/>
+          <w:szCs w:val="26"/>
+          <w:u w:val="single"/>
+        </w:rPr>
+        <w:t>Dataset</w:t>
+      </w:r>
+      <w:proofErr w:type="spellEnd"/>
+      <w:r>
+        <w:rPr>
+          <w:i/>
+          <w:iCs/>
+          <w:sz w:val="26"/>
+          <w:szCs w:val="26"/>
+          <w:u w:val="single"/>
+        </w:rPr>
+        <w:t xml:space="preserve"> </w:t>
+      </w:r>
+      <w:proofErr w:type="spellStart"/>
+      <w:r>
+        <w:rPr>
+          <w:i/>
+          <w:iCs/>
+          <w:sz w:val="26"/>
+          <w:szCs w:val="26"/>
+          <w:u w:val="single"/>
+        </w:rPr>
+        <w:t>description</w:t>
+      </w:r>
+      <w:proofErr w:type="spellEnd"/>
+    </w:p>
+    <w:p>
+      <w:pPr>
+        <w:rPr>
+          <w:i/>
+          <w:iCs/>
+          <w:sz w:val="26"/>
+          <w:szCs w:val="26"/>
+          <w:u w:val="single"/>
+        </w:rPr>
+      </w:pPr>
+      <w:r>
+        <w:rPr>
+          <w:i/>
+          <w:iCs/>
+          <w:sz w:val="26"/>
+          <w:szCs w:val="26"/>
+          <w:u w:val="single"/>
+        </w:rPr>
+        <w:t xml:space="preserve">3.2 </w:t>
+      </w:r>
+      <w:proofErr w:type="spellStart"/>
+      <w:r>
+        <w:rPr>
+          <w:i/>
+          <w:iCs/>
+          <w:sz w:val="26"/>
+          <w:szCs w:val="26"/>
+          <w:u w:val="single"/>
+        </w:rPr>
+        <w:t>Initial</w:t>
+      </w:r>
+      <w:proofErr w:type="spellEnd"/>
+      <w:r>
+        <w:rPr>
+          <w:i/>
+          <w:iCs/>
+          <w:sz w:val="26"/>
+          <w:szCs w:val="26"/>
+          <w:u w:val="single"/>
+        </w:rPr>
+        <w:t xml:space="preserve"> data </w:t>
+      </w:r>
+      <w:proofErr w:type="spellStart"/>
+      <w:r>
+        <w:rPr>
+          <w:i/>
+          <w:iCs/>
+          <w:sz w:val="26"/>
+          <w:szCs w:val="26"/>
+          <w:u w:val="single"/>
+        </w:rPr>
+        <w:t>exploration</w:t>
+      </w:r>
+      <w:proofErr w:type="spellEnd"/>
+      <w:r>
+        <w:rPr>
+          <w:i/>
+          <w:iCs/>
+          <w:sz w:val="26"/>
+          <w:szCs w:val="26"/>
+          <w:u w:val="single"/>
+        </w:rPr>
+        <w:t xml:space="preserve"> (EDA)</w:t>
+      </w:r>
+    </w:p>
+    <w:p>
+      <w:pPr>
+        <w:rPr>
+          <w:i/>
+          <w:iCs/>
+          <w:sz w:val="26"/>
+          <w:szCs w:val="26"/>
+          <w:u w:val="single"/>
+        </w:rPr>
+      </w:pPr>
+      <w:r>
+        <w:rPr>
+          <w:i/>
+          <w:iCs/>
+          <w:sz w:val="26"/>
+          <w:szCs w:val="26"/>
+          <w:u w:val="single"/>
+        </w:rPr>
+        <w:t xml:space="preserve">3.3 </w:t>
+      </w:r>
+      <w:proofErr w:type="spellStart"/>
+      <w:r>
+        <w:rPr>
+          <w:i/>
+          <w:iCs/>
+          <w:sz w:val="26"/>
+          <w:szCs w:val="26"/>
+          <w:u w:val="single"/>
+        </w:rPr>
+        <w:t>Image</w:t>
+      </w:r>
+      <w:proofErr w:type="spellEnd"/>
+      <w:r>
+        <w:rPr>
+          <w:i/>
+          <w:iCs/>
+          <w:sz w:val="26"/>
+          <w:szCs w:val="26"/>
+          <w:u w:val="single"/>
+        </w:rPr>
+        <w:t xml:space="preserve"> </w:t>
+      </w:r>
+      <w:proofErr w:type="spellStart"/>
+      <w:r>
+        <w:rPr>
+          <w:i/>
+          <w:iCs/>
+          <w:sz w:val="26"/>
+          <w:szCs w:val="26"/>
+          <w:u w:val="single"/>
+        </w:rPr>
+        <w:t>distribution</w:t>
+      </w:r>
+      <w:proofErr w:type="spellEnd"/>
+      <w:r>
+        <w:rPr>
+          <w:i/>
+          <w:iCs/>
+          <w:sz w:val="26"/>
+          <w:szCs w:val="26"/>
+          <w:u w:val="single"/>
+        </w:rPr>
+        <w:t xml:space="preserve"> </w:t>
+      </w:r>
+      <w:proofErr w:type="spellStart"/>
+      <w:r>
+        <w:rPr>
+          <w:i/>
+          <w:iCs/>
+          <w:sz w:val="26"/>
+          <w:szCs w:val="26"/>
+          <w:u w:val="single"/>
+        </w:rPr>
+        <w:t>by</w:t>
+      </w:r>
+      <w:proofErr w:type="spellEnd"/>
+      <w:r>
+        <w:rPr>
+          <w:i/>
+          <w:iCs/>
+          <w:sz w:val="26"/>
+          <w:szCs w:val="26"/>
+          <w:u w:val="single"/>
+        </w:rPr>
+        <w:t xml:space="preserve"> country</w:t>
+      </w:r>
+    </w:p>
+    <w:p>
+      <w:pPr>
+        <w:rPr>
+          <w:i/>
+          <w:iCs/>
+          <w:sz w:val="26"/>
+          <w:szCs w:val="26"/>
+          <w:u w:val="single"/>
+        </w:rPr>
+      </w:pPr>
+      <w:r>
+        <w:rPr>
+          <w:i/>
+          <w:iCs/>
+          <w:sz w:val="26"/>
+          <w:szCs w:val="26"/>
+          <w:u w:val="single"/>
+        </w:rPr>
+        <w:t xml:space="preserve">3.4 </w:t>
+      </w:r>
+      <w:proofErr w:type="spellStart"/>
+      <w:r>
+        <w:rPr>
+          <w:i/>
+          <w:iCs/>
+          <w:sz w:val="26"/>
+          <w:szCs w:val="26"/>
+          <w:u w:val="single"/>
+        </w:rPr>
+        <w:t>Example</w:t>
+      </w:r>
+      <w:proofErr w:type="spellEnd"/>
+      <w:r>
+        <w:rPr>
+          <w:i/>
+          <w:iCs/>
+          <w:sz w:val="26"/>
+          <w:szCs w:val="26"/>
+          <w:u w:val="single"/>
+        </w:rPr>
+        <w:t xml:space="preserve"> </w:t>
+      </w:r>
+      <w:proofErr w:type="spellStart"/>
+      <w:r>
+        <w:rPr>
+          <w:i/>
+          <w:iCs/>
+          <w:sz w:val="26"/>
+          <w:szCs w:val="26"/>
+          <w:u w:val="single"/>
+        </w:rPr>
+        <w:t>visualization</w:t>
+      </w:r>
+      <w:proofErr w:type="spellEnd"/>
+    </w:p>
+    <w:p>
+      <w:pPr>
+        <w:rPr>
+          <w:sz w:val="26"/>
+          <w:szCs w:val="26"/>
+          <w:u w:val="single"/>
+        </w:rPr>
+      </w:pPr>
+      <w:r>
+        <w:rPr>
+          <w:i/>
+          <w:iCs/>
+          <w:sz w:val="26"/>
+          <w:szCs w:val="26"/>
+          <w:u w:val="single"/>
+        </w:rPr>
+        <w:t xml:space="preserve">3.5 </w:t>
+      </w:r>
+      <w:proofErr w:type="spellStart"/>
+      <w:r>
+        <w:rPr>
+          <w:i/>
+          <w:iCs/>
+          <w:sz w:val="26"/>
+          <w:szCs w:val="26"/>
+          <w:u w:val="single"/>
+        </w:rPr>
+        <w:t>Dataset</w:t>
+      </w:r>
+      <w:proofErr w:type="spellEnd"/>
+      <w:r>
+        <w:rPr>
+          <w:i/>
+          <w:iCs/>
+          <w:sz w:val="26"/>
+          <w:szCs w:val="26"/>
+          <w:u w:val="single"/>
+        </w:rPr>
+        <w:t xml:space="preserve"> </w:t>
+      </w:r>
+      <w:proofErr w:type="spellStart"/>
+      <w:r>
+        <w:rPr>
+          <w:i/>
+          <w:iCs/>
+          <w:sz w:val="26"/>
+          <w:szCs w:val="26"/>
+          <w:u w:val="single"/>
+        </w:rPr>
+        <w:t>selection</w:t>
+      </w:r>
+      <w:proofErr w:type="spellEnd"/>
+      <w:r>
+        <w:rPr>
+          <w:i/>
+          <w:iCs/>
+          <w:sz w:val="26"/>
+          <w:szCs w:val="26"/>
+          <w:u w:val="single"/>
+        </w:rPr>
+        <w:t xml:space="preserve"> </w:t>
+      </w:r>
+      <w:proofErr w:type="spellStart"/>
+      <w:r>
+        <w:rPr>
+          <w:i/>
+          <w:iCs/>
+          <w:sz w:val="26"/>
+          <w:szCs w:val="26"/>
+          <w:u w:val="single"/>
+        </w:rPr>
+        <w:t>for</w:t>
+      </w:r>
+      <w:proofErr w:type="spellEnd"/>
+      <w:r>
+        <w:rPr>
+          <w:i/>
+          <w:iCs/>
+          <w:sz w:val="26"/>
+          <w:szCs w:val="26"/>
+          <w:u w:val="single"/>
+        </w:rPr>
+        <w:t xml:space="preserve"> the project</w:t>
+      </w:r>
+    </w:p>
+    <w:p>
+      <w:pPr>
+        <w:rPr>
+          <w:b/>
+          <w:bCs/>
+        </w:rPr>
+      </w:pPr>
+    </w:p>
+    <w:p>
+      <w:r>
+        <w:rPr>
+          <w:b/>
+          <w:bCs/>
+          <w:sz w:val="28"/>
+          <w:szCs w:val="28"/>
+        </w:rPr>
+        <w:br w:type="page"/>
+      </w:r>
+    </w:p>
+    <w:p>
+      <w:pPr>
+        <w:jc w:val="center"/>
+        <w:rPr>
+          <w:b/>
+          <w:bCs/>
+          <w:sz w:val="28"/>
+          <w:szCs w:val="28"/>
+        </w:rPr>
+      </w:pPr>
+      <w:r>
+        <w:rPr>
+          <w:b/>
+          <w:bCs/>
+          <w:sz w:val="28"/>
+          <w:szCs w:val="28"/>
+        </w:rPr>
+        <w:lastRenderedPageBreak/>
+        <w:t xml:space="preserve">4. Data </w:t>
+      </w:r>
+      <w:proofErr w:type="spellStart"/>
+      <w:r>
+        <w:rPr>
+          <w:b/>
+          <w:bCs/>
+          <w:sz w:val="28"/>
+          <w:szCs w:val="28"/>
+        </w:rPr>
+        <w:t>preprocessing</w:t>
+      </w:r>
+      <w:proofErr w:type="spellEnd"/>
+    </w:p>
+    <w:p>
+      <w:pPr>
+        <w:rPr>
+          <w:i/>
+          <w:iCs/>
+          <w:sz w:val="26"/>
+          <w:szCs w:val="26"/>
+          <w:u w:val="single"/>
+        </w:rPr>
+      </w:pPr>
+      <w:r>
+        <w:rPr>
+          <w:i/>
+          <w:iCs/>
+          <w:sz w:val="26"/>
+          <w:szCs w:val="26"/>
+          <w:u w:val="single"/>
+        </w:rPr>
+        <w:t xml:space="preserve">4.1 </w:t>
+      </w:r>
+      <w:proofErr w:type="spellStart"/>
+      <w:r>
+        <w:rPr>
+          <w:i/>
+          <w:iCs/>
+          <w:sz w:val="26"/>
+          <w:szCs w:val="26"/>
+          <w:u w:val="single"/>
+        </w:rPr>
+        <w:t>Removal</w:t>
+      </w:r>
+      <w:proofErr w:type="spellEnd"/>
+      <w:r>
+        <w:rPr>
+          <w:i/>
+          <w:iCs/>
+          <w:sz w:val="26"/>
+          <w:szCs w:val="26"/>
+          <w:u w:val="single"/>
+        </w:rPr>
+        <w:t xml:space="preserve"> of </w:t>
+      </w:r>
+      <w:proofErr w:type="spellStart"/>
+      <w:r>
+        <w:rPr>
+          <w:i/>
+          <w:iCs/>
+          <w:sz w:val="26"/>
+          <w:szCs w:val="26"/>
+          <w:u w:val="single"/>
+        </w:rPr>
+        <w:t>corrupted</w:t>
+      </w:r>
+      <w:proofErr w:type="spellEnd"/>
+      <w:r>
+        <w:rPr>
+          <w:i/>
+          <w:iCs/>
+          <w:sz w:val="26"/>
+          <w:szCs w:val="26"/>
+          <w:u w:val="single"/>
+        </w:rPr>
+        <w:t xml:space="preserve"> </w:t>
+      </w:r>
+      <w:proofErr w:type="spellStart"/>
+      <w:r>
+        <w:rPr>
+          <w:i/>
+          <w:iCs/>
+          <w:sz w:val="26"/>
+          <w:szCs w:val="26"/>
+          <w:u w:val="single"/>
+        </w:rPr>
+        <w:t>images</w:t>
+      </w:r>
+      <w:proofErr w:type="spellEnd"/>
+    </w:p>
+    <w:p>
+      <w:pPr>
+        <w:rPr>
+          <w:i/>
+          <w:iCs/>
+          <w:sz w:val="26"/>
+          <w:szCs w:val="26"/>
+          <w:u w:val="single"/>
+        </w:rPr>
+      </w:pPr>
+      <w:r>
+        <w:rPr>
+          <w:i/>
+          <w:iCs/>
+          <w:sz w:val="26"/>
+          <w:szCs w:val="26"/>
+          <w:u w:val="single"/>
+        </w:rPr>
+        <w:t xml:space="preserve">4.2 </w:t>
+      </w:r>
+      <w:proofErr w:type="spellStart"/>
+      <w:r>
+        <w:rPr>
+          <w:i/>
+          <w:iCs/>
+          <w:sz w:val="26"/>
+          <w:szCs w:val="26"/>
+          <w:u w:val="single"/>
+        </w:rPr>
+        <w:t>Removal</w:t>
+      </w:r>
+      <w:proofErr w:type="spellEnd"/>
+      <w:r>
+        <w:rPr>
+          <w:i/>
+          <w:iCs/>
+          <w:sz w:val="26"/>
+          <w:szCs w:val="26"/>
+          <w:u w:val="single"/>
+        </w:rPr>
+        <w:t xml:space="preserve"> of </w:t>
+      </w:r>
+      <w:proofErr w:type="spellStart"/>
+      <w:r>
+        <w:rPr>
+          <w:i/>
+          <w:iCs/>
+          <w:sz w:val="26"/>
+          <w:szCs w:val="26"/>
+          <w:u w:val="single"/>
+        </w:rPr>
+        <w:t>countries</w:t>
+      </w:r>
+      <w:proofErr w:type="spellEnd"/>
+      <w:r>
+        <w:rPr>
+          <w:i/>
+          <w:iCs/>
+          <w:sz w:val="26"/>
+          <w:szCs w:val="26"/>
+          <w:u w:val="single"/>
+        </w:rPr>
+        <w:t xml:space="preserve"> with </w:t>
+      </w:r>
+      <w:proofErr w:type="spellStart"/>
+      <w:r>
+        <w:rPr>
+          <w:i/>
+          <w:iCs/>
+          <w:sz w:val="26"/>
+          <w:szCs w:val="26"/>
+          <w:u w:val="single"/>
+        </w:rPr>
+        <w:t>insufficient</w:t>
+      </w:r>
+      <w:proofErr w:type="spellEnd"/>
+      <w:r>
+        <w:rPr>
+          <w:i/>
+          <w:iCs/>
+          <w:sz w:val="26"/>
+          <w:szCs w:val="26"/>
+          <w:u w:val="single"/>
+        </w:rPr>
+        <w:t xml:space="preserve"> </w:t>
+      </w:r>
+      <w:proofErr w:type="spellStart"/>
+      <w:r>
+        <w:rPr>
+          <w:i/>
+          <w:iCs/>
+          <w:sz w:val="26"/>
+          <w:szCs w:val="26"/>
+          <w:u w:val="single"/>
+        </w:rPr>
+        <w:t>images</w:t>
+      </w:r>
+      <w:proofErr w:type="spellEnd"/>
+    </w:p>
+    <w:p>
+      <w:pPr>
+        <w:rPr>
+          <w:i/>
+          <w:iCs/>
+          <w:sz w:val="26"/>
+          <w:szCs w:val="26"/>
+          <w:u w:val="single"/>
+        </w:rPr>
+      </w:pPr>
+      <w:r>
+        <w:rPr>
+          <w:i/>
+          <w:iCs/>
+          <w:sz w:val="26"/>
+          <w:szCs w:val="26"/>
+          <w:u w:val="single"/>
+        </w:rPr>
+        <w:t xml:space="preserve">4.3 </w:t>
+      </w:r>
+      <w:proofErr w:type="spellStart"/>
+      <w:r>
+        <w:rPr>
+          <w:i/>
+          <w:iCs/>
+          <w:sz w:val="26"/>
+          <w:szCs w:val="26"/>
+          <w:u w:val="single"/>
+        </w:rPr>
+        <w:t>Verification</w:t>
+      </w:r>
+      <w:proofErr w:type="spellEnd"/>
+      <w:r>
+        <w:rPr>
+          <w:i/>
+          <w:iCs/>
+          <w:sz w:val="26"/>
+          <w:szCs w:val="26"/>
+          <w:u w:val="single"/>
+        </w:rPr>
+        <w:t xml:space="preserve"> of </w:t>
+      </w:r>
+      <w:proofErr w:type="spellStart"/>
+      <w:r>
+        <w:rPr>
+          <w:i/>
+          <w:iCs/>
+          <w:sz w:val="26"/>
+          <w:szCs w:val="26"/>
+          <w:u w:val="single"/>
+        </w:rPr>
+        <w:t>image</w:t>
+      </w:r>
+      <w:proofErr w:type="spellEnd"/>
+      <w:r>
+        <w:rPr>
+          <w:i/>
+          <w:iCs/>
+          <w:sz w:val="26"/>
+          <w:szCs w:val="26"/>
+          <w:u w:val="single"/>
+        </w:rPr>
+        <w:t xml:space="preserve"> </w:t>
+      </w:r>
+      <w:proofErr w:type="spellStart"/>
+      <w:r>
+        <w:rPr>
+          <w:i/>
+          <w:iCs/>
+          <w:sz w:val="26"/>
+          <w:szCs w:val="26"/>
+          <w:u w:val="single"/>
+        </w:rPr>
+        <w:t>size</w:t>
+      </w:r>
+      <w:proofErr w:type="spellEnd"/>
+      <w:r>
+        <w:rPr>
+          <w:i/>
+          <w:iCs/>
+          <w:sz w:val="26"/>
+          <w:szCs w:val="26"/>
+          <w:u w:val="single"/>
+        </w:rPr>
+        <w:t xml:space="preserve"> and </w:t>
+      </w:r>
+      <w:proofErr w:type="spellStart"/>
+      <w:r>
+        <w:rPr>
+          <w:i/>
+          <w:iCs/>
+          <w:sz w:val="26"/>
+          <w:szCs w:val="26"/>
+          <w:u w:val="single"/>
+        </w:rPr>
+        <w:t>format</w:t>
+      </w:r>
+      <w:proofErr w:type="spellEnd"/>
+    </w:p>
+    <w:p>
+      <w:pPr>
+        <w:rPr>
+          <w:i/>
+          <w:iCs/>
+          <w:sz w:val="26"/>
+          <w:szCs w:val="26"/>
+          <w:u w:val="single"/>
+        </w:rPr>
+      </w:pPr>
+      <w:r>
+        <w:rPr>
+          <w:i/>
+          <w:iCs/>
+          <w:sz w:val="26"/>
+          <w:szCs w:val="26"/>
+          <w:u w:val="single"/>
+        </w:rPr>
+        <w:t xml:space="preserve">4.4 </w:t>
+      </w:r>
+      <w:proofErr w:type="spellStart"/>
+      <w:r>
+        <w:rPr>
+          <w:i/>
+          <w:iCs/>
+          <w:sz w:val="26"/>
+          <w:szCs w:val="26"/>
+          <w:u w:val="single"/>
+        </w:rPr>
+        <w:t>Dataset</w:t>
+      </w:r>
+      <w:proofErr w:type="spellEnd"/>
+      <w:r>
+        <w:rPr>
+          <w:i/>
+          <w:iCs/>
+          <w:sz w:val="26"/>
+          <w:szCs w:val="26"/>
+          <w:u w:val="single"/>
+        </w:rPr>
+        <w:t xml:space="preserve"> </w:t>
+      </w:r>
+      <w:proofErr w:type="spellStart"/>
+      <w:r>
+        <w:rPr>
+          <w:i/>
+          <w:iCs/>
+          <w:sz w:val="26"/>
+          <w:szCs w:val="26"/>
+          <w:u w:val="single"/>
+        </w:rPr>
+        <w:t>balancing</w:t>
+      </w:r>
+      <w:proofErr w:type="spellEnd"/>
+    </w:p>
+    <w:p>
+      <w:pPr>
+        <w:rPr>
+          <w:i/>
+          <w:iCs/>
+          <w:sz w:val="26"/>
+          <w:szCs w:val="26"/>
+          <w:u w:val="single"/>
+        </w:rPr>
+      </w:pPr>
+      <w:r>
+        <w:rPr>
+          <w:i/>
+          <w:iCs/>
+          <w:sz w:val="26"/>
+          <w:szCs w:val="26"/>
+          <w:u w:val="single"/>
+        </w:rPr>
+        <w:t xml:space="preserve">4.5 </w:t>
+      </w:r>
+      <w:proofErr w:type="spellStart"/>
+      <w:r>
+        <w:rPr>
+          <w:i/>
+          <w:iCs/>
+          <w:sz w:val="26"/>
+          <w:szCs w:val="26"/>
+          <w:u w:val="single"/>
+        </w:rPr>
+        <w:t>Splitting</w:t>
+      </w:r>
+      <w:proofErr w:type="spellEnd"/>
+      <w:r>
+        <w:rPr>
+          <w:i/>
+          <w:iCs/>
+          <w:sz w:val="26"/>
+          <w:szCs w:val="26"/>
+          <w:u w:val="single"/>
+        </w:rPr>
+        <w:t xml:space="preserve"> </w:t>
+      </w:r>
+      <w:proofErr w:type="spellStart"/>
+      <w:r>
+        <w:rPr>
+          <w:i/>
+          <w:iCs/>
+          <w:sz w:val="26"/>
+          <w:szCs w:val="26"/>
+          <w:u w:val="single"/>
+        </w:rPr>
+        <w:t>into</w:t>
+      </w:r>
+      <w:proofErr w:type="spellEnd"/>
+      <w:r>
+        <w:rPr>
+          <w:i/>
+          <w:iCs/>
+          <w:sz w:val="26"/>
+          <w:szCs w:val="26"/>
+          <w:u w:val="single"/>
+        </w:rPr>
+        <w:t xml:space="preserve"> training, </w:t>
+      </w:r>
+      <w:proofErr w:type="spellStart"/>
+      <w:r>
+        <w:rPr>
+          <w:i/>
+          <w:iCs/>
+          <w:sz w:val="26"/>
+          <w:szCs w:val="26"/>
+          <w:u w:val="single"/>
+        </w:rPr>
+        <w:t>validation</w:t>
+      </w:r>
+      <w:proofErr w:type="spellEnd"/>
+      <w:r>
+        <w:rPr>
+          <w:i/>
+          <w:iCs/>
+          <w:sz w:val="26"/>
+          <w:szCs w:val="26"/>
+          <w:u w:val="single"/>
+        </w:rPr>
+        <w:t>, and test sets</w:t>
+      </w:r>
+    </w:p>
+    <w:p/>
+    <w:p>
+      <w:r>
+        <w:br/>
+      </w:r>
+    </w:p>
+    <w:p>
+      <w:pPr>
+        <w:rPr>
+          <w:b/>
+          <w:bCs/>
+        </w:rPr>
+      </w:pPr>
+    </w:p>
+    <w:p>
+      <w:pPr>
+        <w:rPr>
+          <w:b/>
+          <w:bCs/>
+          <w:sz w:val="28"/>
+          <w:szCs w:val="28"/>
+        </w:rPr>
+      </w:pPr>
+      <w:r>
+        <w:rPr>
+          <w:b/>
+          <w:bCs/>
+          <w:sz w:val="28"/>
+          <w:szCs w:val="28"/>
+        </w:rPr>
+        <w:br w:type="page"/>
+      </w:r>
+    </w:p>
+    <w:p>
+      <w:pPr>
         <w:jc w:val="center"/>
         <w:rPr>
           <w:b/>
@@ -770,94 +5034,13 @@
         <w:rPr>
           <w:b/>
           <w:bCs/>
-          <w:sz w:val="32"/>
-          <w:szCs w:val="32"/>
-        </w:rPr>
-        <w:lastRenderedPageBreak/>
-        <w:t>2. Fundamentos teóricos</w:t>
-      </w:r>
-    </w:p>
-    <w:p>
-      <w:pPr>
-        <w:rPr>
-          <w:u w:val="single"/>
-        </w:rPr>
-      </w:pPr>
-      <w:r>
-        <w:rPr>
-          <w:u w:val="single"/>
-        </w:rPr>
-        <w:t>2.1 Inteligencia Artificial y Deep Learning</w:t>
-      </w:r>
-      <w:r>
-        <w:rPr>
-          <w:u w:val="single"/>
-        </w:rPr>
-        <w:br/>
-        <w:t>2.2 Redes Neuronales Convolucionales (CNN)</w:t>
-      </w:r>
-      <w:r>
-        <w:rPr>
-          <w:u w:val="single"/>
-        </w:rPr>
-        <w:br/>
-        <w:t>2.3 Transfer Learning</w:t>
-      </w:r>
-      <w:r>
-        <w:rPr>
-          <w:u w:val="single"/>
-        </w:rPr>
-        <w:br/>
-        <w:t>2.4 Modelos preentrenados</w:t>
-      </w:r>
-      <w:r>
-        <w:rPr>
-          <w:u w:val="single"/>
-        </w:rPr>
-        <w:br/>
-        <w:t>2.5 MobileNetV2</w:t>
-      </w:r>
-      <w:r>
-        <w:rPr>
-          <w:u w:val="single"/>
-        </w:rPr>
-        <w:br/>
-        <w:t>2.6 Data Augmentation</w:t>
-      </w:r>
-      <w:r>
-        <w:rPr>
-          <w:u w:val="single"/>
-        </w:rPr>
-        <w:br/>
-        <w:t>2.7 Métricas de evaluación</w:t>
-      </w:r>
-    </w:p>
-    <w:p/>
-    <w:p>
-      <w:pPr>
-        <w:rPr>
-          <w:b/>
-          <w:bCs/>
-        </w:rPr>
-      </w:pPr>
-      <w:r>
-        <w:rPr>
-          <w:b/>
-          <w:bCs/>
-        </w:rPr>
-        <w:br w:type="page"/>
-      </w:r>
-    </w:p>
-    <w:p>
-      <w:pPr>
-        <w:jc w:val="center"/>
-        <w:rPr>
-          <w:b/>
-          <w:bCs/>
           <w:sz w:val="28"/>
           <w:szCs w:val="28"/>
         </w:rPr>
-      </w:pPr>
+        <w:lastRenderedPageBreak/>
+        <w:t xml:space="preserve">5. </w:t>
+      </w:r>
+      <w:proofErr w:type="spellStart"/>
       <w:r>
         <w:rPr>
           <w:b/>
@@ -865,83 +5048,159 @@
           <w:sz w:val="28"/>
           <w:szCs w:val="28"/>
         </w:rPr>
-        <w:lastRenderedPageBreak/>
-        <w:t>3. Conjunto de datos</w:t>
-      </w:r>
-    </w:p>
-    <w:p>
-      <w:pPr>
-        <w:rPr>
-          <w:i/>
-          <w:iCs/>
-        </w:rPr>
-      </w:pPr>
-      <w:r>
-        <w:rPr>
-          <w:i/>
-          <w:iCs/>
-        </w:rPr>
-        <w:t>3.1 Descripción del dataset</w:t>
-      </w:r>
-      <w:r>
-        <w:rPr>
-          <w:i/>
-          <w:iCs/>
+        <w:t>Methodology</w:t>
+      </w:r>
+      <w:proofErr w:type="spellEnd"/>
+    </w:p>
+    <w:p>
+      <w:pPr>
+        <w:tabs>
+          <w:tab w:val="left" w:pos="3492"/>
+        </w:tabs>
+        <w:rPr>
+          <w:b/>
+          <w:bCs/>
+          <w:sz w:val="26"/>
+          <w:szCs w:val="26"/>
+          <w:u w:val="single"/>
+        </w:rPr>
+      </w:pPr>
+      <w:r>
+        <w:rPr>
+          <w:sz w:val="26"/>
+          <w:szCs w:val="26"/>
+          <w:u w:val="single"/>
+        </w:rPr>
+        <w:t xml:space="preserve">5.1 </w:t>
+      </w:r>
+      <w:proofErr w:type="spellStart"/>
+      <w:r>
+        <w:rPr>
+          <w:sz w:val="26"/>
+          <w:szCs w:val="26"/>
+          <w:u w:val="single"/>
+        </w:rPr>
+        <w:t>Development</w:t>
+      </w:r>
+      <w:proofErr w:type="spellEnd"/>
+      <w:r>
+        <w:rPr>
+          <w:sz w:val="26"/>
+          <w:szCs w:val="26"/>
+          <w:u w:val="single"/>
+        </w:rPr>
+        <w:t xml:space="preserve"> </w:t>
+      </w:r>
+      <w:proofErr w:type="spellStart"/>
+      <w:r>
+        <w:rPr>
+          <w:sz w:val="26"/>
+          <w:szCs w:val="26"/>
+          <w:u w:val="single"/>
+        </w:rPr>
+        <w:t>environment</w:t>
+      </w:r>
+      <w:proofErr w:type="spellEnd"/>
+      <w:r>
+        <w:rPr>
+          <w:sz w:val="26"/>
+          <w:szCs w:val="26"/>
+          <w:u w:val="single"/>
         </w:rPr>
         <w:br/>
-        <w:t>3.2 Exploración inicial de los datos (EDA)</w:t>
-      </w:r>
-      <w:r>
-        <w:rPr>
-          <w:i/>
-          <w:iCs/>
+        <w:t xml:space="preserve">5.2 Model </w:t>
+      </w:r>
+      <w:proofErr w:type="spellStart"/>
+      <w:r>
+        <w:rPr>
+          <w:sz w:val="26"/>
+          <w:szCs w:val="26"/>
+          <w:u w:val="single"/>
+        </w:rPr>
+        <w:t>architecture</w:t>
+      </w:r>
+      <w:proofErr w:type="spellEnd"/>
+      <w:r>
+        <w:rPr>
+          <w:sz w:val="26"/>
+          <w:szCs w:val="26"/>
+          <w:u w:val="single"/>
         </w:rPr>
         <w:br/>
-        <w:t>3.3 Distribución de imágenes por país</w:t>
-      </w:r>
-      <w:r>
-        <w:rPr>
-          <w:i/>
-          <w:iCs/>
+        <w:t xml:space="preserve">5.3 Training </w:t>
+      </w:r>
+      <w:proofErr w:type="spellStart"/>
+      <w:r>
+        <w:rPr>
+          <w:sz w:val="26"/>
+          <w:szCs w:val="26"/>
+          <w:u w:val="single"/>
+        </w:rPr>
+        <w:t>configuration</w:t>
+      </w:r>
+      <w:proofErr w:type="spellEnd"/>
+      <w:r>
+        <w:rPr>
+          <w:sz w:val="26"/>
+          <w:szCs w:val="26"/>
+          <w:u w:val="single"/>
         </w:rPr>
         <w:br/>
-        <w:t>3.4 Visualización de ejemplos</w:t>
-      </w:r>
-      <w:r>
-        <w:rPr>
-          <w:i/>
-          <w:iCs/>
-        </w:rPr>
+        <w:t xml:space="preserve">5.4 Complete project </w:t>
+      </w:r>
+      <w:proofErr w:type="spellStart"/>
+      <w:r>
+        <w:rPr>
+          <w:sz w:val="26"/>
+          <w:szCs w:val="26"/>
+          <w:u w:val="single"/>
+        </w:rPr>
+        <w:t>workflow</w:t>
+      </w:r>
+      <w:proofErr w:type="spellEnd"/>
+    </w:p>
+    <w:p/>
+    <w:p>
+      <w:pPr>
+        <w:tabs>
+          <w:tab w:val="left" w:pos="3492"/>
+        </w:tabs>
+        <w:rPr>
+          <w:b/>
+          <w:bCs/>
+        </w:rPr>
+      </w:pPr>
+      <w:r>
+        <w:rPr>
+          <w:b/>
+          <w:bCs/>
+        </w:rPr>
+        <w:tab/>
+      </w:r>
+      <w:r>
         <w:br/>
-        <w:t>3.5 Selección del conjunto de datos para el proyecto</w:t>
-      </w:r>
-    </w:p>
-    <w:p/>
-    <w:p>
-      <w:pPr>
-        <w:rPr>
-          <w:b/>
-          <w:bCs/>
-        </w:rPr>
-      </w:pPr>
-      <w:r>
-        <w:rPr>
-          <w:b/>
-          <w:bCs/>
-        </w:rPr>
+      </w:r>
+    </w:p>
+    <w:p>
+      <w:r>
         <w:br w:type="page"/>
       </w:r>
     </w:p>
     <w:p>
       <w:pPr>
         <w:jc w:val="center"/>
+      </w:pPr>
+      <w:r>
         <w:rPr>
           <w:b/>
           <w:bCs/>
           <w:sz w:val="28"/>
           <w:szCs w:val="28"/>
         </w:rPr>
-      </w:pPr>
+        <w:lastRenderedPageBreak/>
+        <w:t xml:space="preserve">6. </w:t>
+      </w:r>
+      <w:proofErr w:type="spellStart"/>
       <w:r>
         <w:rPr>
           <w:b/>
@@ -949,29 +5208,346 @@
           <w:sz w:val="28"/>
           <w:szCs w:val="28"/>
         </w:rPr>
-        <w:lastRenderedPageBreak/>
-        <w:t>4. Preprocesado de los datos</w:t>
-      </w:r>
-    </w:p>
-    <w:p>
-      <w:r>
-        <w:t>4.1 Eliminación de imágenes corruptas</w:t>
-      </w:r>
-      <w:r>
+        <w:t>Experimentation</w:t>
+      </w:r>
+      <w:proofErr w:type="spellEnd"/>
+    </w:p>
+    <w:p>
+      <w:pPr>
+        <w:rPr>
+          <w:i/>
+          <w:iCs/>
+          <w:sz w:val="26"/>
+          <w:szCs w:val="26"/>
+          <w:u w:val="single"/>
+        </w:rPr>
+      </w:pPr>
+      <w:r>
+        <w:rPr>
+          <w:i/>
+          <w:iCs/>
+          <w:sz w:val="26"/>
+          <w:szCs w:val="26"/>
+          <w:u w:val="single"/>
+        </w:rPr>
+        <w:t xml:space="preserve">6.1 </w:t>
+      </w:r>
+      <w:proofErr w:type="spellStart"/>
+      <w:r>
+        <w:rPr>
+          <w:i/>
+          <w:iCs/>
+          <w:sz w:val="26"/>
+          <w:szCs w:val="26"/>
+          <w:u w:val="single"/>
+        </w:rPr>
+        <w:t>Comparison</w:t>
+      </w:r>
+      <w:proofErr w:type="spellEnd"/>
+      <w:r>
+        <w:rPr>
+          <w:i/>
+          <w:iCs/>
+          <w:sz w:val="26"/>
+          <w:szCs w:val="26"/>
+          <w:u w:val="single"/>
+        </w:rPr>
+        <w:t xml:space="preserve"> </w:t>
+      </w:r>
+      <w:proofErr w:type="spellStart"/>
+      <w:r>
+        <w:rPr>
+          <w:i/>
+          <w:iCs/>
+          <w:sz w:val="26"/>
+          <w:szCs w:val="26"/>
+          <w:u w:val="single"/>
+        </w:rPr>
+        <w:t>between</w:t>
+      </w:r>
+      <w:proofErr w:type="spellEnd"/>
+      <w:r>
+        <w:rPr>
+          <w:i/>
+          <w:iCs/>
+          <w:sz w:val="26"/>
+          <w:szCs w:val="26"/>
+          <w:u w:val="single"/>
+        </w:rPr>
+        <w:t xml:space="preserve"> a </w:t>
+      </w:r>
+      <w:proofErr w:type="spellStart"/>
+      <w:r>
+        <w:rPr>
+          <w:i/>
+          <w:iCs/>
+          <w:sz w:val="26"/>
+          <w:szCs w:val="26"/>
+          <w:u w:val="single"/>
+        </w:rPr>
+        <w:t>model</w:t>
+      </w:r>
+      <w:proofErr w:type="spellEnd"/>
+      <w:r>
+        <w:rPr>
+          <w:i/>
+          <w:iCs/>
+          <w:sz w:val="26"/>
+          <w:szCs w:val="26"/>
+          <w:u w:val="single"/>
+        </w:rPr>
+        <w:t xml:space="preserve"> </w:t>
+      </w:r>
+      <w:proofErr w:type="spellStart"/>
+      <w:r>
+        <w:rPr>
+          <w:i/>
+          <w:iCs/>
+          <w:sz w:val="26"/>
+          <w:szCs w:val="26"/>
+          <w:u w:val="single"/>
+        </w:rPr>
+        <w:t>trained</w:t>
+      </w:r>
+      <w:proofErr w:type="spellEnd"/>
+      <w:r>
+        <w:rPr>
+          <w:i/>
+          <w:iCs/>
+          <w:sz w:val="26"/>
+          <w:szCs w:val="26"/>
+          <w:u w:val="single"/>
+        </w:rPr>
+        <w:t xml:space="preserve"> </w:t>
+      </w:r>
+      <w:proofErr w:type="spellStart"/>
+      <w:r>
+        <w:rPr>
+          <w:i/>
+          <w:iCs/>
+          <w:sz w:val="26"/>
+          <w:szCs w:val="26"/>
+          <w:u w:val="single"/>
+        </w:rPr>
+        <w:t>from</w:t>
+      </w:r>
+      <w:proofErr w:type="spellEnd"/>
+      <w:r>
+        <w:rPr>
+          <w:i/>
+          <w:iCs/>
+          <w:sz w:val="26"/>
+          <w:szCs w:val="26"/>
+          <w:u w:val="single"/>
+        </w:rPr>
+        <w:t xml:space="preserve"> </w:t>
+      </w:r>
+      <w:proofErr w:type="spellStart"/>
+      <w:r>
+        <w:rPr>
+          <w:i/>
+          <w:iCs/>
+          <w:sz w:val="26"/>
+          <w:szCs w:val="26"/>
+          <w:u w:val="single"/>
+        </w:rPr>
+        <w:t>scratch</w:t>
+      </w:r>
+      <w:proofErr w:type="spellEnd"/>
+      <w:r>
+        <w:rPr>
+          <w:i/>
+          <w:iCs/>
+          <w:sz w:val="26"/>
+          <w:szCs w:val="26"/>
+          <w:u w:val="single"/>
+        </w:rPr>
+        <w:t xml:space="preserve"> and a </w:t>
+      </w:r>
+      <w:proofErr w:type="spellStart"/>
+      <w:r>
+        <w:rPr>
+          <w:i/>
+          <w:iCs/>
+          <w:sz w:val="26"/>
+          <w:szCs w:val="26"/>
+          <w:u w:val="single"/>
+        </w:rPr>
+        <w:t>pre-trained</w:t>
+      </w:r>
+      <w:proofErr w:type="spellEnd"/>
+      <w:r>
+        <w:rPr>
+          <w:i/>
+          <w:iCs/>
+          <w:sz w:val="26"/>
+          <w:szCs w:val="26"/>
+          <w:u w:val="single"/>
+        </w:rPr>
+        <w:t xml:space="preserve"> </w:t>
+      </w:r>
+      <w:proofErr w:type="spellStart"/>
+      <w:r>
+        <w:rPr>
+          <w:i/>
+          <w:iCs/>
+          <w:sz w:val="26"/>
+          <w:szCs w:val="26"/>
+          <w:u w:val="single"/>
+        </w:rPr>
+        <w:t>model</w:t>
+      </w:r>
+      <w:proofErr w:type="spellEnd"/>
+      <w:r>
+        <w:rPr>
+          <w:i/>
+          <w:iCs/>
+          <w:sz w:val="26"/>
+          <w:szCs w:val="26"/>
+          <w:u w:val="single"/>
+        </w:rPr>
         <w:br/>
-        <w:t>4.2 Eliminación de países con pocas imágenes</w:t>
-      </w:r>
-      <w:r>
+        <w:t xml:space="preserve">6.2 </w:t>
+      </w:r>
+      <w:proofErr w:type="spellStart"/>
+      <w:r>
+        <w:rPr>
+          <w:i/>
+          <w:iCs/>
+          <w:sz w:val="26"/>
+          <w:szCs w:val="26"/>
+          <w:u w:val="single"/>
+        </w:rPr>
+        <w:t>Comparison</w:t>
+      </w:r>
+      <w:proofErr w:type="spellEnd"/>
+      <w:r>
+        <w:rPr>
+          <w:i/>
+          <w:iCs/>
+          <w:sz w:val="26"/>
+          <w:szCs w:val="26"/>
+          <w:u w:val="single"/>
+        </w:rPr>
+        <w:t xml:space="preserve"> with and </w:t>
+      </w:r>
+      <w:proofErr w:type="spellStart"/>
+      <w:r>
+        <w:rPr>
+          <w:i/>
+          <w:iCs/>
+          <w:sz w:val="26"/>
+          <w:szCs w:val="26"/>
+          <w:u w:val="single"/>
+        </w:rPr>
+        <w:t>without</w:t>
+      </w:r>
+      <w:proofErr w:type="spellEnd"/>
+      <w:r>
+        <w:rPr>
+          <w:i/>
+          <w:iCs/>
+          <w:sz w:val="26"/>
+          <w:szCs w:val="26"/>
+          <w:u w:val="single"/>
+        </w:rPr>
+        <w:t xml:space="preserve"> Data </w:t>
+      </w:r>
+      <w:proofErr w:type="spellStart"/>
+      <w:r>
+        <w:rPr>
+          <w:i/>
+          <w:iCs/>
+          <w:sz w:val="26"/>
+          <w:szCs w:val="26"/>
+          <w:u w:val="single"/>
+        </w:rPr>
+        <w:t>Augmentation</w:t>
+      </w:r>
+      <w:proofErr w:type="spellEnd"/>
+      <w:r>
+        <w:rPr>
+          <w:i/>
+          <w:iCs/>
+          <w:sz w:val="26"/>
+          <w:szCs w:val="26"/>
+          <w:u w:val="single"/>
+        </w:rPr>
         <w:br/>
-        <w:t>4.3 Comprobación del tamaño y formato de las imágenes</w:t>
-      </w:r>
-      <w:r>
+        <w:t>6.3 Fine-</w:t>
+      </w:r>
+      <w:proofErr w:type="spellStart"/>
+      <w:r>
+        <w:rPr>
+          <w:i/>
+          <w:iCs/>
+          <w:sz w:val="26"/>
+          <w:szCs w:val="26"/>
+          <w:u w:val="single"/>
+        </w:rPr>
+        <w:t>tuning</w:t>
+      </w:r>
+      <w:proofErr w:type="spellEnd"/>
+      <w:r>
+        <w:rPr>
+          <w:i/>
+          <w:iCs/>
+          <w:sz w:val="26"/>
+          <w:szCs w:val="26"/>
+          <w:u w:val="single"/>
+        </w:rPr>
         <w:br/>
-        <w:t>4.4 Balanceo del conjunto de datos</w:t>
-      </w:r>
-      <w:r>
+        <w:t xml:space="preserve">6.4 Training of the final </w:t>
+      </w:r>
+      <w:proofErr w:type="spellStart"/>
+      <w:r>
+        <w:rPr>
+          <w:i/>
+          <w:iCs/>
+          <w:sz w:val="26"/>
+          <w:szCs w:val="26"/>
+          <w:u w:val="single"/>
+        </w:rPr>
+        <w:t>model</w:t>
+      </w:r>
+      <w:proofErr w:type="spellEnd"/>
+      <w:r>
+        <w:rPr>
+          <w:i/>
+          <w:iCs/>
+          <w:sz w:val="26"/>
+          <w:szCs w:val="26"/>
+          <w:u w:val="single"/>
+        </w:rPr>
         <w:br/>
-        <w:t>4.5 División en entrenamiento, validación y prueba</w:t>
+        <w:t xml:space="preserve">6.5 Model </w:t>
+      </w:r>
+      <w:proofErr w:type="spellStart"/>
+      <w:r>
+        <w:rPr>
+          <w:i/>
+          <w:iCs/>
+          <w:sz w:val="26"/>
+          <w:szCs w:val="26"/>
+          <w:u w:val="single"/>
+        </w:rPr>
+        <w:t>testing</w:t>
+      </w:r>
+      <w:proofErr w:type="spellEnd"/>
+      <w:r>
+        <w:rPr>
+          <w:i/>
+          <w:iCs/>
+          <w:sz w:val="26"/>
+          <w:szCs w:val="26"/>
+          <w:u w:val="single"/>
+        </w:rPr>
+        <w:t xml:space="preserve"> </w:t>
+      </w:r>
+    </w:p>
+    <w:p>
+      <w:r>
+        <w:br/>
       </w:r>
     </w:p>
     <w:p/>
@@ -993,13 +5569,22 @@
     <w:p>
       <w:pPr>
         <w:jc w:val="center"/>
+        <w:rPr>
+          <w:b/>
+          <w:bCs/>
+        </w:rPr>
+      </w:pPr>
+      <w:r>
         <w:rPr>
           <w:b/>
           <w:bCs/>
           <w:sz w:val="28"/>
           <w:szCs w:val="28"/>
         </w:rPr>
-      </w:pPr>
+        <w:lastRenderedPageBreak/>
+        <w:t xml:space="preserve">7. </w:t>
+      </w:r>
+      <w:proofErr w:type="spellStart"/>
       <w:r>
         <w:rPr>
           <w:b/>
@@ -1007,53 +5592,19 @@
           <w:sz w:val="28"/>
           <w:szCs w:val="28"/>
         </w:rPr>
-        <w:lastRenderedPageBreak/>
-        <w:t>5. Metodología</w:t>
-      </w:r>
-    </w:p>
-    <w:p>
-      <w:r>
-        <w:t>5.1 Entorno de desarrollo</w:t>
-      </w:r>
-      <w:r>
-        <w:br/>
-        <w:t>5.2 Arquitectura del modelo</w:t>
-      </w:r>
-      <w:r>
-        <w:br/>
-        <w:t>5.3 Configuración del entrenamiento</w:t>
-      </w:r>
-      <w:r>
-        <w:br/>
-        <w:t>5.4 Flujo completo del proyecto</w:t>
-      </w:r>
-    </w:p>
-    <w:p/>
-    <w:p>
-      <w:pPr>
-        <w:rPr>
-          <w:b/>
-          <w:bCs/>
-        </w:rPr>
-      </w:pPr>
-      <w:r>
-        <w:rPr>
-          <w:b/>
-          <w:bCs/>
-        </w:rPr>
-        <w:br w:type="page"/>
-      </w:r>
-    </w:p>
-    <w:p>
-      <w:pPr>
-        <w:jc w:val="center"/>
+        <w:t>Results</w:t>
+      </w:r>
+      <w:proofErr w:type="spellEnd"/>
+      <w:r>
         <w:rPr>
           <w:b/>
           <w:bCs/>
           <w:sz w:val="28"/>
           <w:szCs w:val="28"/>
         </w:rPr>
-      </w:pPr>
+        <w:t xml:space="preserve"> and </w:t>
+      </w:r>
+      <w:proofErr w:type="spellStart"/>
       <w:r>
         <w:rPr>
           <w:b/>
@@ -1061,34 +5612,113 @@
           <w:sz w:val="28"/>
           <w:szCs w:val="28"/>
         </w:rPr>
-        <w:lastRenderedPageBreak/>
-        <w:t>6. Experimentación</w:t>
-      </w:r>
-    </w:p>
-    <w:p>
-      <w:r>
-        <w:t>6.1 Comparación entre modelo desde cero y modelo preentrenado</w:t>
-      </w:r>
-    </w:p>
-    <w:p>
-      <w:r>
-        <w:t>6.2 Comparación con y sin Data Augmentation</w:t>
-      </w:r>
-    </w:p>
-    <w:p>
-      <w:r>
-        <w:t>6.3 Fine Tuning</w:t>
-      </w:r>
-    </w:p>
-    <w:p>
-      <w:r>
-        <w:t>6.4 Entrenamiento del modelo final</w:t>
-      </w:r>
-    </w:p>
-    <w:p>
-      <w:r>
-        <w:t>6.5 Pruebas del modelo</w:t>
-      </w:r>
+        <w:t>discussion</w:t>
+      </w:r>
+      <w:proofErr w:type="spellEnd"/>
+    </w:p>
+    <w:p>
+      <w:pPr>
+        <w:rPr>
+          <w:sz w:val="26"/>
+          <w:szCs w:val="26"/>
+          <w:u w:val="single"/>
+        </w:rPr>
+      </w:pPr>
+      <w:r>
+        <w:br/>
+      </w:r>
+      <w:r>
+        <w:rPr>
+          <w:sz w:val="26"/>
+          <w:szCs w:val="26"/>
+          <w:u w:val="single"/>
+        </w:rPr>
+        <w:t xml:space="preserve">7.1 </w:t>
+      </w:r>
+      <w:proofErr w:type="spellStart"/>
+      <w:r>
+        <w:rPr>
+          <w:sz w:val="26"/>
+          <w:szCs w:val="26"/>
+          <w:u w:val="single"/>
+        </w:rPr>
+        <w:t>Obtained</w:t>
+      </w:r>
+      <w:proofErr w:type="spellEnd"/>
+      <w:r>
+        <w:rPr>
+          <w:sz w:val="26"/>
+          <w:szCs w:val="26"/>
+          <w:u w:val="single"/>
+        </w:rPr>
+        <w:t xml:space="preserve"> </w:t>
+      </w:r>
+      <w:proofErr w:type="spellStart"/>
+      <w:r>
+        <w:rPr>
+          <w:sz w:val="26"/>
+          <w:szCs w:val="26"/>
+          <w:u w:val="single"/>
+        </w:rPr>
+        <w:t>results</w:t>
+      </w:r>
+      <w:proofErr w:type="spellEnd"/>
+      <w:r>
+        <w:rPr>
+          <w:sz w:val="26"/>
+          <w:szCs w:val="26"/>
+          <w:u w:val="single"/>
+        </w:rPr>
+        <w:br/>
+        <w:t xml:space="preserve">7.2 </w:t>
+      </w:r>
+      <w:proofErr w:type="spellStart"/>
+      <w:r>
+        <w:rPr>
+          <w:sz w:val="26"/>
+          <w:szCs w:val="26"/>
+          <w:u w:val="single"/>
+        </w:rPr>
+        <w:t>Analysis</w:t>
+      </w:r>
+      <w:proofErr w:type="spellEnd"/>
+      <w:r>
+        <w:rPr>
+          <w:sz w:val="26"/>
+          <w:szCs w:val="26"/>
+          <w:u w:val="single"/>
+        </w:rPr>
+        <w:t xml:space="preserve"> of the </w:t>
+      </w:r>
+      <w:proofErr w:type="spellStart"/>
+      <w:r>
+        <w:rPr>
+          <w:sz w:val="26"/>
+          <w:szCs w:val="26"/>
+          <w:u w:val="single"/>
+        </w:rPr>
+        <w:t>results</w:t>
+      </w:r>
+      <w:proofErr w:type="spellEnd"/>
+      <w:r>
+        <w:rPr>
+          <w:sz w:val="26"/>
+          <w:szCs w:val="26"/>
+          <w:u w:val="single"/>
+        </w:rPr>
+        <w:br/>
+        <w:t xml:space="preserve">7.3 Model </w:t>
+      </w:r>
+      <w:proofErr w:type="spellStart"/>
+      <w:r>
+        <w:rPr>
+          <w:sz w:val="26"/>
+          <w:szCs w:val="26"/>
+          <w:u w:val="single"/>
+        </w:rPr>
+        <w:t>limitations</w:t>
+      </w:r>
+      <w:proofErr w:type="spellEnd"/>
     </w:p>
     <w:p/>
     <w:p>
@@ -1109,13 +5739,18 @@
     <w:p>
       <w:pPr>
         <w:jc w:val="center"/>
+      </w:pPr>
+      <w:r>
         <w:rPr>
           <w:b/>
           <w:bCs/>
           <w:sz w:val="28"/>
           <w:szCs w:val="28"/>
         </w:rPr>
-      </w:pPr>
+        <w:lastRenderedPageBreak/>
+        <w:t xml:space="preserve">8. </w:t>
+      </w:r>
+      <w:proofErr w:type="spellStart"/>
       <w:r>
         <w:rPr>
           <w:b/>
@@ -1123,51 +5758,19 @@
           <w:sz w:val="28"/>
           <w:szCs w:val="28"/>
         </w:rPr>
-        <w:lastRenderedPageBreak/>
-        <w:t>7. Resultados y discusión</w:t>
-      </w:r>
-    </w:p>
-    <w:p>
-      <w:r>
-        <w:t>7.1 Resultados obtenidos</w:t>
-      </w:r>
-    </w:p>
-    <w:p>
-      <w:r>
-        <w:t>7.2 Análisis de los resultados</w:t>
-      </w:r>
-    </w:p>
-    <w:p>
-      <w:r>
-        <w:t>7.3 Limitaciones del modelo</w:t>
-      </w:r>
-    </w:p>
-    <w:p/>
-    <w:p>
-      <w:pPr>
-        <w:rPr>
-          <w:b/>
-          <w:bCs/>
-        </w:rPr>
-      </w:pPr>
-      <w:r>
-        <w:rPr>
-          <w:b/>
-          <w:bCs/>
-        </w:rPr>
-        <w:br w:type="page"/>
-      </w:r>
-    </w:p>
-    <w:p>
-      <w:pPr>
-        <w:jc w:val="center"/>
+        <w:t>Conclusions</w:t>
+      </w:r>
+      <w:proofErr w:type="spellEnd"/>
+      <w:r>
         <w:rPr>
           <w:b/>
           <w:bCs/>
           <w:sz w:val="28"/>
           <w:szCs w:val="28"/>
         </w:rPr>
-      </w:pPr>
+        <w:t xml:space="preserve"> and future </w:t>
+      </w:r>
+      <w:proofErr w:type="spellStart"/>
       <w:r>
         <w:rPr>
           <w:b/>
@@ -1175,44 +5778,117 @@
           <w:sz w:val="28"/>
           <w:szCs w:val="28"/>
         </w:rPr>
-        <w:lastRenderedPageBreak/>
-        <w:t>8. Conclusiones y trabajo futuro</w:t>
-      </w:r>
-    </w:p>
-    <w:p>
-      <w:r>
-        <w:t>8.1 Conclusiones</w:t>
-      </w:r>
-    </w:p>
-    <w:p>
-      <w:r>
-        <w:t>8.2 Aplicaciones del modelo</w:t>
-      </w:r>
-    </w:p>
-    <w:p>
-      <w:r>
-        <w:t>8.3 Líneas futuras de investigación</w:t>
-      </w:r>
+        <w:t>work</w:t>
+      </w:r>
+      <w:proofErr w:type="spellEnd"/>
+    </w:p>
+    <w:p>
+      <w:pPr>
+        <w:rPr>
+          <w:i/>
+          <w:iCs/>
+          <w:sz w:val="26"/>
+          <w:szCs w:val="26"/>
+          <w:u w:val="single"/>
+        </w:rPr>
+      </w:pPr>
+      <w:r>
+        <w:br/>
+      </w:r>
+      <w:r>
+        <w:rPr>
+          <w:i/>
+          <w:iCs/>
+          <w:sz w:val="26"/>
+          <w:szCs w:val="26"/>
+          <w:u w:val="single"/>
+        </w:rPr>
+        <w:t xml:space="preserve">8.1 </w:t>
+      </w:r>
+      <w:proofErr w:type="spellStart"/>
+      <w:r>
+        <w:rPr>
+          <w:i/>
+          <w:iCs/>
+          <w:sz w:val="26"/>
+          <w:szCs w:val="26"/>
+          <w:u w:val="single"/>
+        </w:rPr>
+        <w:t>Conclusions</w:t>
+      </w:r>
+      <w:proofErr w:type="spellEnd"/>
+      <w:r>
+        <w:rPr>
+          <w:i/>
+          <w:iCs/>
+          <w:sz w:val="26"/>
+          <w:szCs w:val="26"/>
+          <w:u w:val="single"/>
+        </w:rPr>
+        <w:br/>
+        <w:t xml:space="preserve">8.2 Model </w:t>
+      </w:r>
+      <w:proofErr w:type="spellStart"/>
+      <w:r>
+        <w:rPr>
+          <w:i/>
+          <w:iCs/>
+          <w:sz w:val="26"/>
+          <w:szCs w:val="26"/>
+          <w:u w:val="single"/>
+        </w:rPr>
+        <w:t>applications</w:t>
+      </w:r>
+      <w:proofErr w:type="spellEnd"/>
+      <w:r>
+        <w:rPr>
+          <w:i/>
+          <w:iCs/>
+          <w:sz w:val="26"/>
+          <w:szCs w:val="26"/>
+          <w:u w:val="single"/>
+        </w:rPr>
+        <w:br/>
+        <w:t xml:space="preserve">8.3 Future </w:t>
+      </w:r>
+      <w:proofErr w:type="spellStart"/>
+      <w:r>
+        <w:rPr>
+          <w:i/>
+          <w:iCs/>
+          <w:sz w:val="26"/>
+          <w:szCs w:val="26"/>
+          <w:u w:val="single"/>
+        </w:rPr>
+        <w:t>research</w:t>
+      </w:r>
+      <w:proofErr w:type="spellEnd"/>
+      <w:r>
+        <w:rPr>
+          <w:i/>
+          <w:iCs/>
+          <w:sz w:val="26"/>
+          <w:szCs w:val="26"/>
+          <w:u w:val="single"/>
+        </w:rPr>
+        <w:t xml:space="preserve"> </w:t>
+      </w:r>
+      <w:proofErr w:type="spellStart"/>
+      <w:r>
+        <w:rPr>
+          <w:i/>
+          <w:iCs/>
+          <w:sz w:val="26"/>
+          <w:szCs w:val="26"/>
+          <w:u w:val="single"/>
+        </w:rPr>
+        <w:t>directions</w:t>
+      </w:r>
+      <w:proofErr w:type="spellEnd"/>
     </w:p>
     <w:p/>
     <w:p>
       <w:pPr>
-        <w:rPr>
-          <w:b/>
-          <w:bCs/>
-        </w:rPr>
-      </w:pPr>
-      <w:r>
-        <w:rPr>
-          <w:b/>
-          <w:bCs/>
-        </w:rPr>
-        <w:br w:type="page"/>
-      </w:r>
-    </w:p>
-    <w:p>
-      <w:pPr>
-        <w:jc w:val="center"/>
         <w:rPr>
           <w:b/>
           <w:bCs/>
@@ -1227,23 +5903,6 @@
           <w:sz w:val="28"/>
           <w:szCs w:val="28"/>
         </w:rPr>
-        <w:lastRenderedPageBreak/>
-        <w:t>9. Bibliografía</w:t>
-      </w:r>
-    </w:p>
-    <w:p/>
-    <w:p>
-      <w:pPr>
-        <w:rPr>
-          <w:b/>
-          <w:bCs/>
-        </w:rPr>
-      </w:pPr>
-      <w:r>
-        <w:rPr>
-          <w:b/>
-          <w:bCs/>
-        </w:rPr>
         <w:br w:type="page"/>
       </w:r>
     </w:p>
@@ -1265,25 +5924,228 @@
           <w:szCs w:val="28"/>
         </w:rPr>
         <w:lastRenderedPageBreak/>
-        <w:t>10. Anexos</w:t>
-      </w:r>
-    </w:p>
-    <w:p>
-      <w:r>
-        <w:t>10.1 Código desarrollado</w:t>
-      </w:r>
-    </w:p>
-    <w:p>
-      <w:r>
-        <w:t>10.2 Configuración del entorno</w:t>
-      </w:r>
-    </w:p>
-    <w:p>
-      <w:r>
-        <w:t>10.3 Recursos utilizados</w:t>
-      </w:r>
+        <w:t xml:space="preserve">9. </w:t>
+      </w:r>
+      <w:proofErr w:type="spellStart"/>
+      <w:r>
+        <w:rPr>
+          <w:b/>
+          <w:bCs/>
+          <w:sz w:val="28"/>
+          <w:szCs w:val="28"/>
+        </w:rPr>
+        <w:t>References</w:t>
+      </w:r>
+      <w:proofErr w:type="spellEnd"/>
     </w:p>
     <w:p/>
+    <w:p>
+      <w:pPr>
+        <w:rPr>
+          <w:b/>
+          <w:bCs/>
+          <w:sz w:val="28"/>
+          <w:szCs w:val="28"/>
+        </w:rPr>
+      </w:pPr>
+      <w:r>
+        <w:rPr>
+          <w:b/>
+          <w:bCs/>
+          <w:sz w:val="28"/>
+          <w:szCs w:val="28"/>
+        </w:rPr>
+        <w:br w:type="page"/>
+      </w:r>
+    </w:p>
+    <w:p>
+      <w:pPr>
+        <w:jc w:val="center"/>
+        <w:rPr>
+          <w:b/>
+          <w:bCs/>
+          <w:sz w:val="28"/>
+          <w:szCs w:val="28"/>
+        </w:rPr>
+      </w:pPr>
+      <w:r>
+        <w:rPr>
+          <w:b/>
+          <w:bCs/>
+          <w:sz w:val="28"/>
+          <w:szCs w:val="28"/>
+        </w:rPr>
+        <w:lastRenderedPageBreak/>
+        <w:t xml:space="preserve">10. </w:t>
+      </w:r>
+      <w:proofErr w:type="spellStart"/>
+      <w:r>
+        <w:rPr>
+          <w:b/>
+          <w:bCs/>
+          <w:sz w:val="28"/>
+          <w:szCs w:val="28"/>
+        </w:rPr>
+        <w:t>Appendices</w:t>
+      </w:r>
+      <w:proofErr w:type="spellEnd"/>
+    </w:p>
+    <w:p>
+      <w:pPr>
+        <w:rPr>
+          <w:i/>
+          <w:iCs/>
+          <w:sz w:val="26"/>
+          <w:szCs w:val="26"/>
+          <w:u w:val="single"/>
+        </w:rPr>
+      </w:pPr>
+      <w:r>
+        <w:br/>
+      </w:r>
+      <w:r>
+        <w:rPr>
+          <w:i/>
+          <w:iCs/>
+          <w:sz w:val="26"/>
+          <w:szCs w:val="26"/>
+          <w:u w:val="single"/>
+        </w:rPr>
+        <w:t xml:space="preserve">10.1 </w:t>
+      </w:r>
+      <w:proofErr w:type="spellStart"/>
+      <w:r>
+        <w:rPr>
+          <w:i/>
+          <w:iCs/>
+          <w:sz w:val="26"/>
+          <w:szCs w:val="26"/>
+          <w:u w:val="single"/>
+        </w:rPr>
+        <w:t>Developed</w:t>
+      </w:r>
+      <w:proofErr w:type="spellEnd"/>
+      <w:r>
+        <w:rPr>
+          <w:i/>
+          <w:iCs/>
+          <w:sz w:val="26"/>
+          <w:szCs w:val="26"/>
+          <w:u w:val="single"/>
+        </w:rPr>
+        <w:t xml:space="preserve"> </w:t>
+      </w:r>
+      <w:proofErr w:type="spellStart"/>
+      <w:r>
+        <w:rPr>
+          <w:i/>
+          <w:iCs/>
+          <w:sz w:val="26"/>
+          <w:szCs w:val="26"/>
+          <w:u w:val="single"/>
+        </w:rPr>
+        <w:t>code</w:t>
+      </w:r>
+      <w:proofErr w:type="spellEnd"/>
+      <w:r>
+        <w:rPr>
+          <w:i/>
+          <w:iCs/>
+          <w:sz w:val="26"/>
+          <w:szCs w:val="26"/>
+          <w:u w:val="single"/>
+        </w:rPr>
+        <w:br/>
+        <w:t xml:space="preserve">10.2 </w:t>
+      </w:r>
+      <w:proofErr w:type="spellStart"/>
+      <w:r>
+        <w:rPr>
+          <w:i/>
+          <w:iCs/>
+          <w:sz w:val="26"/>
+          <w:szCs w:val="26"/>
+          <w:u w:val="single"/>
+        </w:rPr>
+        <w:t>Environment</w:t>
+      </w:r>
+      <w:proofErr w:type="spellEnd"/>
+      <w:r>
+        <w:rPr>
+          <w:i/>
+          <w:iCs/>
+          <w:sz w:val="26"/>
+          <w:szCs w:val="26"/>
+          <w:u w:val="single"/>
+        </w:rPr>
+        <w:t xml:space="preserve"> </w:t>
+      </w:r>
+      <w:proofErr w:type="spellStart"/>
+      <w:r>
+        <w:rPr>
+          <w:i/>
+          <w:iCs/>
+          <w:sz w:val="26"/>
+          <w:szCs w:val="26"/>
+          <w:u w:val="single"/>
+        </w:rPr>
+        <w:t>configuration</w:t>
+      </w:r>
+      <w:proofErr w:type="spellEnd"/>
+      <w:r>
+        <w:rPr>
+          <w:i/>
+          <w:iCs/>
+          <w:sz w:val="26"/>
+          <w:szCs w:val="26"/>
+          <w:u w:val="single"/>
+        </w:rPr>
+        <w:br/>
+        <w:t xml:space="preserve">10.3 </w:t>
+      </w:r>
+      <w:proofErr w:type="spellStart"/>
+      <w:r>
+        <w:rPr>
+          <w:i/>
+          <w:iCs/>
+          <w:sz w:val="26"/>
+          <w:szCs w:val="26"/>
+          <w:u w:val="single"/>
+        </w:rPr>
+        <w:t>Resources</w:t>
+      </w:r>
+      <w:proofErr w:type="spellEnd"/>
+      <w:r>
+        <w:rPr>
+          <w:i/>
+          <w:iCs/>
+          <w:sz w:val="26"/>
+          <w:szCs w:val="26"/>
+          <w:u w:val="single"/>
+        </w:rPr>
+        <w:t xml:space="preserve"> </w:t>
+      </w:r>
+      <w:proofErr w:type="spellStart"/>
+      <w:r>
+        <w:rPr>
+          <w:i/>
+          <w:iCs/>
+          <w:sz w:val="26"/>
+          <w:szCs w:val="26"/>
+          <w:u w:val="single"/>
+        </w:rPr>
+        <w:t>used</w:t>
+      </w:r>
+      <w:proofErr w:type="spellEnd"/>
+    </w:p>
+    <w:p>
+      <w:pPr>
+        <w:rPr>
+          <w:b/>
+          <w:bCs/>
+        </w:rPr>
+      </w:pPr>
+    </w:p>
     <w:p/>
     <w:sectPr>
       <w:pgSz w:w="11906" w:h="16838"/>
@@ -2400,6 +7262,7 @@
   <w:style w:type="paragraph" w:default="1" w:styleId="Normal">
     <w:name w:val="Normal"/>
     <w:qFormat/>
+    <w:rsid w:val="004A0312"/>
   </w:style>
   <w:style w:type="paragraph" w:styleId="Ttulo1">
     <w:name w:val="heading 1"/>
